--- a/output/tbl-ttt/tbl-ttt.docx
+++ b/output/tbl-ttt/tbl-ttt.docx
@@ -2,14 +2,6 @@
 <file path=word/document.xml><?xml version="1.0" encoding="utf-8"?>
 <w:document xmlns:wpc="http://schemas.microsoft.com/office/word/2010/wordprocessingCanvas" xmlns:cx="http://schemas.microsoft.com/office/drawing/2014/chartex" xmlns:cx1="http://schemas.microsoft.com/office/drawing/2015/9/8/chartex" xmlns:cx2="http://schemas.microsoft.com/office/drawing/2015/10/21/chartex" xmlns:cx3="http://schemas.microsoft.com/office/drawing/2016/5/9/chartex" xmlns:cx4="http://schemas.microsoft.com/office/drawing/2016/5/10/chartex" xmlns:cx5="http://schemas.microsoft.com/office/drawing/2016/5/11/chartex" xmlns:cx6="http://schemas.microsoft.com/office/drawing/2016/5/12/chartex" xmlns:cx7="http://schemas.microsoft.com/office/drawing/2016/5/13/chartex" xmlns:cx8="http://schemas.microsoft.com/office/drawing/2016/5/14/chartex" xmlns:mc="http://schemas.openxmlformats.org/markup-compatibility/2006" xmlns:aink="http://schemas.microsoft.com/office/drawing/2016/ink" xmlns:am3d="http://schemas.microsoft.com/office/drawing/2017/model3d" xmlns:o="urn:schemas-microsoft-com:office:office" xmlns:r="http://schemas.openxmlformats.org/officeDocument/2006/relationships" xmlns:m="http://schemas.openxmlformats.org/officeDocument/2006/math" xmlns:v="urn:schemas-microsoft-com:vml" xmlns:wp14="http://schemas.microsoft.com/office/word/2010/wordprocessingDrawing" xmlns:wp="http://schemas.openxmlformats.org/drawingml/2006/wordprocessingDrawing" xmlns:w10="urn:schemas-microsoft-com:office:word" xmlns:w="http://schemas.openxmlformats.org/wordprocessingml/2006/main" xmlns:w14="http://schemas.microsoft.com/office/word/2010/wordml" xmlns:w15="http://schemas.microsoft.com/office/word/2012/wordml" xmlns:w16cex="http://schemas.microsoft.com/office/word/2018/wordml/cex" xmlns:w16cid="http://schemas.microsoft.com/office/word/2016/wordml/cid" xmlns:w16="http://schemas.microsoft.com/office/word/2018/wordml" xmlns:w16se="http://schemas.microsoft.com/office/word/2015/wordml/symex" xmlns:wpg="http://schemas.microsoft.com/office/word/2010/wordprocessingGroup" xmlns:wpi="http://schemas.microsoft.com/office/word/2010/wordprocessingInk" xmlns:wne="http://schemas.microsoft.com/office/word/2006/wordml" xmlns:wps="http://schemas.microsoft.com/office/word/2010/wordprocessingShape" mc:Ignorable="w14 w15 w16se w16cid w16 w16cex wp14">
   <w:body>
-    <w:p>
-      <w:pPr>
-        <w:pStyle w:val="Normal"/>
-      </w:pPr>
-      <w:r>
-        <w:t xml:space="preserve"/>
-      </w:r>
-    </w:p>
     <w:tbl xmlns:a="http://schemas.openxmlformats.org/drawingml/2006/main" xmlns:pic="http://schemas.openxmlformats.org/drawingml/2006/picture">
       <w:tblPr>
         <w:tblLayout w:type="autofit"/>
@@ -8058,10 +8050,11 @@
       </w:tr>
     </w:tbl>
     <w:sectPr>
-      <w:pgMar w:header="708" w:bottom="1417" w:top="1417" w:right="1417" w:left="1417" w:footer="708" w:gutter="0"/>
-      <w:pgSz w:h="16838" w:w="11906" w:orient="portrait"/>
       <w:type w:val="continuous"/>
-      <w:cols/>
+      <w:pgSz w:w="11900" w:h="16840"/>
+      <w:pgMar w:top="1417" w:right="1417" w:bottom="1417" w:left="1417" w:header="708" w:footer="708" w:gutter="0"/>
+      <w:cols w:space="708"/>
+      <w:docGrid w:linePitch="360"/>
     </w:sectPr>
   </w:body>
 </w:document>

--- a/output/tbl-ttt/tbl-ttt.docx
+++ b/output/tbl-ttt/tbl-ttt.docx
@@ -30,7 +30,7 @@
               <w:left w:w="0" w:type="dxa"/>
               <w:right w:w="0" w:type="dxa"/>
             </w:tcMar>
-            <w:vAlign w:val="center"/>
+            <w:vAlign w:val="bottom"/>
           </w:tcPr>
           <w:p>
             <w:pPr>
@@ -74,7 +74,7 @@
           <w:tcPr>
             <w:gridSpan w:val="2"/>
             <w:tcBorders>
-              <w:bottom w:val="none" w:sz="0" w:space="0" w:color="000000"/>
+              <w:bottom w:val="single" w:sz="8" w:space="0" w:color="333333"/>
               <w:top w:val="none" w:sz="0" w:space="0" w:color="000000"/>
               <w:left w:val="none" w:sz="0" w:space="0" w:color="000000"/>
               <w:right w:val="none" w:sz="0" w:space="0" w:color="000000"/>
@@ -86,7 +86,7 @@
               <w:left w:w="0" w:type="dxa"/>
               <w:right w:w="0" w:type="dxa"/>
             </w:tcMar>
-            <w:vAlign w:val="center"/>
+            <w:vAlign w:val="bottom"/>
           </w:tcPr>
           <w:p>
             <w:pPr>
@@ -141,7 +141,7 @@
               <w:left w:w="0" w:type="dxa"/>
               <w:right w:w="0" w:type="dxa"/>
             </w:tcMar>
-            <w:vAlign w:val="center"/>
+            <w:vAlign w:val="bottom"/>
           </w:tcPr>
           <w:p>
             <w:pPr>
@@ -202,7 +202,7 @@
               <w:left w:w="0" w:type="dxa"/>
               <w:right w:w="0" w:type="dxa"/>
             </w:tcMar>
-            <w:vAlign w:val="center"/>
+            <w:vAlign w:val="bottom"/>
           </w:tcPr>
           <w:p>
             <w:pPr>
@@ -257,7 +257,7 @@
               <w:left w:w="0" w:type="dxa"/>
               <w:right w:w="0" w:type="dxa"/>
             </w:tcMar>
-            <w:vAlign w:val="center"/>
+            <w:vAlign w:val="bottom"/>
           </w:tcPr>
           <w:p>
             <w:pPr>
@@ -312,7 +312,7 @@
               <w:left w:w="0" w:type="dxa"/>
               <w:right w:w="0" w:type="dxa"/>
             </w:tcMar>
-            <w:vAlign w:val="center"/>
+            <w:vAlign w:val="bottom"/>
           </w:tcPr>
           <w:p>
             <w:pPr>
@@ -382,7 +382,7 @@
           <w:tcPr>
             <w:tcBorders>
               <w:bottom w:val="single" w:sz="8" w:space="0" w:color="333333"/>
-              <w:top w:val="none" w:sz="0" w:space="0" w:color="000000"/>
+              <w:top w:val="single" w:sz="8" w:space="0" w:color="333333"/>
               <w:left w:val="none" w:sz="0" w:space="0" w:color="000000"/>
               <w:right w:val="none" w:sz="0" w:space="0" w:color="000000"/>
             </w:tcBorders>
@@ -393,7 +393,7 @@
               <w:left w:w="0" w:type="dxa"/>
               <w:right w:w="0" w:type="dxa"/>
             </w:tcMar>
-            <w:vAlign w:val="center"/>
+            <w:vAlign w:val="bottom"/>
           </w:tcPr>
           <w:p>
             <w:pPr>
@@ -463,7 +463,7 @@
           <w:tcPr>
             <w:tcBorders>
               <w:bottom w:val="single" w:sz="8" w:space="0" w:color="333333"/>
-              <w:top w:val="none" w:sz="0" w:space="0" w:color="000000"/>
+              <w:top w:val="single" w:sz="8" w:space="0" w:color="333333"/>
               <w:left w:val="none" w:sz="0" w:space="0" w:color="000000"/>
               <w:right w:val="none" w:sz="0" w:space="0" w:color="000000"/>
             </w:tcBorders>
@@ -474,7 +474,7 @@
               <w:left w:w="0" w:type="dxa"/>
               <w:right w:w="0" w:type="dxa"/>
             </w:tcMar>
-            <w:vAlign w:val="center"/>
+            <w:vAlign w:val="bottom"/>
           </w:tcPr>
           <w:p>
             <w:pPr>
@@ -555,7 +555,7 @@
               <w:left w:w="0" w:type="dxa"/>
               <w:right w:w="0" w:type="dxa"/>
             </w:tcMar>
-            <w:vAlign w:val="center"/>
+            <w:vAlign w:val="bottom"/>
           </w:tcPr>
           <w:p>
             <w:pPr>

--- a/output/tbl-ttt/tbl-ttt.docx
+++ b/output/tbl-ttt/tbl-ttt.docx
@@ -12,7 +12,6 @@
       <w:tr>
         <w:trPr>
           <w:trHeight w:val="638" w:hRule="auto"/>
-          <w:tblHeader/>
         </w:trPr>
         <w:tc>
           <w:tcPr>
@@ -185,7 +184,6 @@
       <w:tr>
         <w:trPr>
           <w:trHeight w:val="902" w:hRule="auto"/>
-          <w:tblHeader/>
         </w:trPr>
         <w:tc>
           <w:tcPr>

--- a/output/tbl-ttt/tbl-ttt.docx
+++ b/output/tbl-ttt/tbl-ttt.docx
@@ -3290,12 +3290,12 @@
       </w:tr>
       <w:tr>
         <w:trPr>
-          <w:trHeight w:val="608" w:hRule="auto"/>
+          <w:trHeight w:val="623" w:hRule="auto"/>
         </w:trPr>
         <w:tc>
           <w:tcPr>
             <w:tcBorders>
-              <w:bottom w:val="none" w:sz="0" w:space="0" w:color="000000"/>
+              <w:bottom w:val="single" w:sz="8" w:space="0" w:color="333333"/>
               <w:top w:val="none" w:sz="0" w:space="0" w:color="000000"/>
               <w:left w:val="none" w:sz="0" w:space="0" w:color="000000"/>
               <w:right w:val="none" w:sz="0" w:space="0" w:color="000000"/>
@@ -3350,7 +3350,7 @@
         <w:tc>
           <w:tcPr>
             <w:tcBorders>
-              <w:bottom w:val="none" w:sz="0" w:space="0" w:color="000000"/>
+              <w:bottom w:val="single" w:sz="8" w:space="0" w:color="333333"/>
               <w:top w:val="none" w:sz="0" w:space="0" w:color="000000"/>
               <w:left w:val="none" w:sz="0" w:space="0" w:color="000000"/>
               <w:right w:val="none" w:sz="0" w:space="0" w:color="000000"/>
@@ -3405,7 +3405,7 @@
         <w:tc>
           <w:tcPr>
             <w:tcBorders>
-              <w:bottom w:val="none" w:sz="0" w:space="0" w:color="000000"/>
+              <w:bottom w:val="single" w:sz="8" w:space="0" w:color="333333"/>
               <w:top w:val="none" w:sz="0" w:space="0" w:color="000000"/>
               <w:left w:val="none" w:sz="0" w:space="0" w:color="000000"/>
               <w:right w:val="none" w:sz="0" w:space="0" w:color="000000"/>
@@ -3460,7 +3460,7 @@
         <w:tc>
           <w:tcPr>
             <w:tcBorders>
-              <w:bottom w:val="none" w:sz="0" w:space="0" w:color="000000"/>
+              <w:bottom w:val="single" w:sz="8" w:space="0" w:color="333333"/>
               <w:top w:val="none" w:sz="0" w:space="0" w:color="000000"/>
               <w:left w:val="none" w:sz="0" w:space="0" w:color="000000"/>
               <w:right w:val="none" w:sz="0" w:space="0" w:color="000000"/>
@@ -3515,7 +3515,7 @@
         <w:tc>
           <w:tcPr>
             <w:tcBorders>
-              <w:bottom w:val="none" w:sz="0" w:space="0" w:color="000000"/>
+              <w:bottom w:val="single" w:sz="8" w:space="0" w:color="333333"/>
               <w:top w:val="none" w:sz="0" w:space="0" w:color="000000"/>
               <w:left w:val="none" w:sz="0" w:space="0" w:color="000000"/>
               <w:right w:val="none" w:sz="0" w:space="0" w:color="000000"/>
@@ -3564,4068 +3564,6 @@
                 <w:color w:val="333333"/>
               </w:rPr>
               <w:t xml:space="preserve">45 (93,8)</w:t>
-            </w:r>
-          </w:p>
-        </w:tc>
-        <w:tc>
-          <w:tcPr>
-            <w:tcBorders>
-              <w:bottom w:val="none" w:sz="0" w:space="0" w:color="000000"/>
-              <w:top w:val="none" w:sz="0" w:space="0" w:color="000000"/>
-              <w:left w:val="none" w:sz="0" w:space="0" w:color="000000"/>
-              <w:right w:val="none" w:sz="0" w:space="0" w:color="000000"/>
-            </w:tcBorders>
-            <w:shd w:val="clear" w:color="auto" w:fill="F0FAFF"/>
-            <w:tcMar>
-              <w:top w:w="0" w:type="dxa"/>
-              <w:bottom w:w="0" w:type="dxa"/>
-              <w:left w:w="0" w:type="dxa"/>
-              <w:right w:w="0" w:type="dxa"/>
-            </w:tcMar>
-            <w:vAlign w:val="top"/>
-          </w:tcPr>
-          <w:p>
-            <w:pPr>
-              <w:pStyle w:val="Normal"/>
-              <w:jc w:val="center"/>
-              <w:pBdr>
-                <w:bottom w:val="none" w:sz="0" w:space="0" w:color="000000"/>
-                <w:top w:val="none" w:sz="0" w:space="0" w:color="000000"/>
-                <w:left w:val="none" w:sz="0" w:space="0" w:color="000000"/>
-                <w:right w:val="none" w:sz="0" w:space="0" w:color="000000"/>
-              </w:pBdr>
-              <w:spacing w:after="60" w:before="60" w:line="240"/>
-              <w:ind w:left="100" w:right="100" w:firstLine="0" w:firstLineChars="0"/>
-              <w:rPr>
-                <w:rFonts w:ascii="Aptos" w:hAnsi="Aptos" w:eastAsia="Aptos" w:cs="Aptos"/>
-                <w:i w:val="false"/>
-                <w:b w:val="false"/>
-                <w:u w:val="none"/>
-                <w:strike w:val="false"/>
-                <w:sz w:val="14"/>
-                <w:szCs w:val="14"/>
-                <w:color w:val="333333"/>
-              </w:rPr>
-            </w:pPr>
-            <w:r>
-              <w:rPr>
-                <w:rFonts w:ascii="Aptos" w:hAnsi="Aptos" w:eastAsia="Aptos" w:cs="Aptos"/>
-                <w:i w:val="false"/>
-                <w:b w:val="false"/>
-                <w:u w:val="none"/>
-                <w:strike w:val="false"/>
-                <w:sz w:val="14"/>
-                <w:szCs w:val="14"/>
-                <w:color w:val="333333"/>
-              </w:rPr>
-              <w:t xml:space="preserve"/>
-            </w:r>
-          </w:p>
-        </w:tc>
-      </w:tr>
-      <w:tr>
-        <w:trPr>
-          <w:trHeight w:val="608" w:hRule="auto"/>
-        </w:trPr>
-        <w:tc>
-          <w:tcPr>
-            <w:tcBorders>
-              <w:bottom w:val="none" w:sz="0" w:space="0" w:color="000000"/>
-              <w:top w:val="none" w:sz="0" w:space="0" w:color="000000"/>
-              <w:left w:val="none" w:sz="0" w:space="0" w:color="000000"/>
-              <w:right w:val="none" w:sz="0" w:space="0" w:color="000000"/>
-            </w:tcBorders>
-            <w:shd w:val="clear" w:color="auto" w:fill="FFFFFF"/>
-            <w:tcMar>
-              <w:top w:w="0" w:type="dxa"/>
-              <w:bottom w:w="0" w:type="dxa"/>
-              <w:left w:w="0" w:type="dxa"/>
-              <w:right w:w="0" w:type="dxa"/>
-            </w:tcMar>
-            <w:vAlign w:val="top"/>
-          </w:tcPr>
-          <w:p>
-            <w:pPr>
-              <w:pStyle w:val="Normal"/>
-              <w:jc w:val="left"/>
-              <w:pBdr>
-                <w:bottom w:val="none" w:sz="0" w:space="0" w:color="000000"/>
-                <w:top w:val="none" w:sz="0" w:space="0" w:color="000000"/>
-                <w:left w:val="none" w:sz="0" w:space="0" w:color="000000"/>
-                <w:right w:val="none" w:sz="0" w:space="0" w:color="000000"/>
-              </w:pBdr>
-              <w:spacing w:after="60" w:before="60" w:line="240"/>
-              <w:ind w:left="100" w:right="100" w:firstLine="0" w:firstLineChars="0"/>
-              <w:rPr>
-                <w:rFonts w:ascii="Aptos" w:hAnsi="Aptos" w:eastAsia="Aptos" w:cs="Aptos"/>
-                <w:i w:val="false"/>
-                <w:b w:val="false"/>
-                <w:u w:val="none"/>
-                <w:strike w:val="false"/>
-                <w:sz w:val="18"/>
-                <w:szCs w:val="18"/>
-                <w:color w:val="333333"/>
-              </w:rPr>
-            </w:pPr>
-            <w:r>
-              <w:rPr>
-                <w:rFonts w:ascii="Aptos" w:hAnsi="Aptos" w:eastAsia="Aptos" w:cs="Aptos"/>
-                <w:i w:val="false"/>
-                <w:b w:val="false"/>
-                <w:u w:val="none"/>
-                <w:strike w:val="false"/>
-                <w:sz w:val="18"/>
-                <w:szCs w:val="18"/>
-                <w:color w:val="333333"/>
-              </w:rPr>
-              <w:t xml:space="preserve">Adaptation de dose à C4, n (%)</w:t>
-            </w:r>
-            <w:r>
-              <w:rPr>
-                <w:rFonts w:ascii="Aptos" w:hAnsi="Aptos" w:eastAsia="Aptos" w:cs="Aptos"/>
-                <w:i w:val="false"/>
-                <w:b w:val="false"/>
-                <w:u w:val="none"/>
-                <w:strike w:val="false"/>
-                <w:vertAlign w:val="superscript"/>
-                <w:sz w:val="18"/>
-                <w:szCs w:val="18"/>
-                <w:color w:val="333333"/>
-              </w:rPr>
-              <w:t xml:space="preserve">2</w:t>
-            </w:r>
-          </w:p>
-        </w:tc>
-        <w:tc>
-          <w:tcPr>
-            <w:tcBorders>
-              <w:bottom w:val="none" w:sz="0" w:space="0" w:color="000000"/>
-              <w:top w:val="none" w:sz="0" w:space="0" w:color="000000"/>
-              <w:left w:val="none" w:sz="0" w:space="0" w:color="000000"/>
-              <w:right w:val="none" w:sz="0" w:space="0" w:color="000000"/>
-            </w:tcBorders>
-            <w:shd w:val="clear" w:color="auto" w:fill="FFFFFF"/>
-            <w:tcMar>
-              <w:top w:w="0" w:type="dxa"/>
-              <w:bottom w:w="0" w:type="dxa"/>
-              <w:left w:w="0" w:type="dxa"/>
-              <w:right w:w="0" w:type="dxa"/>
-            </w:tcMar>
-            <w:vAlign w:val="top"/>
-          </w:tcPr>
-          <w:p>
-            <w:pPr>
-              <w:pStyle w:val="Normal"/>
-              <w:jc w:val="center"/>
-              <w:pBdr>
-                <w:bottom w:val="none" w:sz="0" w:space="0" w:color="000000"/>
-                <w:top w:val="none" w:sz="0" w:space="0" w:color="000000"/>
-                <w:left w:val="none" w:sz="0" w:space="0" w:color="000000"/>
-                <w:right w:val="none" w:sz="0" w:space="0" w:color="000000"/>
-              </w:pBdr>
-              <w:spacing w:after="60" w:before="60" w:line="240"/>
-              <w:ind w:left="100" w:right="100" w:firstLine="0" w:firstLineChars="0"/>
-              <w:rPr>
-                <w:rFonts w:ascii="Aptos" w:hAnsi="Aptos" w:eastAsia="Aptos" w:cs="Aptos"/>
-                <w:i w:val="false"/>
-                <w:b w:val="false"/>
-                <w:u w:val="none"/>
-                <w:strike w:val="false"/>
-                <w:sz w:val="14"/>
-                <w:szCs w:val="14"/>
-                <w:color w:val="333333"/>
-              </w:rPr>
-            </w:pPr>
-            <w:r>
-              <w:rPr>
-                <w:rFonts w:ascii="Aptos" w:hAnsi="Aptos" w:eastAsia="Aptos" w:cs="Aptos"/>
-                <w:i w:val="false"/>
-                <w:b w:val="false"/>
-                <w:u w:val="none"/>
-                <w:strike w:val="false"/>
-                <w:sz w:val="14"/>
-                <w:szCs w:val="14"/>
-                <w:color w:val="333333"/>
-              </w:rPr>
-              <w:t xml:space="preserve">0/2</w:t>
-            </w:r>
-          </w:p>
-        </w:tc>
-        <w:tc>
-          <w:tcPr>
-            <w:tcBorders>
-              <w:bottom w:val="none" w:sz="0" w:space="0" w:color="000000"/>
-              <w:top w:val="none" w:sz="0" w:space="0" w:color="000000"/>
-              <w:left w:val="none" w:sz="0" w:space="0" w:color="000000"/>
-              <w:right w:val="none" w:sz="0" w:space="0" w:color="000000"/>
-            </w:tcBorders>
-            <w:shd w:val="clear" w:color="auto" w:fill="FFFFFF"/>
-            <w:tcMar>
-              <w:top w:w="0" w:type="dxa"/>
-              <w:bottom w:w="0" w:type="dxa"/>
-              <w:left w:w="0" w:type="dxa"/>
-              <w:right w:w="0" w:type="dxa"/>
-            </w:tcMar>
-            <w:vAlign w:val="top"/>
-          </w:tcPr>
-          <w:p>
-            <w:pPr>
-              <w:pStyle w:val="Normal"/>
-              <w:jc w:val="center"/>
-              <w:pBdr>
-                <w:bottom w:val="none" w:sz="0" w:space="0" w:color="000000"/>
-                <w:top w:val="none" w:sz="0" w:space="0" w:color="000000"/>
-                <w:left w:val="none" w:sz="0" w:space="0" w:color="000000"/>
-                <w:right w:val="none" w:sz="0" w:space="0" w:color="000000"/>
-              </w:pBdr>
-              <w:spacing w:after="60" w:before="60" w:line="240"/>
-              <w:ind w:left="100" w:right="100" w:firstLine="0" w:firstLineChars="0"/>
-              <w:rPr>
-                <w:rFonts w:ascii="Aptos" w:hAnsi="Aptos" w:eastAsia="Aptos" w:cs="Aptos"/>
-                <w:i w:val="false"/>
-                <w:b w:val="false"/>
-                <w:u w:val="none"/>
-                <w:strike w:val="false"/>
-                <w:sz w:val="16"/>
-                <w:szCs w:val="16"/>
-                <w:color w:val="333333"/>
-              </w:rPr>
-            </w:pPr>
-            <w:r>
-              <w:rPr>
-                <w:rFonts w:ascii="Aptos" w:hAnsi="Aptos" w:eastAsia="Aptos" w:cs="Aptos"/>
-                <w:i w:val="false"/>
-                <w:b w:val="false"/>
-                <w:u w:val="none"/>
-                <w:strike w:val="false"/>
-                <w:sz w:val="16"/>
-                <w:szCs w:val="16"/>
-                <w:color w:val="333333"/>
-              </w:rPr>
-              <w:t xml:space="preserve"/>
-            </w:r>
-          </w:p>
-        </w:tc>
-        <w:tc>
-          <w:tcPr>
-            <w:tcBorders>
-              <w:bottom w:val="none" w:sz="0" w:space="0" w:color="000000"/>
-              <w:top w:val="none" w:sz="0" w:space="0" w:color="000000"/>
-              <w:left w:val="none" w:sz="0" w:space="0" w:color="000000"/>
-              <w:right w:val="none" w:sz="0" w:space="0" w:color="000000"/>
-            </w:tcBorders>
-            <w:shd w:val="clear" w:color="auto" w:fill="FFFFFF"/>
-            <w:tcMar>
-              <w:top w:w="0" w:type="dxa"/>
-              <w:bottom w:w="0" w:type="dxa"/>
-              <w:left w:w="0" w:type="dxa"/>
-              <w:right w:w="0" w:type="dxa"/>
-            </w:tcMar>
-            <w:vAlign w:val="top"/>
-          </w:tcPr>
-          <w:p>
-            <w:pPr>
-              <w:pStyle w:val="Normal"/>
-              <w:jc w:val="center"/>
-              <w:pBdr>
-                <w:bottom w:val="none" w:sz="0" w:space="0" w:color="000000"/>
-                <w:top w:val="none" w:sz="0" w:space="0" w:color="000000"/>
-                <w:left w:val="none" w:sz="0" w:space="0" w:color="000000"/>
-                <w:right w:val="none" w:sz="0" w:space="0" w:color="000000"/>
-              </w:pBdr>
-              <w:spacing w:after="60" w:before="60" w:line="240"/>
-              <w:ind w:left="100" w:right="100" w:firstLine="0" w:firstLineChars="0"/>
-              <w:rPr>
-                <w:rFonts w:ascii="Aptos" w:hAnsi="Aptos" w:eastAsia="Aptos" w:cs="Aptos"/>
-                <w:i w:val="false"/>
-                <w:b w:val="false"/>
-                <w:u w:val="none"/>
-                <w:strike w:val="false"/>
-                <w:sz w:val="16"/>
-                <w:szCs w:val="16"/>
-                <w:color w:val="333333"/>
-              </w:rPr>
-            </w:pPr>
-            <w:r>
-              <w:rPr>
-                <w:rFonts w:ascii="Aptos" w:hAnsi="Aptos" w:eastAsia="Aptos" w:cs="Aptos"/>
-                <w:i w:val="false"/>
-                <w:b w:val="false"/>
-                <w:u w:val="none"/>
-                <w:strike w:val="false"/>
-                <w:sz w:val="16"/>
-                <w:szCs w:val="16"/>
-                <w:color w:val="333333"/>
-              </w:rPr>
-              <w:t xml:space="preserve"/>
-            </w:r>
-          </w:p>
-        </w:tc>
-        <w:tc>
-          <w:tcPr>
-            <w:tcBorders>
-              <w:bottom w:val="none" w:sz="0" w:space="0" w:color="000000"/>
-              <w:top w:val="none" w:sz="0" w:space="0" w:color="000000"/>
-              <w:left w:val="none" w:sz="0" w:space="0" w:color="000000"/>
-              <w:right w:val="none" w:sz="0" w:space="0" w:color="000000"/>
-            </w:tcBorders>
-            <w:shd w:val="clear" w:color="auto" w:fill="FFFFFF"/>
-            <w:tcMar>
-              <w:top w:w="0" w:type="dxa"/>
-              <w:bottom w:w="0" w:type="dxa"/>
-              <w:left w:w="0" w:type="dxa"/>
-              <w:right w:w="0" w:type="dxa"/>
-            </w:tcMar>
-            <w:vAlign w:val="top"/>
-          </w:tcPr>
-          <w:p>
-            <w:pPr>
-              <w:pStyle w:val="Normal"/>
-              <w:jc w:val="center"/>
-              <w:pBdr>
-                <w:bottom w:val="none" w:sz="0" w:space="0" w:color="000000"/>
-                <w:top w:val="none" w:sz="0" w:space="0" w:color="000000"/>
-                <w:left w:val="none" w:sz="0" w:space="0" w:color="000000"/>
-                <w:right w:val="none" w:sz="0" w:space="0" w:color="000000"/>
-              </w:pBdr>
-              <w:spacing w:after="60" w:before="60" w:line="240"/>
-              <w:ind w:left="100" w:right="100" w:firstLine="0" w:firstLineChars="0"/>
-              <w:rPr>
-                <w:rFonts w:ascii="Aptos" w:hAnsi="Aptos" w:eastAsia="Aptos" w:cs="Aptos"/>
-                <w:i w:val="false"/>
-                <w:b w:val="false"/>
-                <w:u w:val="none"/>
-                <w:strike w:val="false"/>
-                <w:sz w:val="16"/>
-                <w:szCs w:val="16"/>
-                <w:color w:val="333333"/>
-              </w:rPr>
-            </w:pPr>
-            <w:r>
-              <w:rPr>
-                <w:rFonts w:ascii="Aptos" w:hAnsi="Aptos" w:eastAsia="Aptos" w:cs="Aptos"/>
-                <w:i w:val="false"/>
-                <w:b w:val="false"/>
-                <w:u w:val="none"/>
-                <w:strike w:val="false"/>
-                <w:sz w:val="16"/>
-                <w:szCs w:val="16"/>
-                <w:color w:val="333333"/>
-              </w:rPr>
-              <w:t xml:space="preserve"/>
-            </w:r>
-          </w:p>
-        </w:tc>
-        <w:tc>
-          <w:tcPr>
-            <w:tcBorders>
-              <w:bottom w:val="none" w:sz="0" w:space="0" w:color="000000"/>
-              <w:top w:val="none" w:sz="0" w:space="0" w:color="000000"/>
-              <w:left w:val="none" w:sz="0" w:space="0" w:color="000000"/>
-              <w:right w:val="none" w:sz="0" w:space="0" w:color="000000"/>
-            </w:tcBorders>
-            <w:shd w:val="clear" w:color="auto" w:fill="FFFFFF"/>
-            <w:tcMar>
-              <w:top w:w="0" w:type="dxa"/>
-              <w:bottom w:w="0" w:type="dxa"/>
-              <w:left w:w="0" w:type="dxa"/>
-              <w:right w:w="0" w:type="dxa"/>
-            </w:tcMar>
-            <w:vAlign w:val="top"/>
-          </w:tcPr>
-          <w:p>
-            <w:pPr>
-              <w:pStyle w:val="Normal"/>
-              <w:jc w:val="center"/>
-              <w:pBdr>
-                <w:bottom w:val="none" w:sz="0" w:space="0" w:color="000000"/>
-                <w:top w:val="none" w:sz="0" w:space="0" w:color="000000"/>
-                <w:left w:val="none" w:sz="0" w:space="0" w:color="000000"/>
-                <w:right w:val="none" w:sz="0" w:space="0" w:color="000000"/>
-              </w:pBdr>
-              <w:spacing w:after="60" w:before="60" w:line="240"/>
-              <w:ind w:left="100" w:right="100" w:firstLine="0" w:firstLineChars="0"/>
-              <w:rPr>
-                <w:rFonts w:ascii="Aptos" w:hAnsi="Aptos" w:eastAsia="Aptos" w:cs="Aptos"/>
-                <w:i w:val="false"/>
-                <w:b w:val="false"/>
-                <w:u w:val="none"/>
-                <w:strike w:val="false"/>
-                <w:sz w:val="14"/>
-                <w:szCs w:val="14"/>
-                <w:color w:val="333333"/>
-              </w:rPr>
-            </w:pPr>
-            <w:r>
-              <w:rPr>
-                <w:rFonts w:ascii="Aptos" w:hAnsi="Aptos" w:eastAsia="Aptos" w:cs="Aptos"/>
-                <w:i w:val="false"/>
-                <w:b w:val="false"/>
-                <w:u w:val="none"/>
-                <w:strike w:val="false"/>
-                <w:sz w:val="14"/>
-                <w:szCs w:val="14"/>
-                <w:color w:val="333333"/>
-              </w:rPr>
-              <w:t xml:space="preserve">0,005</w:t>
-            </w:r>
-          </w:p>
-        </w:tc>
-      </w:tr>
-      <w:tr>
-        <w:trPr>
-          <w:trHeight w:val="608" w:hRule="auto"/>
-        </w:trPr>
-        <w:tc>
-          <w:tcPr>
-            <w:tcBorders>
-              <w:bottom w:val="none" w:sz="0" w:space="0" w:color="000000"/>
-              <w:top w:val="none" w:sz="0" w:space="0" w:color="000000"/>
-              <w:left w:val="none" w:sz="0" w:space="0" w:color="000000"/>
-              <w:right w:val="none" w:sz="0" w:space="0" w:color="000000"/>
-            </w:tcBorders>
-            <w:shd w:val="clear" w:color="auto" w:fill="F0FAFF"/>
-            <w:tcMar>
-              <w:top w:w="0" w:type="dxa"/>
-              <w:bottom w:w="0" w:type="dxa"/>
-              <w:left w:w="0" w:type="dxa"/>
-              <w:right w:w="0" w:type="dxa"/>
-            </w:tcMar>
-            <w:vAlign w:val="top"/>
-          </w:tcPr>
-          <w:p>
-            <w:pPr>
-              <w:pStyle w:val="Normal"/>
-              <w:jc w:val="left"/>
-              <w:pBdr>
-                <w:bottom w:val="none" w:sz="0" w:space="0" w:color="000000"/>
-                <w:top w:val="none" w:sz="0" w:space="0" w:color="000000"/>
-                <w:left w:val="none" w:sz="0" w:space="0" w:color="000000"/>
-                <w:right w:val="none" w:sz="0" w:space="0" w:color="000000"/>
-              </w:pBdr>
-              <w:spacing w:after="60" w:before="60" w:line="240"/>
-              <w:ind w:left="300" w:right="100" w:firstLine="0" w:firstLineChars="0"/>
-              <w:rPr>
-                <w:rFonts w:ascii="Aptos" w:hAnsi="Aptos" w:eastAsia="Aptos" w:cs="Aptos"/>
-                <w:i w:val="false"/>
-                <w:b w:val="false"/>
-                <w:u w:val="none"/>
-                <w:strike w:val="false"/>
-                <w:sz w:val="18"/>
-                <w:szCs w:val="18"/>
-                <w:color w:val="333333"/>
-              </w:rPr>
-            </w:pPr>
-            <w:r>
-              <w:rPr>
-                <w:rFonts w:ascii="Aptos" w:hAnsi="Aptos" w:eastAsia="Aptos" w:cs="Aptos"/>
-                <w:i w:val="false"/>
-                <w:b w:val="false"/>
-                <w:u w:val="none"/>
-                <w:strike w:val="false"/>
-                <w:sz w:val="18"/>
-                <w:szCs w:val="18"/>
-                <w:color w:val="333333"/>
-              </w:rPr>
-              <w:t xml:space="preserve">Non</w:t>
-            </w:r>
-          </w:p>
-        </w:tc>
-        <w:tc>
-          <w:tcPr>
-            <w:tcBorders>
-              <w:bottom w:val="none" w:sz="0" w:space="0" w:color="000000"/>
-              <w:top w:val="none" w:sz="0" w:space="0" w:color="000000"/>
-              <w:left w:val="none" w:sz="0" w:space="0" w:color="000000"/>
-              <w:right w:val="none" w:sz="0" w:space="0" w:color="000000"/>
-            </w:tcBorders>
-            <w:shd w:val="clear" w:color="auto" w:fill="F0FAFF"/>
-            <w:tcMar>
-              <w:top w:w="0" w:type="dxa"/>
-              <w:bottom w:w="0" w:type="dxa"/>
-              <w:left w:w="0" w:type="dxa"/>
-              <w:right w:w="0" w:type="dxa"/>
-            </w:tcMar>
-            <w:vAlign w:val="top"/>
-          </w:tcPr>
-          <w:p>
-            <w:pPr>
-              <w:pStyle w:val="Normal"/>
-              <w:jc w:val="center"/>
-              <w:pBdr>
-                <w:bottom w:val="none" w:sz="0" w:space="0" w:color="000000"/>
-                <w:top w:val="none" w:sz="0" w:space="0" w:color="000000"/>
-                <w:left w:val="none" w:sz="0" w:space="0" w:color="000000"/>
-                <w:right w:val="none" w:sz="0" w:space="0" w:color="000000"/>
-              </w:pBdr>
-              <w:spacing w:after="60" w:before="60" w:line="240"/>
-              <w:ind w:left="100" w:right="100" w:firstLine="0" w:firstLineChars="0"/>
-              <w:rPr>
-                <w:rFonts w:ascii="Aptos" w:hAnsi="Aptos" w:eastAsia="Aptos" w:cs="Aptos"/>
-                <w:i w:val="false"/>
-                <w:b w:val="false"/>
-                <w:u w:val="none"/>
-                <w:strike w:val="false"/>
-                <w:sz w:val="14"/>
-                <w:szCs w:val="14"/>
-                <w:color w:val="333333"/>
-              </w:rPr>
-            </w:pPr>
-            <w:r>
-              <w:rPr>
-                <w:rFonts w:ascii="Aptos" w:hAnsi="Aptos" w:eastAsia="Aptos" w:cs="Aptos"/>
-                <w:i w:val="false"/>
-                <w:b w:val="false"/>
-                <w:u w:val="none"/>
-                <w:strike w:val="false"/>
-                <w:sz w:val="14"/>
-                <w:szCs w:val="14"/>
-                <w:color w:val="333333"/>
-              </w:rPr>
-              <w:t xml:space="preserve"/>
-            </w:r>
-          </w:p>
-        </w:tc>
-        <w:tc>
-          <w:tcPr>
-            <w:tcBorders>
-              <w:bottom w:val="none" w:sz="0" w:space="0" w:color="000000"/>
-              <w:top w:val="none" w:sz="0" w:space="0" w:color="000000"/>
-              <w:left w:val="none" w:sz="0" w:space="0" w:color="000000"/>
-              <w:right w:val="none" w:sz="0" w:space="0" w:color="000000"/>
-            </w:tcBorders>
-            <w:shd w:val="clear" w:color="auto" w:fill="F0FAFF"/>
-            <w:tcMar>
-              <w:top w:w="0" w:type="dxa"/>
-              <w:bottom w:w="0" w:type="dxa"/>
-              <w:left w:w="0" w:type="dxa"/>
-              <w:right w:w="0" w:type="dxa"/>
-            </w:tcMar>
-            <w:vAlign w:val="top"/>
-          </w:tcPr>
-          <w:p>
-            <w:pPr>
-              <w:pStyle w:val="Normal"/>
-              <w:jc w:val="center"/>
-              <w:pBdr>
-                <w:bottom w:val="none" w:sz="0" w:space="0" w:color="000000"/>
-                <w:top w:val="none" w:sz="0" w:space="0" w:color="000000"/>
-                <w:left w:val="none" w:sz="0" w:space="0" w:color="000000"/>
-                <w:right w:val="none" w:sz="0" w:space="0" w:color="000000"/>
-              </w:pBdr>
-              <w:spacing w:after="60" w:before="60" w:line="240"/>
-              <w:ind w:left="100" w:right="100" w:firstLine="0" w:firstLineChars="0"/>
-              <w:rPr>
-                <w:rFonts w:ascii="Aptos" w:hAnsi="Aptos" w:eastAsia="Aptos" w:cs="Aptos"/>
-                <w:i w:val="false"/>
-                <w:b w:val="false"/>
-                <w:u w:val="none"/>
-                <w:strike w:val="false"/>
-                <w:sz w:val="16"/>
-                <w:szCs w:val="16"/>
-                <w:color w:val="333333"/>
-              </w:rPr>
-            </w:pPr>
-            <w:r>
-              <w:rPr>
-                <w:rFonts w:ascii="Aptos" w:hAnsi="Aptos" w:eastAsia="Aptos" w:cs="Aptos"/>
-                <w:i w:val="false"/>
-                <w:b w:val="false"/>
-                <w:u w:val="none"/>
-                <w:strike w:val="false"/>
-                <w:sz w:val="16"/>
-                <w:szCs w:val="16"/>
-                <w:color w:val="333333"/>
-              </w:rPr>
-              <w:t xml:space="preserve">6 (6,4)</w:t>
-            </w:r>
-          </w:p>
-        </w:tc>
-        <w:tc>
-          <w:tcPr>
-            <w:tcBorders>
-              <w:bottom w:val="none" w:sz="0" w:space="0" w:color="000000"/>
-              <w:top w:val="none" w:sz="0" w:space="0" w:color="000000"/>
-              <w:left w:val="none" w:sz="0" w:space="0" w:color="000000"/>
-              <w:right w:val="none" w:sz="0" w:space="0" w:color="000000"/>
-            </w:tcBorders>
-            <w:shd w:val="clear" w:color="auto" w:fill="F0FAFF"/>
-            <w:tcMar>
-              <w:top w:w="0" w:type="dxa"/>
-              <w:bottom w:w="0" w:type="dxa"/>
-              <w:left w:w="0" w:type="dxa"/>
-              <w:right w:w="0" w:type="dxa"/>
-            </w:tcMar>
-            <w:vAlign w:val="top"/>
-          </w:tcPr>
-          <w:p>
-            <w:pPr>
-              <w:pStyle w:val="Normal"/>
-              <w:jc w:val="center"/>
-              <w:pBdr>
-                <w:bottom w:val="none" w:sz="0" w:space="0" w:color="000000"/>
-                <w:top w:val="none" w:sz="0" w:space="0" w:color="000000"/>
-                <w:left w:val="none" w:sz="0" w:space="0" w:color="000000"/>
-                <w:right w:val="none" w:sz="0" w:space="0" w:color="000000"/>
-              </w:pBdr>
-              <w:spacing w:after="60" w:before="60" w:line="240"/>
-              <w:ind w:left="100" w:right="100" w:firstLine="0" w:firstLineChars="0"/>
-              <w:rPr>
-                <w:rFonts w:ascii="Aptos" w:hAnsi="Aptos" w:eastAsia="Aptos" w:cs="Aptos"/>
-                <w:i w:val="false"/>
-                <w:b w:val="false"/>
-                <w:u w:val="none"/>
-                <w:strike w:val="false"/>
-                <w:sz w:val="16"/>
-                <w:szCs w:val="16"/>
-                <w:color w:val="333333"/>
-              </w:rPr>
-            </w:pPr>
-            <w:r>
-              <w:rPr>
-                <w:rFonts w:ascii="Aptos" w:hAnsi="Aptos" w:eastAsia="Aptos" w:cs="Aptos"/>
-                <w:i w:val="false"/>
-                <w:b w:val="false"/>
-                <w:u w:val="none"/>
-                <w:strike w:val="false"/>
-                <w:sz w:val="16"/>
-                <w:szCs w:val="16"/>
-                <w:color w:val="333333"/>
-              </w:rPr>
-              <w:t xml:space="preserve">4 (8,5)</w:t>
-            </w:r>
-          </w:p>
-        </w:tc>
-        <w:tc>
-          <w:tcPr>
-            <w:tcBorders>
-              <w:bottom w:val="none" w:sz="0" w:space="0" w:color="000000"/>
-              <w:top w:val="none" w:sz="0" w:space="0" w:color="000000"/>
-              <w:left w:val="none" w:sz="0" w:space="0" w:color="000000"/>
-              <w:right w:val="none" w:sz="0" w:space="0" w:color="000000"/>
-            </w:tcBorders>
-            <w:shd w:val="clear" w:color="auto" w:fill="F0FAFF"/>
-            <w:tcMar>
-              <w:top w:w="0" w:type="dxa"/>
-              <w:bottom w:w="0" w:type="dxa"/>
-              <w:left w:w="0" w:type="dxa"/>
-              <w:right w:w="0" w:type="dxa"/>
-            </w:tcMar>
-            <w:vAlign w:val="top"/>
-          </w:tcPr>
-          <w:p>
-            <w:pPr>
-              <w:pStyle w:val="Normal"/>
-              <w:jc w:val="center"/>
-              <w:pBdr>
-                <w:bottom w:val="none" w:sz="0" w:space="0" w:color="000000"/>
-                <w:top w:val="none" w:sz="0" w:space="0" w:color="000000"/>
-                <w:left w:val="none" w:sz="0" w:space="0" w:color="000000"/>
-                <w:right w:val="none" w:sz="0" w:space="0" w:color="000000"/>
-              </w:pBdr>
-              <w:spacing w:after="60" w:before="60" w:line="240"/>
-              <w:ind w:left="100" w:right="100" w:firstLine="0" w:firstLineChars="0"/>
-              <w:rPr>
-                <w:rFonts w:ascii="Aptos" w:hAnsi="Aptos" w:eastAsia="Aptos" w:cs="Aptos"/>
-                <w:i w:val="false"/>
-                <w:b w:val="false"/>
-                <w:u w:val="none"/>
-                <w:strike w:val="false"/>
-                <w:sz w:val="16"/>
-                <w:szCs w:val="16"/>
-                <w:color w:val="333333"/>
-              </w:rPr>
-            </w:pPr>
-            <w:r>
-              <w:rPr>
-                <w:rFonts w:ascii="Aptos" w:hAnsi="Aptos" w:eastAsia="Aptos" w:cs="Aptos"/>
-                <w:i w:val="false"/>
-                <w:b w:val="false"/>
-                <w:u w:val="none"/>
-                <w:strike w:val="false"/>
-                <w:sz w:val="16"/>
-                <w:szCs w:val="16"/>
-                <w:color w:val="333333"/>
-              </w:rPr>
-              <w:t xml:space="preserve">2 (4,3)</w:t>
-            </w:r>
-          </w:p>
-        </w:tc>
-        <w:tc>
-          <w:tcPr>
-            <w:tcBorders>
-              <w:bottom w:val="none" w:sz="0" w:space="0" w:color="000000"/>
-              <w:top w:val="none" w:sz="0" w:space="0" w:color="000000"/>
-              <w:left w:val="none" w:sz="0" w:space="0" w:color="000000"/>
-              <w:right w:val="none" w:sz="0" w:space="0" w:color="000000"/>
-            </w:tcBorders>
-            <w:shd w:val="clear" w:color="auto" w:fill="F0FAFF"/>
-            <w:tcMar>
-              <w:top w:w="0" w:type="dxa"/>
-              <w:bottom w:w="0" w:type="dxa"/>
-              <w:left w:w="0" w:type="dxa"/>
-              <w:right w:w="0" w:type="dxa"/>
-            </w:tcMar>
-            <w:vAlign w:val="top"/>
-          </w:tcPr>
-          <w:p>
-            <w:pPr>
-              <w:pStyle w:val="Normal"/>
-              <w:jc w:val="center"/>
-              <w:pBdr>
-                <w:bottom w:val="none" w:sz="0" w:space="0" w:color="000000"/>
-                <w:top w:val="none" w:sz="0" w:space="0" w:color="000000"/>
-                <w:left w:val="none" w:sz="0" w:space="0" w:color="000000"/>
-                <w:right w:val="none" w:sz="0" w:space="0" w:color="000000"/>
-              </w:pBdr>
-              <w:spacing w:after="60" w:before="60" w:line="240"/>
-              <w:ind w:left="100" w:right="100" w:firstLine="0" w:firstLineChars="0"/>
-              <w:rPr>
-                <w:rFonts w:ascii="Aptos" w:hAnsi="Aptos" w:eastAsia="Aptos" w:cs="Aptos"/>
-                <w:i w:val="false"/>
-                <w:b w:val="false"/>
-                <w:u w:val="none"/>
-                <w:strike w:val="false"/>
-                <w:sz w:val="14"/>
-                <w:szCs w:val="14"/>
-                <w:color w:val="333333"/>
-              </w:rPr>
-            </w:pPr>
-            <w:r>
-              <w:rPr>
-                <w:rFonts w:ascii="Aptos" w:hAnsi="Aptos" w:eastAsia="Aptos" w:cs="Aptos"/>
-                <w:i w:val="false"/>
-                <w:b w:val="false"/>
-                <w:u w:val="none"/>
-                <w:strike w:val="false"/>
-                <w:sz w:val="14"/>
-                <w:szCs w:val="14"/>
-                <w:color w:val="333333"/>
-              </w:rPr>
-              <w:t xml:space="preserve"/>
-            </w:r>
-          </w:p>
-        </w:tc>
-      </w:tr>
-      <w:tr>
-        <w:trPr>
-          <w:trHeight w:val="608" w:hRule="auto"/>
-        </w:trPr>
-        <w:tc>
-          <w:tcPr>
-            <w:tcBorders>
-              <w:bottom w:val="none" w:sz="0" w:space="0" w:color="000000"/>
-              <w:top w:val="none" w:sz="0" w:space="0" w:color="000000"/>
-              <w:left w:val="none" w:sz="0" w:space="0" w:color="000000"/>
-              <w:right w:val="none" w:sz="0" w:space="0" w:color="000000"/>
-            </w:tcBorders>
-            <w:shd w:val="clear" w:color="auto" w:fill="FFFFFF"/>
-            <w:tcMar>
-              <w:top w:w="0" w:type="dxa"/>
-              <w:bottom w:w="0" w:type="dxa"/>
-              <w:left w:w="0" w:type="dxa"/>
-              <w:right w:w="0" w:type="dxa"/>
-            </w:tcMar>
-            <w:vAlign w:val="top"/>
-          </w:tcPr>
-          <w:p>
-            <w:pPr>
-              <w:pStyle w:val="Normal"/>
-              <w:jc w:val="left"/>
-              <w:pBdr>
-                <w:bottom w:val="none" w:sz="0" w:space="0" w:color="000000"/>
-                <w:top w:val="none" w:sz="0" w:space="0" w:color="000000"/>
-                <w:left w:val="none" w:sz="0" w:space="0" w:color="000000"/>
-                <w:right w:val="none" w:sz="0" w:space="0" w:color="000000"/>
-              </w:pBdr>
-              <w:spacing w:after="60" w:before="60" w:line="240"/>
-              <w:ind w:left="300" w:right="100" w:firstLine="0" w:firstLineChars="0"/>
-              <w:rPr>
-                <w:rFonts w:ascii="Aptos" w:hAnsi="Aptos" w:eastAsia="Aptos" w:cs="Aptos"/>
-                <w:i w:val="false"/>
-                <w:b w:val="false"/>
-                <w:u w:val="none"/>
-                <w:strike w:val="false"/>
-                <w:sz w:val="18"/>
-                <w:szCs w:val="18"/>
-                <w:color w:val="333333"/>
-              </w:rPr>
-            </w:pPr>
-            <w:r>
-              <w:rPr>
-                <w:rFonts w:ascii="Aptos" w:hAnsi="Aptos" w:eastAsia="Aptos" w:cs="Aptos"/>
-                <w:i w:val="false"/>
-                <w:b w:val="false"/>
-                <w:u w:val="none"/>
-                <w:strike w:val="false"/>
-                <w:sz w:val="18"/>
-                <w:szCs w:val="18"/>
-                <w:color w:val="333333"/>
-              </w:rPr>
-              <w:t xml:space="preserve">&lt;=20%</w:t>
-            </w:r>
-          </w:p>
-        </w:tc>
-        <w:tc>
-          <w:tcPr>
-            <w:tcBorders>
-              <w:bottom w:val="none" w:sz="0" w:space="0" w:color="000000"/>
-              <w:top w:val="none" w:sz="0" w:space="0" w:color="000000"/>
-              <w:left w:val="none" w:sz="0" w:space="0" w:color="000000"/>
-              <w:right w:val="none" w:sz="0" w:space="0" w:color="000000"/>
-            </w:tcBorders>
-            <w:shd w:val="clear" w:color="auto" w:fill="FFFFFF"/>
-            <w:tcMar>
-              <w:top w:w="0" w:type="dxa"/>
-              <w:bottom w:w="0" w:type="dxa"/>
-              <w:left w:w="0" w:type="dxa"/>
-              <w:right w:w="0" w:type="dxa"/>
-            </w:tcMar>
-            <w:vAlign w:val="top"/>
-          </w:tcPr>
-          <w:p>
-            <w:pPr>
-              <w:pStyle w:val="Normal"/>
-              <w:jc w:val="center"/>
-              <w:pBdr>
-                <w:bottom w:val="none" w:sz="0" w:space="0" w:color="000000"/>
-                <w:top w:val="none" w:sz="0" w:space="0" w:color="000000"/>
-                <w:left w:val="none" w:sz="0" w:space="0" w:color="000000"/>
-                <w:right w:val="none" w:sz="0" w:space="0" w:color="000000"/>
-              </w:pBdr>
-              <w:spacing w:after="60" w:before="60" w:line="240"/>
-              <w:ind w:left="100" w:right="100" w:firstLine="0" w:firstLineChars="0"/>
-              <w:rPr>
-                <w:rFonts w:ascii="Aptos" w:hAnsi="Aptos" w:eastAsia="Aptos" w:cs="Aptos"/>
-                <w:i w:val="false"/>
-                <w:b w:val="false"/>
-                <w:u w:val="none"/>
-                <w:strike w:val="false"/>
-                <w:sz w:val="14"/>
-                <w:szCs w:val="14"/>
-                <w:color w:val="333333"/>
-              </w:rPr>
-            </w:pPr>
-            <w:r>
-              <w:rPr>
-                <w:rFonts w:ascii="Aptos" w:hAnsi="Aptos" w:eastAsia="Aptos" w:cs="Aptos"/>
-                <w:i w:val="false"/>
-                <w:b w:val="false"/>
-                <w:u w:val="none"/>
-                <w:strike w:val="false"/>
-                <w:sz w:val="14"/>
-                <w:szCs w:val="14"/>
-                <w:color w:val="333333"/>
-              </w:rPr>
-              <w:t xml:space="preserve"/>
-            </w:r>
-          </w:p>
-        </w:tc>
-        <w:tc>
-          <w:tcPr>
-            <w:tcBorders>
-              <w:bottom w:val="none" w:sz="0" w:space="0" w:color="000000"/>
-              <w:top w:val="none" w:sz="0" w:space="0" w:color="000000"/>
-              <w:left w:val="none" w:sz="0" w:space="0" w:color="000000"/>
-              <w:right w:val="none" w:sz="0" w:space="0" w:color="000000"/>
-            </w:tcBorders>
-            <w:shd w:val="clear" w:color="auto" w:fill="FFFFFF"/>
-            <w:tcMar>
-              <w:top w:w="0" w:type="dxa"/>
-              <w:bottom w:w="0" w:type="dxa"/>
-              <w:left w:w="0" w:type="dxa"/>
-              <w:right w:w="0" w:type="dxa"/>
-            </w:tcMar>
-            <w:vAlign w:val="top"/>
-          </w:tcPr>
-          <w:p>
-            <w:pPr>
-              <w:pStyle w:val="Normal"/>
-              <w:jc w:val="center"/>
-              <w:pBdr>
-                <w:bottom w:val="none" w:sz="0" w:space="0" w:color="000000"/>
-                <w:top w:val="none" w:sz="0" w:space="0" w:color="000000"/>
-                <w:left w:val="none" w:sz="0" w:space="0" w:color="000000"/>
-                <w:right w:val="none" w:sz="0" w:space="0" w:color="000000"/>
-              </w:pBdr>
-              <w:spacing w:after="60" w:before="60" w:line="240"/>
-              <w:ind w:left="100" w:right="100" w:firstLine="0" w:firstLineChars="0"/>
-              <w:rPr>
-                <w:rFonts w:ascii="Aptos" w:hAnsi="Aptos" w:eastAsia="Aptos" w:cs="Aptos"/>
-                <w:i w:val="false"/>
-                <w:b w:val="false"/>
-                <w:u w:val="none"/>
-                <w:strike w:val="false"/>
-                <w:sz w:val="16"/>
-                <w:szCs w:val="16"/>
-                <w:color w:val="333333"/>
-              </w:rPr>
-            </w:pPr>
-            <w:r>
-              <w:rPr>
-                <w:rFonts w:ascii="Aptos" w:hAnsi="Aptos" w:eastAsia="Aptos" w:cs="Aptos"/>
-                <w:i w:val="false"/>
-                <w:b w:val="false"/>
-                <w:u w:val="none"/>
-                <w:strike w:val="false"/>
-                <w:sz w:val="16"/>
-                <w:szCs w:val="16"/>
-                <w:color w:val="333333"/>
-              </w:rPr>
-              <w:t xml:space="preserve">31 (33,0)</w:t>
-            </w:r>
-          </w:p>
-        </w:tc>
-        <w:tc>
-          <w:tcPr>
-            <w:tcBorders>
-              <w:bottom w:val="none" w:sz="0" w:space="0" w:color="000000"/>
-              <w:top w:val="none" w:sz="0" w:space="0" w:color="000000"/>
-              <w:left w:val="none" w:sz="0" w:space="0" w:color="000000"/>
-              <w:right w:val="none" w:sz="0" w:space="0" w:color="000000"/>
-            </w:tcBorders>
-            <w:shd w:val="clear" w:color="auto" w:fill="FFFFFF"/>
-            <w:tcMar>
-              <w:top w:w="0" w:type="dxa"/>
-              <w:bottom w:w="0" w:type="dxa"/>
-              <w:left w:w="0" w:type="dxa"/>
-              <w:right w:w="0" w:type="dxa"/>
-            </w:tcMar>
-            <w:vAlign w:val="top"/>
-          </w:tcPr>
-          <w:p>
-            <w:pPr>
-              <w:pStyle w:val="Normal"/>
-              <w:jc w:val="center"/>
-              <w:pBdr>
-                <w:bottom w:val="none" w:sz="0" w:space="0" w:color="000000"/>
-                <w:top w:val="none" w:sz="0" w:space="0" w:color="000000"/>
-                <w:left w:val="none" w:sz="0" w:space="0" w:color="000000"/>
-                <w:right w:val="none" w:sz="0" w:space="0" w:color="000000"/>
-              </w:pBdr>
-              <w:spacing w:after="60" w:before="60" w:line="240"/>
-              <w:ind w:left="100" w:right="100" w:firstLine="0" w:firstLineChars="0"/>
-              <w:rPr>
-                <w:rFonts w:ascii="Aptos" w:hAnsi="Aptos" w:eastAsia="Aptos" w:cs="Aptos"/>
-                <w:i w:val="false"/>
-                <w:b w:val="false"/>
-                <w:u w:val="none"/>
-                <w:strike w:val="false"/>
-                <w:sz w:val="16"/>
-                <w:szCs w:val="16"/>
-                <w:color w:val="333333"/>
-              </w:rPr>
-            </w:pPr>
-            <w:r>
-              <w:rPr>
-                <w:rFonts w:ascii="Aptos" w:hAnsi="Aptos" w:eastAsia="Aptos" w:cs="Aptos"/>
-                <w:i w:val="false"/>
-                <w:b w:val="false"/>
-                <w:u w:val="none"/>
-                <w:strike w:val="false"/>
-                <w:sz w:val="16"/>
-                <w:szCs w:val="16"/>
-                <w:color w:val="333333"/>
-              </w:rPr>
-              <w:t xml:space="preserve">22 (46,8)</w:t>
-            </w:r>
-          </w:p>
-        </w:tc>
-        <w:tc>
-          <w:tcPr>
-            <w:tcBorders>
-              <w:bottom w:val="none" w:sz="0" w:space="0" w:color="000000"/>
-              <w:top w:val="none" w:sz="0" w:space="0" w:color="000000"/>
-              <w:left w:val="none" w:sz="0" w:space="0" w:color="000000"/>
-              <w:right w:val="none" w:sz="0" w:space="0" w:color="000000"/>
-            </w:tcBorders>
-            <w:shd w:val="clear" w:color="auto" w:fill="FFFFFF"/>
-            <w:tcMar>
-              <w:top w:w="0" w:type="dxa"/>
-              <w:bottom w:w="0" w:type="dxa"/>
-              <w:left w:w="0" w:type="dxa"/>
-              <w:right w:w="0" w:type="dxa"/>
-            </w:tcMar>
-            <w:vAlign w:val="top"/>
-          </w:tcPr>
-          <w:p>
-            <w:pPr>
-              <w:pStyle w:val="Normal"/>
-              <w:jc w:val="center"/>
-              <w:pBdr>
-                <w:bottom w:val="none" w:sz="0" w:space="0" w:color="000000"/>
-                <w:top w:val="none" w:sz="0" w:space="0" w:color="000000"/>
-                <w:left w:val="none" w:sz="0" w:space="0" w:color="000000"/>
-                <w:right w:val="none" w:sz="0" w:space="0" w:color="000000"/>
-              </w:pBdr>
-              <w:spacing w:after="60" w:before="60" w:line="240"/>
-              <w:ind w:left="100" w:right="100" w:firstLine="0" w:firstLineChars="0"/>
-              <w:rPr>
-                <w:rFonts w:ascii="Aptos" w:hAnsi="Aptos" w:eastAsia="Aptos" w:cs="Aptos"/>
-                <w:i w:val="false"/>
-                <w:b w:val="false"/>
-                <w:u w:val="none"/>
-                <w:strike w:val="false"/>
-                <w:sz w:val="16"/>
-                <w:szCs w:val="16"/>
-                <w:color w:val="333333"/>
-              </w:rPr>
-            </w:pPr>
-            <w:r>
-              <w:rPr>
-                <w:rFonts w:ascii="Aptos" w:hAnsi="Aptos" w:eastAsia="Aptos" w:cs="Aptos"/>
-                <w:i w:val="false"/>
-                <w:b w:val="false"/>
-                <w:u w:val="none"/>
-                <w:strike w:val="false"/>
-                <w:sz w:val="16"/>
-                <w:szCs w:val="16"/>
-                <w:color w:val="333333"/>
-              </w:rPr>
-              <w:t xml:space="preserve">9 (19,1)</w:t>
-            </w:r>
-          </w:p>
-        </w:tc>
-        <w:tc>
-          <w:tcPr>
-            <w:tcBorders>
-              <w:bottom w:val="none" w:sz="0" w:space="0" w:color="000000"/>
-              <w:top w:val="none" w:sz="0" w:space="0" w:color="000000"/>
-              <w:left w:val="none" w:sz="0" w:space="0" w:color="000000"/>
-              <w:right w:val="none" w:sz="0" w:space="0" w:color="000000"/>
-            </w:tcBorders>
-            <w:shd w:val="clear" w:color="auto" w:fill="FFFFFF"/>
-            <w:tcMar>
-              <w:top w:w="0" w:type="dxa"/>
-              <w:bottom w:w="0" w:type="dxa"/>
-              <w:left w:w="0" w:type="dxa"/>
-              <w:right w:w="0" w:type="dxa"/>
-            </w:tcMar>
-            <w:vAlign w:val="top"/>
-          </w:tcPr>
-          <w:p>
-            <w:pPr>
-              <w:pStyle w:val="Normal"/>
-              <w:jc w:val="center"/>
-              <w:pBdr>
-                <w:bottom w:val="none" w:sz="0" w:space="0" w:color="000000"/>
-                <w:top w:val="none" w:sz="0" w:space="0" w:color="000000"/>
-                <w:left w:val="none" w:sz="0" w:space="0" w:color="000000"/>
-                <w:right w:val="none" w:sz="0" w:space="0" w:color="000000"/>
-              </w:pBdr>
-              <w:spacing w:after="60" w:before="60" w:line="240"/>
-              <w:ind w:left="100" w:right="100" w:firstLine="0" w:firstLineChars="0"/>
-              <w:rPr>
-                <w:rFonts w:ascii="Aptos" w:hAnsi="Aptos" w:eastAsia="Aptos" w:cs="Aptos"/>
-                <w:i w:val="false"/>
-                <w:b w:val="false"/>
-                <w:u w:val="none"/>
-                <w:strike w:val="false"/>
-                <w:sz w:val="14"/>
-                <w:szCs w:val="14"/>
-                <w:color w:val="333333"/>
-              </w:rPr>
-            </w:pPr>
-            <w:r>
-              <w:rPr>
-                <w:rFonts w:ascii="Aptos" w:hAnsi="Aptos" w:eastAsia="Aptos" w:cs="Aptos"/>
-                <w:i w:val="false"/>
-                <w:b w:val="false"/>
-                <w:u w:val="none"/>
-                <w:strike w:val="false"/>
-                <w:sz w:val="14"/>
-                <w:szCs w:val="14"/>
-                <w:color w:val="333333"/>
-              </w:rPr>
-              <w:t xml:space="preserve"/>
-            </w:r>
-          </w:p>
-        </w:tc>
-      </w:tr>
-      <w:tr>
-        <w:trPr>
-          <w:trHeight w:val="608" w:hRule="auto"/>
-        </w:trPr>
-        <w:tc>
-          <w:tcPr>
-            <w:tcBorders>
-              <w:bottom w:val="none" w:sz="0" w:space="0" w:color="000000"/>
-              <w:top w:val="none" w:sz="0" w:space="0" w:color="000000"/>
-              <w:left w:val="none" w:sz="0" w:space="0" w:color="000000"/>
-              <w:right w:val="none" w:sz="0" w:space="0" w:color="000000"/>
-            </w:tcBorders>
-            <w:shd w:val="clear" w:color="auto" w:fill="F0FAFF"/>
-            <w:tcMar>
-              <w:top w:w="0" w:type="dxa"/>
-              <w:bottom w:w="0" w:type="dxa"/>
-              <w:left w:w="0" w:type="dxa"/>
-              <w:right w:w="0" w:type="dxa"/>
-            </w:tcMar>
-            <w:vAlign w:val="top"/>
-          </w:tcPr>
-          <w:p>
-            <w:pPr>
-              <w:pStyle w:val="Normal"/>
-              <w:jc w:val="left"/>
-              <w:pBdr>
-                <w:bottom w:val="none" w:sz="0" w:space="0" w:color="000000"/>
-                <w:top w:val="none" w:sz="0" w:space="0" w:color="000000"/>
-                <w:left w:val="none" w:sz="0" w:space="0" w:color="000000"/>
-                <w:right w:val="none" w:sz="0" w:space="0" w:color="000000"/>
-              </w:pBdr>
-              <w:spacing w:after="60" w:before="60" w:line="240"/>
-              <w:ind w:left="300" w:right="100" w:firstLine="0" w:firstLineChars="0"/>
-              <w:rPr>
-                <w:rFonts w:ascii="Aptos" w:hAnsi="Aptos" w:eastAsia="Aptos" w:cs="Aptos"/>
-                <w:i w:val="false"/>
-                <w:b w:val="false"/>
-                <w:u w:val="none"/>
-                <w:strike w:val="false"/>
-                <w:sz w:val="18"/>
-                <w:szCs w:val="18"/>
-                <w:color w:val="333333"/>
-              </w:rPr>
-            </w:pPr>
-            <w:r>
-              <w:rPr>
-                <w:rFonts w:ascii="Aptos" w:hAnsi="Aptos" w:eastAsia="Aptos" w:cs="Aptos"/>
-                <w:i w:val="false"/>
-                <w:b w:val="false"/>
-                <w:u w:val="none"/>
-                <w:strike w:val="false"/>
-                <w:sz w:val="18"/>
-                <w:szCs w:val="18"/>
-                <w:color w:val="333333"/>
-              </w:rPr>
-              <w:t xml:space="preserve">&gt;20%</w:t>
-            </w:r>
-          </w:p>
-        </w:tc>
-        <w:tc>
-          <w:tcPr>
-            <w:tcBorders>
-              <w:bottom w:val="none" w:sz="0" w:space="0" w:color="000000"/>
-              <w:top w:val="none" w:sz="0" w:space="0" w:color="000000"/>
-              <w:left w:val="none" w:sz="0" w:space="0" w:color="000000"/>
-              <w:right w:val="none" w:sz="0" w:space="0" w:color="000000"/>
-            </w:tcBorders>
-            <w:shd w:val="clear" w:color="auto" w:fill="F0FAFF"/>
-            <w:tcMar>
-              <w:top w:w="0" w:type="dxa"/>
-              <w:bottom w:w="0" w:type="dxa"/>
-              <w:left w:w="0" w:type="dxa"/>
-              <w:right w:w="0" w:type="dxa"/>
-            </w:tcMar>
-            <w:vAlign w:val="top"/>
-          </w:tcPr>
-          <w:p>
-            <w:pPr>
-              <w:pStyle w:val="Normal"/>
-              <w:jc w:val="center"/>
-              <w:pBdr>
-                <w:bottom w:val="none" w:sz="0" w:space="0" w:color="000000"/>
-                <w:top w:val="none" w:sz="0" w:space="0" w:color="000000"/>
-                <w:left w:val="none" w:sz="0" w:space="0" w:color="000000"/>
-                <w:right w:val="none" w:sz="0" w:space="0" w:color="000000"/>
-              </w:pBdr>
-              <w:spacing w:after="60" w:before="60" w:line="240"/>
-              <w:ind w:left="100" w:right="100" w:firstLine="0" w:firstLineChars="0"/>
-              <w:rPr>
-                <w:rFonts w:ascii="Aptos" w:hAnsi="Aptos" w:eastAsia="Aptos" w:cs="Aptos"/>
-                <w:i w:val="false"/>
-                <w:b w:val="false"/>
-                <w:u w:val="none"/>
-                <w:strike w:val="false"/>
-                <w:sz w:val="14"/>
-                <w:szCs w:val="14"/>
-                <w:color w:val="333333"/>
-              </w:rPr>
-            </w:pPr>
-            <w:r>
-              <w:rPr>
-                <w:rFonts w:ascii="Aptos" w:hAnsi="Aptos" w:eastAsia="Aptos" w:cs="Aptos"/>
-                <w:i w:val="false"/>
-                <w:b w:val="false"/>
-                <w:u w:val="none"/>
-                <w:strike w:val="false"/>
-                <w:sz w:val="14"/>
-                <w:szCs w:val="14"/>
-                <w:color w:val="333333"/>
-              </w:rPr>
-              <w:t xml:space="preserve"/>
-            </w:r>
-          </w:p>
-        </w:tc>
-        <w:tc>
-          <w:tcPr>
-            <w:tcBorders>
-              <w:bottom w:val="none" w:sz="0" w:space="0" w:color="000000"/>
-              <w:top w:val="none" w:sz="0" w:space="0" w:color="000000"/>
-              <w:left w:val="none" w:sz="0" w:space="0" w:color="000000"/>
-              <w:right w:val="none" w:sz="0" w:space="0" w:color="000000"/>
-            </w:tcBorders>
-            <w:shd w:val="clear" w:color="auto" w:fill="F0FAFF"/>
-            <w:tcMar>
-              <w:top w:w="0" w:type="dxa"/>
-              <w:bottom w:w="0" w:type="dxa"/>
-              <w:left w:w="0" w:type="dxa"/>
-              <w:right w:w="0" w:type="dxa"/>
-            </w:tcMar>
-            <w:vAlign w:val="top"/>
-          </w:tcPr>
-          <w:p>
-            <w:pPr>
-              <w:pStyle w:val="Normal"/>
-              <w:jc w:val="center"/>
-              <w:pBdr>
-                <w:bottom w:val="none" w:sz="0" w:space="0" w:color="000000"/>
-                <w:top w:val="none" w:sz="0" w:space="0" w:color="000000"/>
-                <w:left w:val="none" w:sz="0" w:space="0" w:color="000000"/>
-                <w:right w:val="none" w:sz="0" w:space="0" w:color="000000"/>
-              </w:pBdr>
-              <w:spacing w:after="60" w:before="60" w:line="240"/>
-              <w:ind w:left="100" w:right="100" w:firstLine="0" w:firstLineChars="0"/>
-              <w:rPr>
-                <w:rFonts w:ascii="Aptos" w:hAnsi="Aptos" w:eastAsia="Aptos" w:cs="Aptos"/>
-                <w:i w:val="false"/>
-                <w:b w:val="false"/>
-                <w:u w:val="none"/>
-                <w:strike w:val="false"/>
-                <w:sz w:val="16"/>
-                <w:szCs w:val="16"/>
-                <w:color w:val="333333"/>
-              </w:rPr>
-            </w:pPr>
-            <w:r>
-              <w:rPr>
-                <w:rFonts w:ascii="Aptos" w:hAnsi="Aptos" w:eastAsia="Aptos" w:cs="Aptos"/>
-                <w:i w:val="false"/>
-                <w:b w:val="false"/>
-                <w:u w:val="none"/>
-                <w:strike w:val="false"/>
-                <w:sz w:val="16"/>
-                <w:szCs w:val="16"/>
-                <w:color w:val="333333"/>
-              </w:rPr>
-              <w:t xml:space="preserve">57 (60,6)</w:t>
-            </w:r>
-          </w:p>
-        </w:tc>
-        <w:tc>
-          <w:tcPr>
-            <w:tcBorders>
-              <w:bottom w:val="none" w:sz="0" w:space="0" w:color="000000"/>
-              <w:top w:val="none" w:sz="0" w:space="0" w:color="000000"/>
-              <w:left w:val="none" w:sz="0" w:space="0" w:color="000000"/>
-              <w:right w:val="none" w:sz="0" w:space="0" w:color="000000"/>
-            </w:tcBorders>
-            <w:shd w:val="clear" w:color="auto" w:fill="F0FAFF"/>
-            <w:tcMar>
-              <w:top w:w="0" w:type="dxa"/>
-              <w:bottom w:w="0" w:type="dxa"/>
-              <w:left w:w="0" w:type="dxa"/>
-              <w:right w:w="0" w:type="dxa"/>
-            </w:tcMar>
-            <w:vAlign w:val="top"/>
-          </w:tcPr>
-          <w:p>
-            <w:pPr>
-              <w:pStyle w:val="Normal"/>
-              <w:jc w:val="center"/>
-              <w:pBdr>
-                <w:bottom w:val="none" w:sz="0" w:space="0" w:color="000000"/>
-                <w:top w:val="none" w:sz="0" w:space="0" w:color="000000"/>
-                <w:left w:val="none" w:sz="0" w:space="0" w:color="000000"/>
-                <w:right w:val="none" w:sz="0" w:space="0" w:color="000000"/>
-              </w:pBdr>
-              <w:spacing w:after="60" w:before="60" w:line="240"/>
-              <w:ind w:left="100" w:right="100" w:firstLine="0" w:firstLineChars="0"/>
-              <w:rPr>
-                <w:rFonts w:ascii="Aptos" w:hAnsi="Aptos" w:eastAsia="Aptos" w:cs="Aptos"/>
-                <w:i w:val="false"/>
-                <w:b w:val="false"/>
-                <w:u w:val="none"/>
-                <w:strike w:val="false"/>
-                <w:sz w:val="16"/>
-                <w:szCs w:val="16"/>
-                <w:color w:val="333333"/>
-              </w:rPr>
-            </w:pPr>
-            <w:r>
-              <w:rPr>
-                <w:rFonts w:ascii="Aptos" w:hAnsi="Aptos" w:eastAsia="Aptos" w:cs="Aptos"/>
-                <w:i w:val="false"/>
-                <w:b w:val="false"/>
-                <w:u w:val="none"/>
-                <w:strike w:val="false"/>
-                <w:sz w:val="16"/>
-                <w:szCs w:val="16"/>
-                <w:color w:val="333333"/>
-              </w:rPr>
-              <w:t xml:space="preserve">21 (44,7)</w:t>
-            </w:r>
-          </w:p>
-        </w:tc>
-        <w:tc>
-          <w:tcPr>
-            <w:tcBorders>
-              <w:bottom w:val="none" w:sz="0" w:space="0" w:color="000000"/>
-              <w:top w:val="none" w:sz="0" w:space="0" w:color="000000"/>
-              <w:left w:val="none" w:sz="0" w:space="0" w:color="000000"/>
-              <w:right w:val="none" w:sz="0" w:space="0" w:color="000000"/>
-            </w:tcBorders>
-            <w:shd w:val="clear" w:color="auto" w:fill="F0FAFF"/>
-            <w:tcMar>
-              <w:top w:w="0" w:type="dxa"/>
-              <w:bottom w:w="0" w:type="dxa"/>
-              <w:left w:w="0" w:type="dxa"/>
-              <w:right w:w="0" w:type="dxa"/>
-            </w:tcMar>
-            <w:vAlign w:val="top"/>
-          </w:tcPr>
-          <w:p>
-            <w:pPr>
-              <w:pStyle w:val="Normal"/>
-              <w:jc w:val="center"/>
-              <w:pBdr>
-                <w:bottom w:val="none" w:sz="0" w:space="0" w:color="000000"/>
-                <w:top w:val="none" w:sz="0" w:space="0" w:color="000000"/>
-                <w:left w:val="none" w:sz="0" w:space="0" w:color="000000"/>
-                <w:right w:val="none" w:sz="0" w:space="0" w:color="000000"/>
-              </w:pBdr>
-              <w:spacing w:after="60" w:before="60" w:line="240"/>
-              <w:ind w:left="100" w:right="100" w:firstLine="0" w:firstLineChars="0"/>
-              <w:rPr>
-                <w:rFonts w:ascii="Aptos" w:hAnsi="Aptos" w:eastAsia="Aptos" w:cs="Aptos"/>
-                <w:i w:val="false"/>
-                <w:b w:val="false"/>
-                <w:u w:val="none"/>
-                <w:strike w:val="false"/>
-                <w:sz w:val="16"/>
-                <w:szCs w:val="16"/>
-                <w:color w:val="333333"/>
-              </w:rPr>
-            </w:pPr>
-            <w:r>
-              <w:rPr>
-                <w:rFonts w:ascii="Aptos" w:hAnsi="Aptos" w:eastAsia="Aptos" w:cs="Aptos"/>
-                <w:i w:val="false"/>
-                <w:b w:val="false"/>
-                <w:u w:val="none"/>
-                <w:strike w:val="false"/>
-                <w:sz w:val="16"/>
-                <w:szCs w:val="16"/>
-                <w:color w:val="333333"/>
-              </w:rPr>
-              <w:t xml:space="preserve">36 (76,6)</w:t>
-            </w:r>
-          </w:p>
-        </w:tc>
-        <w:tc>
-          <w:tcPr>
-            <w:tcBorders>
-              <w:bottom w:val="none" w:sz="0" w:space="0" w:color="000000"/>
-              <w:top w:val="none" w:sz="0" w:space="0" w:color="000000"/>
-              <w:left w:val="none" w:sz="0" w:space="0" w:color="000000"/>
-              <w:right w:val="none" w:sz="0" w:space="0" w:color="000000"/>
-            </w:tcBorders>
-            <w:shd w:val="clear" w:color="auto" w:fill="F0FAFF"/>
-            <w:tcMar>
-              <w:top w:w="0" w:type="dxa"/>
-              <w:bottom w:w="0" w:type="dxa"/>
-              <w:left w:w="0" w:type="dxa"/>
-              <w:right w:w="0" w:type="dxa"/>
-            </w:tcMar>
-            <w:vAlign w:val="top"/>
-          </w:tcPr>
-          <w:p>
-            <w:pPr>
-              <w:pStyle w:val="Normal"/>
-              <w:jc w:val="center"/>
-              <w:pBdr>
-                <w:bottom w:val="none" w:sz="0" w:space="0" w:color="000000"/>
-                <w:top w:val="none" w:sz="0" w:space="0" w:color="000000"/>
-                <w:left w:val="none" w:sz="0" w:space="0" w:color="000000"/>
-                <w:right w:val="none" w:sz="0" w:space="0" w:color="000000"/>
-              </w:pBdr>
-              <w:spacing w:after="60" w:before="60" w:line="240"/>
-              <w:ind w:left="100" w:right="100" w:firstLine="0" w:firstLineChars="0"/>
-              <w:rPr>
-                <w:rFonts w:ascii="Aptos" w:hAnsi="Aptos" w:eastAsia="Aptos" w:cs="Aptos"/>
-                <w:i w:val="false"/>
-                <w:b w:val="false"/>
-                <w:u w:val="none"/>
-                <w:strike w:val="false"/>
-                <w:sz w:val="14"/>
-                <w:szCs w:val="14"/>
-                <w:color w:val="333333"/>
-              </w:rPr>
-            </w:pPr>
-            <w:r>
-              <w:rPr>
-                <w:rFonts w:ascii="Aptos" w:hAnsi="Aptos" w:eastAsia="Aptos" w:cs="Aptos"/>
-                <w:i w:val="false"/>
-                <w:b w:val="false"/>
-                <w:u w:val="none"/>
-                <w:strike w:val="false"/>
-                <w:sz w:val="14"/>
-                <w:szCs w:val="14"/>
-                <w:color w:val="333333"/>
-              </w:rPr>
-              <w:t xml:space="preserve"/>
-            </w:r>
-          </w:p>
-        </w:tc>
-      </w:tr>
-      <w:tr>
-        <w:trPr>
-          <w:trHeight w:val="608" w:hRule="auto"/>
-        </w:trPr>
-        <w:tc>
-          <w:tcPr>
-            <w:tcBorders>
-              <w:bottom w:val="none" w:sz="0" w:space="0" w:color="000000"/>
-              <w:top w:val="none" w:sz="0" w:space="0" w:color="000000"/>
-              <w:left w:val="none" w:sz="0" w:space="0" w:color="000000"/>
-              <w:right w:val="none" w:sz="0" w:space="0" w:color="000000"/>
-            </w:tcBorders>
-            <w:shd w:val="clear" w:color="auto" w:fill="FFFFFF"/>
-            <w:tcMar>
-              <w:top w:w="0" w:type="dxa"/>
-              <w:bottom w:w="0" w:type="dxa"/>
-              <w:left w:w="0" w:type="dxa"/>
-              <w:right w:w="0" w:type="dxa"/>
-            </w:tcMar>
-            <w:vAlign w:val="top"/>
-          </w:tcPr>
-          <w:p>
-            <w:pPr>
-              <w:pStyle w:val="Normal"/>
-              <w:jc w:val="left"/>
-              <w:pBdr>
-                <w:bottom w:val="none" w:sz="0" w:space="0" w:color="000000"/>
-                <w:top w:val="none" w:sz="0" w:space="0" w:color="000000"/>
-                <w:left w:val="none" w:sz="0" w:space="0" w:color="000000"/>
-                <w:right w:val="none" w:sz="0" w:space="0" w:color="000000"/>
-              </w:pBdr>
-              <w:spacing w:after="60" w:before="60" w:line="240"/>
-              <w:ind w:left="100" w:right="100" w:firstLine="0" w:firstLineChars="0"/>
-              <w:rPr>
-                <w:rFonts w:ascii="Aptos" w:hAnsi="Aptos" w:eastAsia="Aptos" w:cs="Aptos"/>
-                <w:i w:val="false"/>
-                <w:b w:val="false"/>
-                <w:u w:val="none"/>
-                <w:strike w:val="false"/>
-                <w:sz w:val="18"/>
-                <w:szCs w:val="18"/>
-                <w:color w:val="333333"/>
-              </w:rPr>
-            </w:pPr>
-            <w:r>
-              <w:rPr>
-                <w:rFonts w:ascii="Aptos" w:hAnsi="Aptos" w:eastAsia="Aptos" w:cs="Aptos"/>
-                <w:i w:val="false"/>
-                <w:b w:val="false"/>
-                <w:u w:val="none"/>
-                <w:strike w:val="false"/>
-                <w:sz w:val="18"/>
-                <w:szCs w:val="18"/>
-                <w:color w:val="333333"/>
-              </w:rPr>
-              <w:t xml:space="preserve">Adaptation de dose à C8, n (%)</w:t>
-            </w:r>
-            <w:r>
-              <w:rPr>
-                <w:rFonts w:ascii="Aptos" w:hAnsi="Aptos" w:eastAsia="Aptos" w:cs="Aptos"/>
-                <w:i w:val="false"/>
-                <w:b w:val="false"/>
-                <w:u w:val="none"/>
-                <w:strike w:val="false"/>
-                <w:vertAlign w:val="superscript"/>
-                <w:sz w:val="18"/>
-                <w:szCs w:val="18"/>
-                <w:color w:val="333333"/>
-              </w:rPr>
-              <w:t xml:space="preserve">3</w:t>
-            </w:r>
-          </w:p>
-        </w:tc>
-        <w:tc>
-          <w:tcPr>
-            <w:tcBorders>
-              <w:bottom w:val="none" w:sz="0" w:space="0" w:color="000000"/>
-              <w:top w:val="none" w:sz="0" w:space="0" w:color="000000"/>
-              <w:left w:val="none" w:sz="0" w:space="0" w:color="000000"/>
-              <w:right w:val="none" w:sz="0" w:space="0" w:color="000000"/>
-            </w:tcBorders>
-            <w:shd w:val="clear" w:color="auto" w:fill="FFFFFF"/>
-            <w:tcMar>
-              <w:top w:w="0" w:type="dxa"/>
-              <w:bottom w:w="0" w:type="dxa"/>
-              <w:left w:w="0" w:type="dxa"/>
-              <w:right w:w="0" w:type="dxa"/>
-            </w:tcMar>
-            <w:vAlign w:val="top"/>
-          </w:tcPr>
-          <w:p>
-            <w:pPr>
-              <w:pStyle w:val="Normal"/>
-              <w:jc w:val="center"/>
-              <w:pBdr>
-                <w:bottom w:val="none" w:sz="0" w:space="0" w:color="000000"/>
-                <w:top w:val="none" w:sz="0" w:space="0" w:color="000000"/>
-                <w:left w:val="none" w:sz="0" w:space="0" w:color="000000"/>
-                <w:right w:val="none" w:sz="0" w:space="0" w:color="000000"/>
-              </w:pBdr>
-              <w:spacing w:after="60" w:before="60" w:line="240"/>
-              <w:ind w:left="100" w:right="100" w:firstLine="0" w:firstLineChars="0"/>
-              <w:rPr>
-                <w:rFonts w:ascii="Aptos" w:hAnsi="Aptos" w:eastAsia="Aptos" w:cs="Aptos"/>
-                <w:i w:val="false"/>
-                <w:b w:val="false"/>
-                <w:u w:val="none"/>
-                <w:strike w:val="false"/>
-                <w:sz w:val="14"/>
-                <w:szCs w:val="14"/>
-                <w:color w:val="333333"/>
-              </w:rPr>
-            </w:pPr>
-            <w:r>
-              <w:rPr>
-                <w:rFonts w:ascii="Aptos" w:hAnsi="Aptos" w:eastAsia="Aptos" w:cs="Aptos"/>
-                <w:i w:val="false"/>
-                <w:b w:val="false"/>
-                <w:u w:val="none"/>
-                <w:strike w:val="false"/>
-                <w:sz w:val="14"/>
-                <w:szCs w:val="14"/>
-                <w:color w:val="333333"/>
-              </w:rPr>
-              <w:t xml:space="preserve">0/2</w:t>
-            </w:r>
-          </w:p>
-        </w:tc>
-        <w:tc>
-          <w:tcPr>
-            <w:tcBorders>
-              <w:bottom w:val="none" w:sz="0" w:space="0" w:color="000000"/>
-              <w:top w:val="none" w:sz="0" w:space="0" w:color="000000"/>
-              <w:left w:val="none" w:sz="0" w:space="0" w:color="000000"/>
-              <w:right w:val="none" w:sz="0" w:space="0" w:color="000000"/>
-            </w:tcBorders>
-            <w:shd w:val="clear" w:color="auto" w:fill="FFFFFF"/>
-            <w:tcMar>
-              <w:top w:w="0" w:type="dxa"/>
-              <w:bottom w:w="0" w:type="dxa"/>
-              <w:left w:w="0" w:type="dxa"/>
-              <w:right w:w="0" w:type="dxa"/>
-            </w:tcMar>
-            <w:vAlign w:val="top"/>
-          </w:tcPr>
-          <w:p>
-            <w:pPr>
-              <w:pStyle w:val="Normal"/>
-              <w:jc w:val="center"/>
-              <w:pBdr>
-                <w:bottom w:val="none" w:sz="0" w:space="0" w:color="000000"/>
-                <w:top w:val="none" w:sz="0" w:space="0" w:color="000000"/>
-                <w:left w:val="none" w:sz="0" w:space="0" w:color="000000"/>
-                <w:right w:val="none" w:sz="0" w:space="0" w:color="000000"/>
-              </w:pBdr>
-              <w:spacing w:after="60" w:before="60" w:line="240"/>
-              <w:ind w:left="100" w:right="100" w:firstLine="0" w:firstLineChars="0"/>
-              <w:rPr>
-                <w:rFonts w:ascii="Aptos" w:hAnsi="Aptos" w:eastAsia="Aptos" w:cs="Aptos"/>
-                <w:i w:val="false"/>
-                <w:b w:val="false"/>
-                <w:u w:val="none"/>
-                <w:strike w:val="false"/>
-                <w:sz w:val="16"/>
-                <w:szCs w:val="16"/>
-                <w:color w:val="333333"/>
-              </w:rPr>
-            </w:pPr>
-            <w:r>
-              <w:rPr>
-                <w:rFonts w:ascii="Aptos" w:hAnsi="Aptos" w:eastAsia="Aptos" w:cs="Aptos"/>
-                <w:i w:val="false"/>
-                <w:b w:val="false"/>
-                <w:u w:val="none"/>
-                <w:strike w:val="false"/>
-                <w:sz w:val="16"/>
-                <w:szCs w:val="16"/>
-                <w:color w:val="333333"/>
-              </w:rPr>
-              <w:t xml:space="preserve"/>
-            </w:r>
-          </w:p>
-        </w:tc>
-        <w:tc>
-          <w:tcPr>
-            <w:tcBorders>
-              <w:bottom w:val="none" w:sz="0" w:space="0" w:color="000000"/>
-              <w:top w:val="none" w:sz="0" w:space="0" w:color="000000"/>
-              <w:left w:val="none" w:sz="0" w:space="0" w:color="000000"/>
-              <w:right w:val="none" w:sz="0" w:space="0" w:color="000000"/>
-            </w:tcBorders>
-            <w:shd w:val="clear" w:color="auto" w:fill="FFFFFF"/>
-            <w:tcMar>
-              <w:top w:w="0" w:type="dxa"/>
-              <w:bottom w:w="0" w:type="dxa"/>
-              <w:left w:w="0" w:type="dxa"/>
-              <w:right w:w="0" w:type="dxa"/>
-            </w:tcMar>
-            <w:vAlign w:val="top"/>
-          </w:tcPr>
-          <w:p>
-            <w:pPr>
-              <w:pStyle w:val="Normal"/>
-              <w:jc w:val="center"/>
-              <w:pBdr>
-                <w:bottom w:val="none" w:sz="0" w:space="0" w:color="000000"/>
-                <w:top w:val="none" w:sz="0" w:space="0" w:color="000000"/>
-                <w:left w:val="none" w:sz="0" w:space="0" w:color="000000"/>
-                <w:right w:val="none" w:sz="0" w:space="0" w:color="000000"/>
-              </w:pBdr>
-              <w:spacing w:after="60" w:before="60" w:line="240"/>
-              <w:ind w:left="100" w:right="100" w:firstLine="0" w:firstLineChars="0"/>
-              <w:rPr>
-                <w:rFonts w:ascii="Aptos" w:hAnsi="Aptos" w:eastAsia="Aptos" w:cs="Aptos"/>
-                <w:i w:val="false"/>
-                <w:b w:val="false"/>
-                <w:u w:val="none"/>
-                <w:strike w:val="false"/>
-                <w:sz w:val="16"/>
-                <w:szCs w:val="16"/>
-                <w:color w:val="333333"/>
-              </w:rPr>
-            </w:pPr>
-            <w:r>
-              <w:rPr>
-                <w:rFonts w:ascii="Aptos" w:hAnsi="Aptos" w:eastAsia="Aptos" w:cs="Aptos"/>
-                <w:i w:val="false"/>
-                <w:b w:val="false"/>
-                <w:u w:val="none"/>
-                <w:strike w:val="false"/>
-                <w:sz w:val="16"/>
-                <w:szCs w:val="16"/>
-                <w:color w:val="333333"/>
-              </w:rPr>
-              <w:t xml:space="preserve"/>
-            </w:r>
-          </w:p>
-        </w:tc>
-        <w:tc>
-          <w:tcPr>
-            <w:tcBorders>
-              <w:bottom w:val="none" w:sz="0" w:space="0" w:color="000000"/>
-              <w:top w:val="none" w:sz="0" w:space="0" w:color="000000"/>
-              <w:left w:val="none" w:sz="0" w:space="0" w:color="000000"/>
-              <w:right w:val="none" w:sz="0" w:space="0" w:color="000000"/>
-            </w:tcBorders>
-            <w:shd w:val="clear" w:color="auto" w:fill="FFFFFF"/>
-            <w:tcMar>
-              <w:top w:w="0" w:type="dxa"/>
-              <w:bottom w:w="0" w:type="dxa"/>
-              <w:left w:w="0" w:type="dxa"/>
-              <w:right w:w="0" w:type="dxa"/>
-            </w:tcMar>
-            <w:vAlign w:val="top"/>
-          </w:tcPr>
-          <w:p>
-            <w:pPr>
-              <w:pStyle w:val="Normal"/>
-              <w:jc w:val="center"/>
-              <w:pBdr>
-                <w:bottom w:val="none" w:sz="0" w:space="0" w:color="000000"/>
-                <w:top w:val="none" w:sz="0" w:space="0" w:color="000000"/>
-                <w:left w:val="none" w:sz="0" w:space="0" w:color="000000"/>
-                <w:right w:val="none" w:sz="0" w:space="0" w:color="000000"/>
-              </w:pBdr>
-              <w:spacing w:after="60" w:before="60" w:line="240"/>
-              <w:ind w:left="100" w:right="100" w:firstLine="0" w:firstLineChars="0"/>
-              <w:rPr>
-                <w:rFonts w:ascii="Aptos" w:hAnsi="Aptos" w:eastAsia="Aptos" w:cs="Aptos"/>
-                <w:i w:val="false"/>
-                <w:b w:val="false"/>
-                <w:u w:val="none"/>
-                <w:strike w:val="false"/>
-                <w:sz w:val="16"/>
-                <w:szCs w:val="16"/>
-                <w:color w:val="333333"/>
-              </w:rPr>
-            </w:pPr>
-            <w:r>
-              <w:rPr>
-                <w:rFonts w:ascii="Aptos" w:hAnsi="Aptos" w:eastAsia="Aptos" w:cs="Aptos"/>
-                <w:i w:val="false"/>
-                <w:b w:val="false"/>
-                <w:u w:val="none"/>
-                <w:strike w:val="false"/>
-                <w:sz w:val="16"/>
-                <w:szCs w:val="16"/>
-                <w:color w:val="333333"/>
-              </w:rPr>
-              <w:t xml:space="preserve"/>
-            </w:r>
-          </w:p>
-        </w:tc>
-        <w:tc>
-          <w:tcPr>
-            <w:tcBorders>
-              <w:bottom w:val="none" w:sz="0" w:space="0" w:color="000000"/>
-              <w:top w:val="none" w:sz="0" w:space="0" w:color="000000"/>
-              <w:left w:val="none" w:sz="0" w:space="0" w:color="000000"/>
-              <w:right w:val="none" w:sz="0" w:space="0" w:color="000000"/>
-            </w:tcBorders>
-            <w:shd w:val="clear" w:color="auto" w:fill="FFFFFF"/>
-            <w:tcMar>
-              <w:top w:w="0" w:type="dxa"/>
-              <w:bottom w:w="0" w:type="dxa"/>
-              <w:left w:w="0" w:type="dxa"/>
-              <w:right w:w="0" w:type="dxa"/>
-            </w:tcMar>
-            <w:vAlign w:val="top"/>
-          </w:tcPr>
-          <w:p>
-            <w:pPr>
-              <w:pStyle w:val="Normal"/>
-              <w:jc w:val="center"/>
-              <w:pBdr>
-                <w:bottom w:val="none" w:sz="0" w:space="0" w:color="000000"/>
-                <w:top w:val="none" w:sz="0" w:space="0" w:color="000000"/>
-                <w:left w:val="none" w:sz="0" w:space="0" w:color="000000"/>
-                <w:right w:val="none" w:sz="0" w:space="0" w:color="000000"/>
-              </w:pBdr>
-              <w:spacing w:after="60" w:before="60" w:line="240"/>
-              <w:ind w:left="100" w:right="100" w:firstLine="0" w:firstLineChars="0"/>
-              <w:rPr>
-                <w:rFonts w:ascii="Aptos" w:hAnsi="Aptos" w:eastAsia="Aptos" w:cs="Aptos"/>
-                <w:i w:val="false"/>
-                <w:b w:val="false"/>
-                <w:u w:val="none"/>
-                <w:strike w:val="false"/>
-                <w:sz w:val="14"/>
-                <w:szCs w:val="14"/>
-                <w:color w:val="333333"/>
-              </w:rPr>
-            </w:pPr>
-            <w:r>
-              <w:rPr>
-                <w:rFonts w:ascii="Aptos" w:hAnsi="Aptos" w:eastAsia="Aptos" w:cs="Aptos"/>
-                <w:i w:val="false"/>
-                <w:b w:val="false"/>
-                <w:u w:val="none"/>
-                <w:strike w:val="false"/>
-                <w:sz w:val="14"/>
-                <w:szCs w:val="14"/>
-                <w:color w:val="333333"/>
-              </w:rPr>
-              <w:t xml:space="preserve">0,084</w:t>
-            </w:r>
-          </w:p>
-        </w:tc>
-      </w:tr>
-      <w:tr>
-        <w:trPr>
-          <w:trHeight w:val="608" w:hRule="auto"/>
-        </w:trPr>
-        <w:tc>
-          <w:tcPr>
-            <w:tcBorders>
-              <w:bottom w:val="none" w:sz="0" w:space="0" w:color="000000"/>
-              <w:top w:val="none" w:sz="0" w:space="0" w:color="000000"/>
-              <w:left w:val="none" w:sz="0" w:space="0" w:color="000000"/>
-              <w:right w:val="none" w:sz="0" w:space="0" w:color="000000"/>
-            </w:tcBorders>
-            <w:shd w:val="clear" w:color="auto" w:fill="F0FAFF"/>
-            <w:tcMar>
-              <w:top w:w="0" w:type="dxa"/>
-              <w:bottom w:w="0" w:type="dxa"/>
-              <w:left w:w="0" w:type="dxa"/>
-              <w:right w:w="0" w:type="dxa"/>
-            </w:tcMar>
-            <w:vAlign w:val="top"/>
-          </w:tcPr>
-          <w:p>
-            <w:pPr>
-              <w:pStyle w:val="Normal"/>
-              <w:jc w:val="left"/>
-              <w:pBdr>
-                <w:bottom w:val="none" w:sz="0" w:space="0" w:color="000000"/>
-                <w:top w:val="none" w:sz="0" w:space="0" w:color="000000"/>
-                <w:left w:val="none" w:sz="0" w:space="0" w:color="000000"/>
-                <w:right w:val="none" w:sz="0" w:space="0" w:color="000000"/>
-              </w:pBdr>
-              <w:spacing w:after="60" w:before="60" w:line="240"/>
-              <w:ind w:left="300" w:right="100" w:firstLine="0" w:firstLineChars="0"/>
-              <w:rPr>
-                <w:rFonts w:ascii="Aptos" w:hAnsi="Aptos" w:eastAsia="Aptos" w:cs="Aptos"/>
-                <w:i w:val="false"/>
-                <w:b w:val="false"/>
-                <w:u w:val="none"/>
-                <w:strike w:val="false"/>
-                <w:sz w:val="18"/>
-                <w:szCs w:val="18"/>
-                <w:color w:val="333333"/>
-              </w:rPr>
-            </w:pPr>
-            <w:r>
-              <w:rPr>
-                <w:rFonts w:ascii="Aptos" w:hAnsi="Aptos" w:eastAsia="Aptos" w:cs="Aptos"/>
-                <w:i w:val="false"/>
-                <w:b w:val="false"/>
-                <w:u w:val="none"/>
-                <w:strike w:val="false"/>
-                <w:sz w:val="18"/>
-                <w:szCs w:val="18"/>
-                <w:color w:val="333333"/>
-              </w:rPr>
-              <w:t xml:space="preserve">Non</w:t>
-            </w:r>
-          </w:p>
-        </w:tc>
-        <w:tc>
-          <w:tcPr>
-            <w:tcBorders>
-              <w:bottom w:val="none" w:sz="0" w:space="0" w:color="000000"/>
-              <w:top w:val="none" w:sz="0" w:space="0" w:color="000000"/>
-              <w:left w:val="none" w:sz="0" w:space="0" w:color="000000"/>
-              <w:right w:val="none" w:sz="0" w:space="0" w:color="000000"/>
-            </w:tcBorders>
-            <w:shd w:val="clear" w:color="auto" w:fill="F0FAFF"/>
-            <w:tcMar>
-              <w:top w:w="0" w:type="dxa"/>
-              <w:bottom w:w="0" w:type="dxa"/>
-              <w:left w:w="0" w:type="dxa"/>
-              <w:right w:w="0" w:type="dxa"/>
-            </w:tcMar>
-            <w:vAlign w:val="top"/>
-          </w:tcPr>
-          <w:p>
-            <w:pPr>
-              <w:pStyle w:val="Normal"/>
-              <w:jc w:val="center"/>
-              <w:pBdr>
-                <w:bottom w:val="none" w:sz="0" w:space="0" w:color="000000"/>
-                <w:top w:val="none" w:sz="0" w:space="0" w:color="000000"/>
-                <w:left w:val="none" w:sz="0" w:space="0" w:color="000000"/>
-                <w:right w:val="none" w:sz="0" w:space="0" w:color="000000"/>
-              </w:pBdr>
-              <w:spacing w:after="60" w:before="60" w:line="240"/>
-              <w:ind w:left="100" w:right="100" w:firstLine="0" w:firstLineChars="0"/>
-              <w:rPr>
-                <w:rFonts w:ascii="Aptos" w:hAnsi="Aptos" w:eastAsia="Aptos" w:cs="Aptos"/>
-                <w:i w:val="false"/>
-                <w:b w:val="false"/>
-                <w:u w:val="none"/>
-                <w:strike w:val="false"/>
-                <w:sz w:val="14"/>
-                <w:szCs w:val="14"/>
-                <w:color w:val="333333"/>
-              </w:rPr>
-            </w:pPr>
-            <w:r>
-              <w:rPr>
-                <w:rFonts w:ascii="Aptos" w:hAnsi="Aptos" w:eastAsia="Aptos" w:cs="Aptos"/>
-                <w:i w:val="false"/>
-                <w:b w:val="false"/>
-                <w:u w:val="none"/>
-                <w:strike w:val="false"/>
-                <w:sz w:val="14"/>
-                <w:szCs w:val="14"/>
-                <w:color w:val="333333"/>
-              </w:rPr>
-              <w:t xml:space="preserve"/>
-            </w:r>
-          </w:p>
-        </w:tc>
-        <w:tc>
-          <w:tcPr>
-            <w:tcBorders>
-              <w:bottom w:val="none" w:sz="0" w:space="0" w:color="000000"/>
-              <w:top w:val="none" w:sz="0" w:space="0" w:color="000000"/>
-              <w:left w:val="none" w:sz="0" w:space="0" w:color="000000"/>
-              <w:right w:val="none" w:sz="0" w:space="0" w:color="000000"/>
-            </w:tcBorders>
-            <w:shd w:val="clear" w:color="auto" w:fill="F0FAFF"/>
-            <w:tcMar>
-              <w:top w:w="0" w:type="dxa"/>
-              <w:bottom w:w="0" w:type="dxa"/>
-              <w:left w:w="0" w:type="dxa"/>
-              <w:right w:w="0" w:type="dxa"/>
-            </w:tcMar>
-            <w:vAlign w:val="top"/>
-          </w:tcPr>
-          <w:p>
-            <w:pPr>
-              <w:pStyle w:val="Normal"/>
-              <w:jc w:val="center"/>
-              <w:pBdr>
-                <w:bottom w:val="none" w:sz="0" w:space="0" w:color="000000"/>
-                <w:top w:val="none" w:sz="0" w:space="0" w:color="000000"/>
-                <w:left w:val="none" w:sz="0" w:space="0" w:color="000000"/>
-                <w:right w:val="none" w:sz="0" w:space="0" w:color="000000"/>
-              </w:pBdr>
-              <w:spacing w:after="60" w:before="60" w:line="240"/>
-              <w:ind w:left="100" w:right="100" w:firstLine="0" w:firstLineChars="0"/>
-              <w:rPr>
-                <w:rFonts w:ascii="Aptos" w:hAnsi="Aptos" w:eastAsia="Aptos" w:cs="Aptos"/>
-                <w:i w:val="false"/>
-                <w:b w:val="false"/>
-                <w:u w:val="none"/>
-                <w:strike w:val="false"/>
-                <w:sz w:val="16"/>
-                <w:szCs w:val="16"/>
-                <w:color w:val="333333"/>
-              </w:rPr>
-            </w:pPr>
-            <w:r>
-              <w:rPr>
-                <w:rFonts w:ascii="Aptos" w:hAnsi="Aptos" w:eastAsia="Aptos" w:cs="Aptos"/>
-                <w:i w:val="false"/>
-                <w:b w:val="false"/>
-                <w:u w:val="none"/>
-                <w:strike w:val="false"/>
-                <w:sz w:val="16"/>
-                <w:szCs w:val="16"/>
-                <w:color w:val="333333"/>
-              </w:rPr>
-              <w:t xml:space="preserve">3 (4,8)</w:t>
-            </w:r>
-          </w:p>
-        </w:tc>
-        <w:tc>
-          <w:tcPr>
-            <w:tcBorders>
-              <w:bottom w:val="none" w:sz="0" w:space="0" w:color="000000"/>
-              <w:top w:val="none" w:sz="0" w:space="0" w:color="000000"/>
-              <w:left w:val="none" w:sz="0" w:space="0" w:color="000000"/>
-              <w:right w:val="none" w:sz="0" w:space="0" w:color="000000"/>
-            </w:tcBorders>
-            <w:shd w:val="clear" w:color="auto" w:fill="F0FAFF"/>
-            <w:tcMar>
-              <w:top w:w="0" w:type="dxa"/>
-              <w:bottom w:w="0" w:type="dxa"/>
-              <w:left w:w="0" w:type="dxa"/>
-              <w:right w:w="0" w:type="dxa"/>
-            </w:tcMar>
-            <w:vAlign w:val="top"/>
-          </w:tcPr>
-          <w:p>
-            <w:pPr>
-              <w:pStyle w:val="Normal"/>
-              <w:jc w:val="center"/>
-              <w:pBdr>
-                <w:bottom w:val="none" w:sz="0" w:space="0" w:color="000000"/>
-                <w:top w:val="none" w:sz="0" w:space="0" w:color="000000"/>
-                <w:left w:val="none" w:sz="0" w:space="0" w:color="000000"/>
-                <w:right w:val="none" w:sz="0" w:space="0" w:color="000000"/>
-              </w:pBdr>
-              <w:spacing w:after="60" w:before="60" w:line="240"/>
-              <w:ind w:left="100" w:right="100" w:firstLine="0" w:firstLineChars="0"/>
-              <w:rPr>
-                <w:rFonts w:ascii="Aptos" w:hAnsi="Aptos" w:eastAsia="Aptos" w:cs="Aptos"/>
-                <w:i w:val="false"/>
-                <w:b w:val="false"/>
-                <w:u w:val="none"/>
-                <w:strike w:val="false"/>
-                <w:sz w:val="16"/>
-                <w:szCs w:val="16"/>
-                <w:color w:val="333333"/>
-              </w:rPr>
-            </w:pPr>
-            <w:r>
-              <w:rPr>
-                <w:rFonts w:ascii="Aptos" w:hAnsi="Aptos" w:eastAsia="Aptos" w:cs="Aptos"/>
-                <w:i w:val="false"/>
-                <w:b w:val="false"/>
-                <w:u w:val="none"/>
-                <w:strike w:val="false"/>
-                <w:sz w:val="16"/>
-                <w:szCs w:val="16"/>
-                <w:color w:val="333333"/>
-              </w:rPr>
-              <w:t xml:space="preserve">2 (4,9)</w:t>
-            </w:r>
-          </w:p>
-        </w:tc>
-        <w:tc>
-          <w:tcPr>
-            <w:tcBorders>
-              <w:bottom w:val="none" w:sz="0" w:space="0" w:color="000000"/>
-              <w:top w:val="none" w:sz="0" w:space="0" w:color="000000"/>
-              <w:left w:val="none" w:sz="0" w:space="0" w:color="000000"/>
-              <w:right w:val="none" w:sz="0" w:space="0" w:color="000000"/>
-            </w:tcBorders>
-            <w:shd w:val="clear" w:color="auto" w:fill="F0FAFF"/>
-            <w:tcMar>
-              <w:top w:w="0" w:type="dxa"/>
-              <w:bottom w:w="0" w:type="dxa"/>
-              <w:left w:w="0" w:type="dxa"/>
-              <w:right w:w="0" w:type="dxa"/>
-            </w:tcMar>
-            <w:vAlign w:val="top"/>
-          </w:tcPr>
-          <w:p>
-            <w:pPr>
-              <w:pStyle w:val="Normal"/>
-              <w:jc w:val="center"/>
-              <w:pBdr>
-                <w:bottom w:val="none" w:sz="0" w:space="0" w:color="000000"/>
-                <w:top w:val="none" w:sz="0" w:space="0" w:color="000000"/>
-                <w:left w:val="none" w:sz="0" w:space="0" w:color="000000"/>
-                <w:right w:val="none" w:sz="0" w:space="0" w:color="000000"/>
-              </w:pBdr>
-              <w:spacing w:after="60" w:before="60" w:line="240"/>
-              <w:ind w:left="100" w:right="100" w:firstLine="0" w:firstLineChars="0"/>
-              <w:rPr>
-                <w:rFonts w:ascii="Aptos" w:hAnsi="Aptos" w:eastAsia="Aptos" w:cs="Aptos"/>
-                <w:i w:val="false"/>
-                <w:b w:val="false"/>
-                <w:u w:val="none"/>
-                <w:strike w:val="false"/>
-                <w:sz w:val="16"/>
-                <w:szCs w:val="16"/>
-                <w:color w:val="333333"/>
-              </w:rPr>
-            </w:pPr>
-            <w:r>
-              <w:rPr>
-                <w:rFonts w:ascii="Aptos" w:hAnsi="Aptos" w:eastAsia="Aptos" w:cs="Aptos"/>
-                <w:i w:val="false"/>
-                <w:b w:val="false"/>
-                <w:u w:val="none"/>
-                <w:strike w:val="false"/>
-                <w:sz w:val="16"/>
-                <w:szCs w:val="16"/>
-                <w:color w:val="333333"/>
-              </w:rPr>
-              <w:t xml:space="preserve">1 (4,5)</w:t>
-            </w:r>
-          </w:p>
-        </w:tc>
-        <w:tc>
-          <w:tcPr>
-            <w:tcBorders>
-              <w:bottom w:val="none" w:sz="0" w:space="0" w:color="000000"/>
-              <w:top w:val="none" w:sz="0" w:space="0" w:color="000000"/>
-              <w:left w:val="none" w:sz="0" w:space="0" w:color="000000"/>
-              <w:right w:val="none" w:sz="0" w:space="0" w:color="000000"/>
-            </w:tcBorders>
-            <w:shd w:val="clear" w:color="auto" w:fill="F0FAFF"/>
-            <w:tcMar>
-              <w:top w:w="0" w:type="dxa"/>
-              <w:bottom w:w="0" w:type="dxa"/>
-              <w:left w:w="0" w:type="dxa"/>
-              <w:right w:w="0" w:type="dxa"/>
-            </w:tcMar>
-            <w:vAlign w:val="top"/>
-          </w:tcPr>
-          <w:p>
-            <w:pPr>
-              <w:pStyle w:val="Normal"/>
-              <w:jc w:val="center"/>
-              <w:pBdr>
-                <w:bottom w:val="none" w:sz="0" w:space="0" w:color="000000"/>
-                <w:top w:val="none" w:sz="0" w:space="0" w:color="000000"/>
-                <w:left w:val="none" w:sz="0" w:space="0" w:color="000000"/>
-                <w:right w:val="none" w:sz="0" w:space="0" w:color="000000"/>
-              </w:pBdr>
-              <w:spacing w:after="60" w:before="60" w:line="240"/>
-              <w:ind w:left="100" w:right="100" w:firstLine="0" w:firstLineChars="0"/>
-              <w:rPr>
-                <w:rFonts w:ascii="Aptos" w:hAnsi="Aptos" w:eastAsia="Aptos" w:cs="Aptos"/>
-                <w:i w:val="false"/>
-                <w:b w:val="false"/>
-                <w:u w:val="none"/>
-                <w:strike w:val="false"/>
-                <w:sz w:val="14"/>
-                <w:szCs w:val="14"/>
-                <w:color w:val="333333"/>
-              </w:rPr>
-            </w:pPr>
-            <w:r>
-              <w:rPr>
-                <w:rFonts w:ascii="Aptos" w:hAnsi="Aptos" w:eastAsia="Aptos" w:cs="Aptos"/>
-                <w:i w:val="false"/>
-                <w:b w:val="false"/>
-                <w:u w:val="none"/>
-                <w:strike w:val="false"/>
-                <w:sz w:val="14"/>
-                <w:szCs w:val="14"/>
-                <w:color w:val="333333"/>
-              </w:rPr>
-              <w:t xml:space="preserve"/>
-            </w:r>
-          </w:p>
-        </w:tc>
-      </w:tr>
-      <w:tr>
-        <w:trPr>
-          <w:trHeight w:val="608" w:hRule="auto"/>
-        </w:trPr>
-        <w:tc>
-          <w:tcPr>
-            <w:tcBorders>
-              <w:bottom w:val="none" w:sz="0" w:space="0" w:color="000000"/>
-              <w:top w:val="none" w:sz="0" w:space="0" w:color="000000"/>
-              <w:left w:val="none" w:sz="0" w:space="0" w:color="000000"/>
-              <w:right w:val="none" w:sz="0" w:space="0" w:color="000000"/>
-            </w:tcBorders>
-            <w:shd w:val="clear" w:color="auto" w:fill="FFFFFF"/>
-            <w:tcMar>
-              <w:top w:w="0" w:type="dxa"/>
-              <w:bottom w:w="0" w:type="dxa"/>
-              <w:left w:w="0" w:type="dxa"/>
-              <w:right w:w="0" w:type="dxa"/>
-            </w:tcMar>
-            <w:vAlign w:val="top"/>
-          </w:tcPr>
-          <w:p>
-            <w:pPr>
-              <w:pStyle w:val="Normal"/>
-              <w:jc w:val="left"/>
-              <w:pBdr>
-                <w:bottom w:val="none" w:sz="0" w:space="0" w:color="000000"/>
-                <w:top w:val="none" w:sz="0" w:space="0" w:color="000000"/>
-                <w:left w:val="none" w:sz="0" w:space="0" w:color="000000"/>
-                <w:right w:val="none" w:sz="0" w:space="0" w:color="000000"/>
-              </w:pBdr>
-              <w:spacing w:after="60" w:before="60" w:line="240"/>
-              <w:ind w:left="300" w:right="100" w:firstLine="0" w:firstLineChars="0"/>
-              <w:rPr>
-                <w:rFonts w:ascii="Aptos" w:hAnsi="Aptos" w:eastAsia="Aptos" w:cs="Aptos"/>
-                <w:i w:val="false"/>
-                <w:b w:val="false"/>
-                <w:u w:val="none"/>
-                <w:strike w:val="false"/>
-                <w:sz w:val="18"/>
-                <w:szCs w:val="18"/>
-                <w:color w:val="333333"/>
-              </w:rPr>
-            </w:pPr>
-            <w:r>
-              <w:rPr>
-                <w:rFonts w:ascii="Aptos" w:hAnsi="Aptos" w:eastAsia="Aptos" w:cs="Aptos"/>
-                <w:i w:val="false"/>
-                <w:b w:val="false"/>
-                <w:u w:val="none"/>
-                <w:strike w:val="false"/>
-                <w:sz w:val="18"/>
-                <w:szCs w:val="18"/>
-                <w:color w:val="333333"/>
-              </w:rPr>
-              <w:t xml:space="preserve">&lt;=20%</w:t>
-            </w:r>
-          </w:p>
-        </w:tc>
-        <w:tc>
-          <w:tcPr>
-            <w:tcBorders>
-              <w:bottom w:val="none" w:sz="0" w:space="0" w:color="000000"/>
-              <w:top w:val="none" w:sz="0" w:space="0" w:color="000000"/>
-              <w:left w:val="none" w:sz="0" w:space="0" w:color="000000"/>
-              <w:right w:val="none" w:sz="0" w:space="0" w:color="000000"/>
-            </w:tcBorders>
-            <w:shd w:val="clear" w:color="auto" w:fill="FFFFFF"/>
-            <w:tcMar>
-              <w:top w:w="0" w:type="dxa"/>
-              <w:bottom w:w="0" w:type="dxa"/>
-              <w:left w:w="0" w:type="dxa"/>
-              <w:right w:w="0" w:type="dxa"/>
-            </w:tcMar>
-            <w:vAlign w:val="top"/>
-          </w:tcPr>
-          <w:p>
-            <w:pPr>
-              <w:pStyle w:val="Normal"/>
-              <w:jc w:val="center"/>
-              <w:pBdr>
-                <w:bottom w:val="none" w:sz="0" w:space="0" w:color="000000"/>
-                <w:top w:val="none" w:sz="0" w:space="0" w:color="000000"/>
-                <w:left w:val="none" w:sz="0" w:space="0" w:color="000000"/>
-                <w:right w:val="none" w:sz="0" w:space="0" w:color="000000"/>
-              </w:pBdr>
-              <w:spacing w:after="60" w:before="60" w:line="240"/>
-              <w:ind w:left="100" w:right="100" w:firstLine="0" w:firstLineChars="0"/>
-              <w:rPr>
-                <w:rFonts w:ascii="Aptos" w:hAnsi="Aptos" w:eastAsia="Aptos" w:cs="Aptos"/>
-                <w:i w:val="false"/>
-                <w:b w:val="false"/>
-                <w:u w:val="none"/>
-                <w:strike w:val="false"/>
-                <w:sz w:val="14"/>
-                <w:szCs w:val="14"/>
-                <w:color w:val="333333"/>
-              </w:rPr>
-            </w:pPr>
-            <w:r>
-              <w:rPr>
-                <w:rFonts w:ascii="Aptos" w:hAnsi="Aptos" w:eastAsia="Aptos" w:cs="Aptos"/>
-                <w:i w:val="false"/>
-                <w:b w:val="false"/>
-                <w:u w:val="none"/>
-                <w:strike w:val="false"/>
-                <w:sz w:val="14"/>
-                <w:szCs w:val="14"/>
-                <w:color w:val="333333"/>
-              </w:rPr>
-              <w:t xml:space="preserve"/>
-            </w:r>
-          </w:p>
-        </w:tc>
-        <w:tc>
-          <w:tcPr>
-            <w:tcBorders>
-              <w:bottom w:val="none" w:sz="0" w:space="0" w:color="000000"/>
-              <w:top w:val="none" w:sz="0" w:space="0" w:color="000000"/>
-              <w:left w:val="none" w:sz="0" w:space="0" w:color="000000"/>
-              <w:right w:val="none" w:sz="0" w:space="0" w:color="000000"/>
-            </w:tcBorders>
-            <w:shd w:val="clear" w:color="auto" w:fill="FFFFFF"/>
-            <w:tcMar>
-              <w:top w:w="0" w:type="dxa"/>
-              <w:bottom w:w="0" w:type="dxa"/>
-              <w:left w:w="0" w:type="dxa"/>
-              <w:right w:w="0" w:type="dxa"/>
-            </w:tcMar>
-            <w:vAlign w:val="top"/>
-          </w:tcPr>
-          <w:p>
-            <w:pPr>
-              <w:pStyle w:val="Normal"/>
-              <w:jc w:val="center"/>
-              <w:pBdr>
-                <w:bottom w:val="none" w:sz="0" w:space="0" w:color="000000"/>
-                <w:top w:val="none" w:sz="0" w:space="0" w:color="000000"/>
-                <w:left w:val="none" w:sz="0" w:space="0" w:color="000000"/>
-                <w:right w:val="none" w:sz="0" w:space="0" w:color="000000"/>
-              </w:pBdr>
-              <w:spacing w:after="60" w:before="60" w:line="240"/>
-              <w:ind w:left="100" w:right="100" w:firstLine="0" w:firstLineChars="0"/>
-              <w:rPr>
-                <w:rFonts w:ascii="Aptos" w:hAnsi="Aptos" w:eastAsia="Aptos" w:cs="Aptos"/>
-                <w:i w:val="false"/>
-                <w:b w:val="false"/>
-                <w:u w:val="none"/>
-                <w:strike w:val="false"/>
-                <w:sz w:val="16"/>
-                <w:szCs w:val="16"/>
-                <w:color w:val="333333"/>
-              </w:rPr>
-            </w:pPr>
-            <w:r>
-              <w:rPr>
-                <w:rFonts w:ascii="Aptos" w:hAnsi="Aptos" w:eastAsia="Aptos" w:cs="Aptos"/>
-                <w:i w:val="false"/>
-                <w:b w:val="false"/>
-                <w:u w:val="none"/>
-                <w:strike w:val="false"/>
-                <w:sz w:val="16"/>
-                <w:szCs w:val="16"/>
-                <w:color w:val="333333"/>
-              </w:rPr>
-              <w:t xml:space="preserve">13 (20,6)</w:t>
-            </w:r>
-          </w:p>
-        </w:tc>
-        <w:tc>
-          <w:tcPr>
-            <w:tcBorders>
-              <w:bottom w:val="none" w:sz="0" w:space="0" w:color="000000"/>
-              <w:top w:val="none" w:sz="0" w:space="0" w:color="000000"/>
-              <w:left w:val="none" w:sz="0" w:space="0" w:color="000000"/>
-              <w:right w:val="none" w:sz="0" w:space="0" w:color="000000"/>
-            </w:tcBorders>
-            <w:shd w:val="clear" w:color="auto" w:fill="FFFFFF"/>
-            <w:tcMar>
-              <w:top w:w="0" w:type="dxa"/>
-              <w:bottom w:w="0" w:type="dxa"/>
-              <w:left w:w="0" w:type="dxa"/>
-              <w:right w:w="0" w:type="dxa"/>
-            </w:tcMar>
-            <w:vAlign w:val="top"/>
-          </w:tcPr>
-          <w:p>
-            <w:pPr>
-              <w:pStyle w:val="Normal"/>
-              <w:jc w:val="center"/>
-              <w:pBdr>
-                <w:bottom w:val="none" w:sz="0" w:space="0" w:color="000000"/>
-                <w:top w:val="none" w:sz="0" w:space="0" w:color="000000"/>
-                <w:left w:val="none" w:sz="0" w:space="0" w:color="000000"/>
-                <w:right w:val="none" w:sz="0" w:space="0" w:color="000000"/>
-              </w:pBdr>
-              <w:spacing w:after="60" w:before="60" w:line="240"/>
-              <w:ind w:left="100" w:right="100" w:firstLine="0" w:firstLineChars="0"/>
-              <w:rPr>
-                <w:rFonts w:ascii="Aptos" w:hAnsi="Aptos" w:eastAsia="Aptos" w:cs="Aptos"/>
-                <w:i w:val="false"/>
-                <w:b w:val="false"/>
-                <w:u w:val="none"/>
-                <w:strike w:val="false"/>
-                <w:sz w:val="16"/>
-                <w:szCs w:val="16"/>
-                <w:color w:val="333333"/>
-              </w:rPr>
-            </w:pPr>
-            <w:r>
-              <w:rPr>
-                <w:rFonts w:ascii="Aptos" w:hAnsi="Aptos" w:eastAsia="Aptos" w:cs="Aptos"/>
-                <w:i w:val="false"/>
-                <w:b w:val="false"/>
-                <w:u w:val="none"/>
-                <w:strike w:val="false"/>
-                <w:sz w:val="16"/>
-                <w:szCs w:val="16"/>
-                <w:color w:val="333333"/>
-              </w:rPr>
-              <w:t xml:space="preserve">5 (12,2)</w:t>
-            </w:r>
-          </w:p>
-        </w:tc>
-        <w:tc>
-          <w:tcPr>
-            <w:tcBorders>
-              <w:bottom w:val="none" w:sz="0" w:space="0" w:color="000000"/>
-              <w:top w:val="none" w:sz="0" w:space="0" w:color="000000"/>
-              <w:left w:val="none" w:sz="0" w:space="0" w:color="000000"/>
-              <w:right w:val="none" w:sz="0" w:space="0" w:color="000000"/>
-            </w:tcBorders>
-            <w:shd w:val="clear" w:color="auto" w:fill="FFFFFF"/>
-            <w:tcMar>
-              <w:top w:w="0" w:type="dxa"/>
-              <w:bottom w:w="0" w:type="dxa"/>
-              <w:left w:w="0" w:type="dxa"/>
-              <w:right w:w="0" w:type="dxa"/>
-            </w:tcMar>
-            <w:vAlign w:val="top"/>
-          </w:tcPr>
-          <w:p>
-            <w:pPr>
-              <w:pStyle w:val="Normal"/>
-              <w:jc w:val="center"/>
-              <w:pBdr>
-                <w:bottom w:val="none" w:sz="0" w:space="0" w:color="000000"/>
-                <w:top w:val="none" w:sz="0" w:space="0" w:color="000000"/>
-                <w:left w:val="none" w:sz="0" w:space="0" w:color="000000"/>
-                <w:right w:val="none" w:sz="0" w:space="0" w:color="000000"/>
-              </w:pBdr>
-              <w:spacing w:after="60" w:before="60" w:line="240"/>
-              <w:ind w:left="100" w:right="100" w:firstLine="0" w:firstLineChars="0"/>
-              <w:rPr>
-                <w:rFonts w:ascii="Aptos" w:hAnsi="Aptos" w:eastAsia="Aptos" w:cs="Aptos"/>
-                <w:i w:val="false"/>
-                <w:b w:val="false"/>
-                <w:u w:val="none"/>
-                <w:strike w:val="false"/>
-                <w:sz w:val="16"/>
-                <w:szCs w:val="16"/>
-                <w:color w:val="333333"/>
-              </w:rPr>
-            </w:pPr>
-            <w:r>
-              <w:rPr>
-                <w:rFonts w:ascii="Aptos" w:hAnsi="Aptos" w:eastAsia="Aptos" w:cs="Aptos"/>
-                <w:i w:val="false"/>
-                <w:b w:val="false"/>
-                <w:u w:val="none"/>
-                <w:strike w:val="false"/>
-                <w:sz w:val="16"/>
-                <w:szCs w:val="16"/>
-                <w:color w:val="333333"/>
-              </w:rPr>
-              <w:t xml:space="preserve">8 (36,4)</w:t>
-            </w:r>
-          </w:p>
-        </w:tc>
-        <w:tc>
-          <w:tcPr>
-            <w:tcBorders>
-              <w:bottom w:val="none" w:sz="0" w:space="0" w:color="000000"/>
-              <w:top w:val="none" w:sz="0" w:space="0" w:color="000000"/>
-              <w:left w:val="none" w:sz="0" w:space="0" w:color="000000"/>
-              <w:right w:val="none" w:sz="0" w:space="0" w:color="000000"/>
-            </w:tcBorders>
-            <w:shd w:val="clear" w:color="auto" w:fill="FFFFFF"/>
-            <w:tcMar>
-              <w:top w:w="0" w:type="dxa"/>
-              <w:bottom w:w="0" w:type="dxa"/>
-              <w:left w:w="0" w:type="dxa"/>
-              <w:right w:w="0" w:type="dxa"/>
-            </w:tcMar>
-            <w:vAlign w:val="top"/>
-          </w:tcPr>
-          <w:p>
-            <w:pPr>
-              <w:pStyle w:val="Normal"/>
-              <w:jc w:val="center"/>
-              <w:pBdr>
-                <w:bottom w:val="none" w:sz="0" w:space="0" w:color="000000"/>
-                <w:top w:val="none" w:sz="0" w:space="0" w:color="000000"/>
-                <w:left w:val="none" w:sz="0" w:space="0" w:color="000000"/>
-                <w:right w:val="none" w:sz="0" w:space="0" w:color="000000"/>
-              </w:pBdr>
-              <w:spacing w:after="60" w:before="60" w:line="240"/>
-              <w:ind w:left="100" w:right="100" w:firstLine="0" w:firstLineChars="0"/>
-              <w:rPr>
-                <w:rFonts w:ascii="Aptos" w:hAnsi="Aptos" w:eastAsia="Aptos" w:cs="Aptos"/>
-                <w:i w:val="false"/>
-                <w:b w:val="false"/>
-                <w:u w:val="none"/>
-                <w:strike w:val="false"/>
-                <w:sz w:val="14"/>
-                <w:szCs w:val="14"/>
-                <w:color w:val="333333"/>
-              </w:rPr>
-            </w:pPr>
-            <w:r>
-              <w:rPr>
-                <w:rFonts w:ascii="Aptos" w:hAnsi="Aptos" w:eastAsia="Aptos" w:cs="Aptos"/>
-                <w:i w:val="false"/>
-                <w:b w:val="false"/>
-                <w:u w:val="none"/>
-                <w:strike w:val="false"/>
-                <w:sz w:val="14"/>
-                <w:szCs w:val="14"/>
-                <w:color w:val="333333"/>
-              </w:rPr>
-              <w:t xml:space="preserve"/>
-            </w:r>
-          </w:p>
-        </w:tc>
-      </w:tr>
-      <w:tr>
-        <w:trPr>
-          <w:trHeight w:val="608" w:hRule="auto"/>
-        </w:trPr>
-        <w:tc>
-          <w:tcPr>
-            <w:tcBorders>
-              <w:bottom w:val="none" w:sz="0" w:space="0" w:color="000000"/>
-              <w:top w:val="none" w:sz="0" w:space="0" w:color="000000"/>
-              <w:left w:val="none" w:sz="0" w:space="0" w:color="000000"/>
-              <w:right w:val="none" w:sz="0" w:space="0" w:color="000000"/>
-            </w:tcBorders>
-            <w:shd w:val="clear" w:color="auto" w:fill="F0FAFF"/>
-            <w:tcMar>
-              <w:top w:w="0" w:type="dxa"/>
-              <w:bottom w:w="0" w:type="dxa"/>
-              <w:left w:w="0" w:type="dxa"/>
-              <w:right w:w="0" w:type="dxa"/>
-            </w:tcMar>
-            <w:vAlign w:val="top"/>
-          </w:tcPr>
-          <w:p>
-            <w:pPr>
-              <w:pStyle w:val="Normal"/>
-              <w:jc w:val="left"/>
-              <w:pBdr>
-                <w:bottom w:val="none" w:sz="0" w:space="0" w:color="000000"/>
-                <w:top w:val="none" w:sz="0" w:space="0" w:color="000000"/>
-                <w:left w:val="none" w:sz="0" w:space="0" w:color="000000"/>
-                <w:right w:val="none" w:sz="0" w:space="0" w:color="000000"/>
-              </w:pBdr>
-              <w:spacing w:after="60" w:before="60" w:line="240"/>
-              <w:ind w:left="300" w:right="100" w:firstLine="0" w:firstLineChars="0"/>
-              <w:rPr>
-                <w:rFonts w:ascii="Aptos" w:hAnsi="Aptos" w:eastAsia="Aptos" w:cs="Aptos"/>
-                <w:i w:val="false"/>
-                <w:b w:val="false"/>
-                <w:u w:val="none"/>
-                <w:strike w:val="false"/>
-                <w:sz w:val="18"/>
-                <w:szCs w:val="18"/>
-                <w:color w:val="333333"/>
-              </w:rPr>
-            </w:pPr>
-            <w:r>
-              <w:rPr>
-                <w:rFonts w:ascii="Aptos" w:hAnsi="Aptos" w:eastAsia="Aptos" w:cs="Aptos"/>
-                <w:i w:val="false"/>
-                <w:b w:val="false"/>
-                <w:u w:val="none"/>
-                <w:strike w:val="false"/>
-                <w:sz w:val="18"/>
-                <w:szCs w:val="18"/>
-                <w:color w:val="333333"/>
-              </w:rPr>
-              <w:t xml:space="preserve">&gt;20%</w:t>
-            </w:r>
-          </w:p>
-        </w:tc>
-        <w:tc>
-          <w:tcPr>
-            <w:tcBorders>
-              <w:bottom w:val="none" w:sz="0" w:space="0" w:color="000000"/>
-              <w:top w:val="none" w:sz="0" w:space="0" w:color="000000"/>
-              <w:left w:val="none" w:sz="0" w:space="0" w:color="000000"/>
-              <w:right w:val="none" w:sz="0" w:space="0" w:color="000000"/>
-            </w:tcBorders>
-            <w:shd w:val="clear" w:color="auto" w:fill="F0FAFF"/>
-            <w:tcMar>
-              <w:top w:w="0" w:type="dxa"/>
-              <w:bottom w:w="0" w:type="dxa"/>
-              <w:left w:w="0" w:type="dxa"/>
-              <w:right w:w="0" w:type="dxa"/>
-            </w:tcMar>
-            <w:vAlign w:val="top"/>
-          </w:tcPr>
-          <w:p>
-            <w:pPr>
-              <w:pStyle w:val="Normal"/>
-              <w:jc w:val="center"/>
-              <w:pBdr>
-                <w:bottom w:val="none" w:sz="0" w:space="0" w:color="000000"/>
-                <w:top w:val="none" w:sz="0" w:space="0" w:color="000000"/>
-                <w:left w:val="none" w:sz="0" w:space="0" w:color="000000"/>
-                <w:right w:val="none" w:sz="0" w:space="0" w:color="000000"/>
-              </w:pBdr>
-              <w:spacing w:after="60" w:before="60" w:line="240"/>
-              <w:ind w:left="100" w:right="100" w:firstLine="0" w:firstLineChars="0"/>
-              <w:rPr>
-                <w:rFonts w:ascii="Aptos" w:hAnsi="Aptos" w:eastAsia="Aptos" w:cs="Aptos"/>
-                <w:i w:val="false"/>
-                <w:b w:val="false"/>
-                <w:u w:val="none"/>
-                <w:strike w:val="false"/>
-                <w:sz w:val="14"/>
-                <w:szCs w:val="14"/>
-                <w:color w:val="333333"/>
-              </w:rPr>
-            </w:pPr>
-            <w:r>
-              <w:rPr>
-                <w:rFonts w:ascii="Aptos" w:hAnsi="Aptos" w:eastAsia="Aptos" w:cs="Aptos"/>
-                <w:i w:val="false"/>
-                <w:b w:val="false"/>
-                <w:u w:val="none"/>
-                <w:strike w:val="false"/>
-                <w:sz w:val="14"/>
-                <w:szCs w:val="14"/>
-                <w:color w:val="333333"/>
-              </w:rPr>
-              <w:t xml:space="preserve"/>
-            </w:r>
-          </w:p>
-        </w:tc>
-        <w:tc>
-          <w:tcPr>
-            <w:tcBorders>
-              <w:bottom w:val="none" w:sz="0" w:space="0" w:color="000000"/>
-              <w:top w:val="none" w:sz="0" w:space="0" w:color="000000"/>
-              <w:left w:val="none" w:sz="0" w:space="0" w:color="000000"/>
-              <w:right w:val="none" w:sz="0" w:space="0" w:color="000000"/>
-            </w:tcBorders>
-            <w:shd w:val="clear" w:color="auto" w:fill="F0FAFF"/>
-            <w:tcMar>
-              <w:top w:w="0" w:type="dxa"/>
-              <w:bottom w:w="0" w:type="dxa"/>
-              <w:left w:w="0" w:type="dxa"/>
-              <w:right w:w="0" w:type="dxa"/>
-            </w:tcMar>
-            <w:vAlign w:val="top"/>
-          </w:tcPr>
-          <w:p>
-            <w:pPr>
-              <w:pStyle w:val="Normal"/>
-              <w:jc w:val="center"/>
-              <w:pBdr>
-                <w:bottom w:val="none" w:sz="0" w:space="0" w:color="000000"/>
-                <w:top w:val="none" w:sz="0" w:space="0" w:color="000000"/>
-                <w:left w:val="none" w:sz="0" w:space="0" w:color="000000"/>
-                <w:right w:val="none" w:sz="0" w:space="0" w:color="000000"/>
-              </w:pBdr>
-              <w:spacing w:after="60" w:before="60" w:line="240"/>
-              <w:ind w:left="100" w:right="100" w:firstLine="0" w:firstLineChars="0"/>
-              <w:rPr>
-                <w:rFonts w:ascii="Aptos" w:hAnsi="Aptos" w:eastAsia="Aptos" w:cs="Aptos"/>
-                <w:i w:val="false"/>
-                <w:b w:val="false"/>
-                <w:u w:val="none"/>
-                <w:strike w:val="false"/>
-                <w:sz w:val="16"/>
-                <w:szCs w:val="16"/>
-                <w:color w:val="333333"/>
-              </w:rPr>
-            </w:pPr>
-            <w:r>
-              <w:rPr>
-                <w:rFonts w:ascii="Aptos" w:hAnsi="Aptos" w:eastAsia="Aptos" w:cs="Aptos"/>
-                <w:i w:val="false"/>
-                <w:b w:val="false"/>
-                <w:u w:val="none"/>
-                <w:strike w:val="false"/>
-                <w:sz w:val="16"/>
-                <w:szCs w:val="16"/>
-                <w:color w:val="333333"/>
-              </w:rPr>
-              <w:t xml:space="preserve">47 (74,6)</w:t>
-            </w:r>
-          </w:p>
-        </w:tc>
-        <w:tc>
-          <w:tcPr>
-            <w:tcBorders>
-              <w:bottom w:val="none" w:sz="0" w:space="0" w:color="000000"/>
-              <w:top w:val="none" w:sz="0" w:space="0" w:color="000000"/>
-              <w:left w:val="none" w:sz="0" w:space="0" w:color="000000"/>
-              <w:right w:val="none" w:sz="0" w:space="0" w:color="000000"/>
-            </w:tcBorders>
-            <w:shd w:val="clear" w:color="auto" w:fill="F0FAFF"/>
-            <w:tcMar>
-              <w:top w:w="0" w:type="dxa"/>
-              <w:bottom w:w="0" w:type="dxa"/>
-              <w:left w:w="0" w:type="dxa"/>
-              <w:right w:w="0" w:type="dxa"/>
-            </w:tcMar>
-            <w:vAlign w:val="top"/>
-          </w:tcPr>
-          <w:p>
-            <w:pPr>
-              <w:pStyle w:val="Normal"/>
-              <w:jc w:val="center"/>
-              <w:pBdr>
-                <w:bottom w:val="none" w:sz="0" w:space="0" w:color="000000"/>
-                <w:top w:val="none" w:sz="0" w:space="0" w:color="000000"/>
-                <w:left w:val="none" w:sz="0" w:space="0" w:color="000000"/>
-                <w:right w:val="none" w:sz="0" w:space="0" w:color="000000"/>
-              </w:pBdr>
-              <w:spacing w:after="60" w:before="60" w:line="240"/>
-              <w:ind w:left="100" w:right="100" w:firstLine="0" w:firstLineChars="0"/>
-              <w:rPr>
-                <w:rFonts w:ascii="Aptos" w:hAnsi="Aptos" w:eastAsia="Aptos" w:cs="Aptos"/>
-                <w:i w:val="false"/>
-                <w:b w:val="false"/>
-                <w:u w:val="none"/>
-                <w:strike w:val="false"/>
-                <w:sz w:val="16"/>
-                <w:szCs w:val="16"/>
-                <w:color w:val="333333"/>
-              </w:rPr>
-            </w:pPr>
-            <w:r>
-              <w:rPr>
-                <w:rFonts w:ascii="Aptos" w:hAnsi="Aptos" w:eastAsia="Aptos" w:cs="Aptos"/>
-                <w:i w:val="false"/>
-                <w:b w:val="false"/>
-                <w:u w:val="none"/>
-                <w:strike w:val="false"/>
-                <w:sz w:val="16"/>
-                <w:szCs w:val="16"/>
-                <w:color w:val="333333"/>
-              </w:rPr>
-              <w:t xml:space="preserve">34 (82,9)</w:t>
-            </w:r>
-          </w:p>
-        </w:tc>
-        <w:tc>
-          <w:tcPr>
-            <w:tcBorders>
-              <w:bottom w:val="none" w:sz="0" w:space="0" w:color="000000"/>
-              <w:top w:val="none" w:sz="0" w:space="0" w:color="000000"/>
-              <w:left w:val="none" w:sz="0" w:space="0" w:color="000000"/>
-              <w:right w:val="none" w:sz="0" w:space="0" w:color="000000"/>
-            </w:tcBorders>
-            <w:shd w:val="clear" w:color="auto" w:fill="F0FAFF"/>
-            <w:tcMar>
-              <w:top w:w="0" w:type="dxa"/>
-              <w:bottom w:w="0" w:type="dxa"/>
-              <w:left w:w="0" w:type="dxa"/>
-              <w:right w:w="0" w:type="dxa"/>
-            </w:tcMar>
-            <w:vAlign w:val="top"/>
-          </w:tcPr>
-          <w:p>
-            <w:pPr>
-              <w:pStyle w:val="Normal"/>
-              <w:jc w:val="center"/>
-              <w:pBdr>
-                <w:bottom w:val="none" w:sz="0" w:space="0" w:color="000000"/>
-                <w:top w:val="none" w:sz="0" w:space="0" w:color="000000"/>
-                <w:left w:val="none" w:sz="0" w:space="0" w:color="000000"/>
-                <w:right w:val="none" w:sz="0" w:space="0" w:color="000000"/>
-              </w:pBdr>
-              <w:spacing w:after="60" w:before="60" w:line="240"/>
-              <w:ind w:left="100" w:right="100" w:firstLine="0" w:firstLineChars="0"/>
-              <w:rPr>
-                <w:rFonts w:ascii="Aptos" w:hAnsi="Aptos" w:eastAsia="Aptos" w:cs="Aptos"/>
-                <w:i w:val="false"/>
-                <w:b w:val="false"/>
-                <w:u w:val="none"/>
-                <w:strike w:val="false"/>
-                <w:sz w:val="16"/>
-                <w:szCs w:val="16"/>
-                <w:color w:val="333333"/>
-              </w:rPr>
-            </w:pPr>
-            <w:r>
-              <w:rPr>
-                <w:rFonts w:ascii="Aptos" w:hAnsi="Aptos" w:eastAsia="Aptos" w:cs="Aptos"/>
-                <w:i w:val="false"/>
-                <w:b w:val="false"/>
-                <w:u w:val="none"/>
-                <w:strike w:val="false"/>
-                <w:sz w:val="16"/>
-                <w:szCs w:val="16"/>
-                <w:color w:val="333333"/>
-              </w:rPr>
-              <w:t xml:space="preserve">13 (59,1)</w:t>
-            </w:r>
-          </w:p>
-        </w:tc>
-        <w:tc>
-          <w:tcPr>
-            <w:tcBorders>
-              <w:bottom w:val="none" w:sz="0" w:space="0" w:color="000000"/>
-              <w:top w:val="none" w:sz="0" w:space="0" w:color="000000"/>
-              <w:left w:val="none" w:sz="0" w:space="0" w:color="000000"/>
-              <w:right w:val="none" w:sz="0" w:space="0" w:color="000000"/>
-            </w:tcBorders>
-            <w:shd w:val="clear" w:color="auto" w:fill="F0FAFF"/>
-            <w:tcMar>
-              <w:top w:w="0" w:type="dxa"/>
-              <w:bottom w:w="0" w:type="dxa"/>
-              <w:left w:w="0" w:type="dxa"/>
-              <w:right w:w="0" w:type="dxa"/>
-            </w:tcMar>
-            <w:vAlign w:val="top"/>
-          </w:tcPr>
-          <w:p>
-            <w:pPr>
-              <w:pStyle w:val="Normal"/>
-              <w:jc w:val="center"/>
-              <w:pBdr>
-                <w:bottom w:val="none" w:sz="0" w:space="0" w:color="000000"/>
-                <w:top w:val="none" w:sz="0" w:space="0" w:color="000000"/>
-                <w:left w:val="none" w:sz="0" w:space="0" w:color="000000"/>
-                <w:right w:val="none" w:sz="0" w:space="0" w:color="000000"/>
-              </w:pBdr>
-              <w:spacing w:after="60" w:before="60" w:line="240"/>
-              <w:ind w:left="100" w:right="100" w:firstLine="0" w:firstLineChars="0"/>
-              <w:rPr>
-                <w:rFonts w:ascii="Aptos" w:hAnsi="Aptos" w:eastAsia="Aptos" w:cs="Aptos"/>
-                <w:i w:val="false"/>
-                <w:b w:val="false"/>
-                <w:u w:val="none"/>
-                <w:strike w:val="false"/>
-                <w:sz w:val="14"/>
-                <w:szCs w:val="14"/>
-                <w:color w:val="333333"/>
-              </w:rPr>
-            </w:pPr>
-            <w:r>
-              <w:rPr>
-                <w:rFonts w:ascii="Aptos" w:hAnsi="Aptos" w:eastAsia="Aptos" w:cs="Aptos"/>
-                <w:i w:val="false"/>
-                <w:b w:val="false"/>
-                <w:u w:val="none"/>
-                <w:strike w:val="false"/>
-                <w:sz w:val="14"/>
-                <w:szCs w:val="14"/>
-                <w:color w:val="333333"/>
-              </w:rPr>
-              <w:t xml:space="preserve"/>
-            </w:r>
-          </w:p>
-        </w:tc>
-      </w:tr>
-      <w:tr>
-        <w:trPr>
-          <w:trHeight w:val="608" w:hRule="auto"/>
-        </w:trPr>
-        <w:tc>
-          <w:tcPr>
-            <w:tcBorders>
-              <w:bottom w:val="none" w:sz="0" w:space="0" w:color="000000"/>
-              <w:top w:val="none" w:sz="0" w:space="0" w:color="000000"/>
-              <w:left w:val="none" w:sz="0" w:space="0" w:color="000000"/>
-              <w:right w:val="none" w:sz="0" w:space="0" w:color="000000"/>
-            </w:tcBorders>
-            <w:shd w:val="clear" w:color="auto" w:fill="FFFFFF"/>
-            <w:tcMar>
-              <w:top w:w="0" w:type="dxa"/>
-              <w:bottom w:w="0" w:type="dxa"/>
-              <w:left w:w="0" w:type="dxa"/>
-              <w:right w:w="0" w:type="dxa"/>
-            </w:tcMar>
-            <w:vAlign w:val="top"/>
-          </w:tcPr>
-          <w:p>
-            <w:pPr>
-              <w:pStyle w:val="Normal"/>
-              <w:jc w:val="left"/>
-              <w:pBdr>
-                <w:bottom w:val="none" w:sz="0" w:space="0" w:color="000000"/>
-                <w:top w:val="none" w:sz="0" w:space="0" w:color="000000"/>
-                <w:left w:val="none" w:sz="0" w:space="0" w:color="000000"/>
-                <w:right w:val="none" w:sz="0" w:space="0" w:color="000000"/>
-              </w:pBdr>
-              <w:spacing w:after="60" w:before="60" w:line="240"/>
-              <w:ind w:left="100" w:right="100" w:firstLine="0" w:firstLineChars="0"/>
-              <w:rPr>
-                <w:rFonts w:ascii="Aptos" w:hAnsi="Aptos" w:eastAsia="Aptos" w:cs="Aptos"/>
-                <w:i w:val="false"/>
-                <w:b w:val="false"/>
-                <w:u w:val="none"/>
-                <w:strike w:val="false"/>
-                <w:sz w:val="18"/>
-                <w:szCs w:val="18"/>
-                <w:color w:val="333333"/>
-              </w:rPr>
-            </w:pPr>
-            <w:r>
-              <w:rPr>
-                <w:rFonts w:ascii="Aptos" w:hAnsi="Aptos" w:eastAsia="Aptos" w:cs="Aptos"/>
-                <w:i w:val="false"/>
-                <w:b w:val="false"/>
-                <w:u w:val="none"/>
-                <w:strike w:val="false"/>
-                <w:sz w:val="18"/>
-                <w:szCs w:val="18"/>
-                <w:color w:val="333333"/>
-              </w:rPr>
-              <w:t xml:space="preserve">Adaptation de dose à C12, n (%)</w:t>
-            </w:r>
-            <w:r>
-              <w:rPr>
-                <w:rFonts w:ascii="Aptos" w:hAnsi="Aptos" w:eastAsia="Aptos" w:cs="Aptos"/>
-                <w:i w:val="false"/>
-                <w:b w:val="false"/>
-                <w:u w:val="none"/>
-                <w:strike w:val="false"/>
-                <w:vertAlign w:val="superscript"/>
-                <w:sz w:val="18"/>
-                <w:szCs w:val="18"/>
-                <w:color w:val="333333"/>
-              </w:rPr>
-              <w:t xml:space="preserve">4</w:t>
-            </w:r>
-          </w:p>
-        </w:tc>
-        <w:tc>
-          <w:tcPr>
-            <w:tcBorders>
-              <w:bottom w:val="none" w:sz="0" w:space="0" w:color="000000"/>
-              <w:top w:val="none" w:sz="0" w:space="0" w:color="000000"/>
-              <w:left w:val="none" w:sz="0" w:space="0" w:color="000000"/>
-              <w:right w:val="none" w:sz="0" w:space="0" w:color="000000"/>
-            </w:tcBorders>
-            <w:shd w:val="clear" w:color="auto" w:fill="FFFFFF"/>
-            <w:tcMar>
-              <w:top w:w="0" w:type="dxa"/>
-              <w:bottom w:w="0" w:type="dxa"/>
-              <w:left w:w="0" w:type="dxa"/>
-              <w:right w:w="0" w:type="dxa"/>
-            </w:tcMar>
-            <w:vAlign w:val="top"/>
-          </w:tcPr>
-          <w:p>
-            <w:pPr>
-              <w:pStyle w:val="Normal"/>
-              <w:jc w:val="center"/>
-              <w:pBdr>
-                <w:bottom w:val="none" w:sz="0" w:space="0" w:color="000000"/>
-                <w:top w:val="none" w:sz="0" w:space="0" w:color="000000"/>
-                <w:left w:val="none" w:sz="0" w:space="0" w:color="000000"/>
-                <w:right w:val="none" w:sz="0" w:space="0" w:color="000000"/>
-              </w:pBdr>
-              <w:spacing w:after="60" w:before="60" w:line="240"/>
-              <w:ind w:left="100" w:right="100" w:firstLine="0" w:firstLineChars="0"/>
-              <w:rPr>
-                <w:rFonts w:ascii="Aptos" w:hAnsi="Aptos" w:eastAsia="Aptos" w:cs="Aptos"/>
-                <w:i w:val="false"/>
-                <w:b w:val="false"/>
-                <w:u w:val="none"/>
-                <w:strike w:val="false"/>
-                <w:sz w:val="14"/>
-                <w:szCs w:val="14"/>
-                <w:color w:val="333333"/>
-              </w:rPr>
-            </w:pPr>
-            <w:r>
-              <w:rPr>
-                <w:rFonts w:ascii="Aptos" w:hAnsi="Aptos" w:eastAsia="Aptos" w:cs="Aptos"/>
-                <w:i w:val="false"/>
-                <w:b w:val="false"/>
-                <w:u w:val="none"/>
-                <w:strike w:val="false"/>
-                <w:sz w:val="14"/>
-                <w:szCs w:val="14"/>
-                <w:color w:val="333333"/>
-              </w:rPr>
-              <w:t xml:space="preserve"/>
-            </w:r>
-          </w:p>
-        </w:tc>
-        <w:tc>
-          <w:tcPr>
-            <w:tcBorders>
-              <w:bottom w:val="none" w:sz="0" w:space="0" w:color="000000"/>
-              <w:top w:val="none" w:sz="0" w:space="0" w:color="000000"/>
-              <w:left w:val="none" w:sz="0" w:space="0" w:color="000000"/>
-              <w:right w:val="none" w:sz="0" w:space="0" w:color="000000"/>
-            </w:tcBorders>
-            <w:shd w:val="clear" w:color="auto" w:fill="FFFFFF"/>
-            <w:tcMar>
-              <w:top w:w="0" w:type="dxa"/>
-              <w:bottom w:w="0" w:type="dxa"/>
-              <w:left w:w="0" w:type="dxa"/>
-              <w:right w:w="0" w:type="dxa"/>
-            </w:tcMar>
-            <w:vAlign w:val="top"/>
-          </w:tcPr>
-          <w:p>
-            <w:pPr>
-              <w:pStyle w:val="Normal"/>
-              <w:jc w:val="center"/>
-              <w:pBdr>
-                <w:bottom w:val="none" w:sz="0" w:space="0" w:color="000000"/>
-                <w:top w:val="none" w:sz="0" w:space="0" w:color="000000"/>
-                <w:left w:val="none" w:sz="0" w:space="0" w:color="000000"/>
-                <w:right w:val="none" w:sz="0" w:space="0" w:color="000000"/>
-              </w:pBdr>
-              <w:spacing w:after="60" w:before="60" w:line="240"/>
-              <w:ind w:left="100" w:right="100" w:firstLine="0" w:firstLineChars="0"/>
-              <w:rPr>
-                <w:rFonts w:ascii="Aptos" w:hAnsi="Aptos" w:eastAsia="Aptos" w:cs="Aptos"/>
-                <w:i w:val="false"/>
-                <w:b w:val="false"/>
-                <w:u w:val="none"/>
-                <w:strike w:val="false"/>
-                <w:sz w:val="16"/>
-                <w:szCs w:val="16"/>
-                <w:color w:val="333333"/>
-              </w:rPr>
-            </w:pPr>
-            <w:r>
-              <w:rPr>
-                <w:rFonts w:ascii="Aptos" w:hAnsi="Aptos" w:eastAsia="Aptos" w:cs="Aptos"/>
-                <w:i w:val="false"/>
-                <w:b w:val="false"/>
-                <w:u w:val="none"/>
-                <w:strike w:val="false"/>
-                <w:sz w:val="16"/>
-                <w:szCs w:val="16"/>
-                <w:color w:val="333333"/>
-              </w:rPr>
-              <w:t xml:space="preserve"/>
-            </w:r>
-          </w:p>
-        </w:tc>
-        <w:tc>
-          <w:tcPr>
-            <w:tcBorders>
-              <w:bottom w:val="none" w:sz="0" w:space="0" w:color="000000"/>
-              <w:top w:val="none" w:sz="0" w:space="0" w:color="000000"/>
-              <w:left w:val="none" w:sz="0" w:space="0" w:color="000000"/>
-              <w:right w:val="none" w:sz="0" w:space="0" w:color="000000"/>
-            </w:tcBorders>
-            <w:shd w:val="clear" w:color="auto" w:fill="FFFFFF"/>
-            <w:tcMar>
-              <w:top w:w="0" w:type="dxa"/>
-              <w:bottom w:w="0" w:type="dxa"/>
-              <w:left w:w="0" w:type="dxa"/>
-              <w:right w:w="0" w:type="dxa"/>
-            </w:tcMar>
-            <w:vAlign w:val="top"/>
-          </w:tcPr>
-          <w:p>
-            <w:pPr>
-              <w:pStyle w:val="Normal"/>
-              <w:jc w:val="center"/>
-              <w:pBdr>
-                <w:bottom w:val="none" w:sz="0" w:space="0" w:color="000000"/>
-                <w:top w:val="none" w:sz="0" w:space="0" w:color="000000"/>
-                <w:left w:val="none" w:sz="0" w:space="0" w:color="000000"/>
-                <w:right w:val="none" w:sz="0" w:space="0" w:color="000000"/>
-              </w:pBdr>
-              <w:spacing w:after="60" w:before="60" w:line="240"/>
-              <w:ind w:left="100" w:right="100" w:firstLine="0" w:firstLineChars="0"/>
-              <w:rPr>
-                <w:rFonts w:ascii="Aptos" w:hAnsi="Aptos" w:eastAsia="Aptos" w:cs="Aptos"/>
-                <w:i w:val="false"/>
-                <w:b w:val="false"/>
-                <w:u w:val="none"/>
-                <w:strike w:val="false"/>
-                <w:sz w:val="16"/>
-                <w:szCs w:val="16"/>
-                <w:color w:val="333333"/>
-              </w:rPr>
-            </w:pPr>
-            <w:r>
-              <w:rPr>
-                <w:rFonts w:ascii="Aptos" w:hAnsi="Aptos" w:eastAsia="Aptos" w:cs="Aptos"/>
-                <w:i w:val="false"/>
-                <w:b w:val="false"/>
-                <w:u w:val="none"/>
-                <w:strike w:val="false"/>
-                <w:sz w:val="16"/>
-                <w:szCs w:val="16"/>
-                <w:color w:val="333333"/>
-              </w:rPr>
-              <w:t xml:space="preserve"/>
-            </w:r>
-          </w:p>
-        </w:tc>
-        <w:tc>
-          <w:tcPr>
-            <w:tcBorders>
-              <w:bottom w:val="none" w:sz="0" w:space="0" w:color="000000"/>
-              <w:top w:val="none" w:sz="0" w:space="0" w:color="000000"/>
-              <w:left w:val="none" w:sz="0" w:space="0" w:color="000000"/>
-              <w:right w:val="none" w:sz="0" w:space="0" w:color="000000"/>
-            </w:tcBorders>
-            <w:shd w:val="clear" w:color="auto" w:fill="FFFFFF"/>
-            <w:tcMar>
-              <w:top w:w="0" w:type="dxa"/>
-              <w:bottom w:w="0" w:type="dxa"/>
-              <w:left w:w="0" w:type="dxa"/>
-              <w:right w:w="0" w:type="dxa"/>
-            </w:tcMar>
-            <w:vAlign w:val="top"/>
-          </w:tcPr>
-          <w:p>
-            <w:pPr>
-              <w:pStyle w:val="Normal"/>
-              <w:jc w:val="center"/>
-              <w:pBdr>
-                <w:bottom w:val="none" w:sz="0" w:space="0" w:color="000000"/>
-                <w:top w:val="none" w:sz="0" w:space="0" w:color="000000"/>
-                <w:left w:val="none" w:sz="0" w:space="0" w:color="000000"/>
-                <w:right w:val="none" w:sz="0" w:space="0" w:color="000000"/>
-              </w:pBdr>
-              <w:spacing w:after="60" w:before="60" w:line="240"/>
-              <w:ind w:left="100" w:right="100" w:firstLine="0" w:firstLineChars="0"/>
-              <w:rPr>
-                <w:rFonts w:ascii="Aptos" w:hAnsi="Aptos" w:eastAsia="Aptos" w:cs="Aptos"/>
-                <w:i w:val="false"/>
-                <w:b w:val="false"/>
-                <w:u w:val="none"/>
-                <w:strike w:val="false"/>
-                <w:sz w:val="16"/>
-                <w:szCs w:val="16"/>
-                <w:color w:val="333333"/>
-              </w:rPr>
-            </w:pPr>
-            <w:r>
-              <w:rPr>
-                <w:rFonts w:ascii="Aptos" w:hAnsi="Aptos" w:eastAsia="Aptos" w:cs="Aptos"/>
-                <w:i w:val="false"/>
-                <w:b w:val="false"/>
-                <w:u w:val="none"/>
-                <w:strike w:val="false"/>
-                <w:sz w:val="16"/>
-                <w:szCs w:val="16"/>
-                <w:color w:val="333333"/>
-              </w:rPr>
-              <w:t xml:space="preserve"/>
-            </w:r>
-          </w:p>
-        </w:tc>
-        <w:tc>
-          <w:tcPr>
-            <w:tcBorders>
-              <w:bottom w:val="none" w:sz="0" w:space="0" w:color="000000"/>
-              <w:top w:val="none" w:sz="0" w:space="0" w:color="000000"/>
-              <w:left w:val="none" w:sz="0" w:space="0" w:color="000000"/>
-              <w:right w:val="none" w:sz="0" w:space="0" w:color="000000"/>
-            </w:tcBorders>
-            <w:shd w:val="clear" w:color="auto" w:fill="FFFFFF"/>
-            <w:tcMar>
-              <w:top w:w="0" w:type="dxa"/>
-              <w:bottom w:w="0" w:type="dxa"/>
-              <w:left w:w="0" w:type="dxa"/>
-              <w:right w:w="0" w:type="dxa"/>
-            </w:tcMar>
-            <w:vAlign w:val="top"/>
-          </w:tcPr>
-          <w:p>
-            <w:pPr>
-              <w:pStyle w:val="Normal"/>
-              <w:jc w:val="center"/>
-              <w:pBdr>
-                <w:bottom w:val="none" w:sz="0" w:space="0" w:color="000000"/>
-                <w:top w:val="none" w:sz="0" w:space="0" w:color="000000"/>
-                <w:left w:val="none" w:sz="0" w:space="0" w:color="000000"/>
-                <w:right w:val="none" w:sz="0" w:space="0" w:color="000000"/>
-              </w:pBdr>
-              <w:spacing w:after="60" w:before="60" w:line="240"/>
-              <w:ind w:left="100" w:right="100" w:firstLine="0" w:firstLineChars="0"/>
-              <w:rPr>
-                <w:rFonts w:ascii="Aptos" w:hAnsi="Aptos" w:eastAsia="Aptos" w:cs="Aptos"/>
-                <w:i w:val="false"/>
-                <w:b w:val="false"/>
-                <w:u w:val="none"/>
-                <w:strike w:val="false"/>
-                <w:sz w:val="14"/>
-                <w:szCs w:val="14"/>
-                <w:color w:val="333333"/>
-              </w:rPr>
-            </w:pPr>
-            <w:r>
-              <w:rPr>
-                <w:rFonts w:ascii="Aptos" w:hAnsi="Aptos" w:eastAsia="Aptos" w:cs="Aptos"/>
-                <w:i w:val="false"/>
-                <w:b w:val="false"/>
-                <w:u w:val="none"/>
-                <w:strike w:val="false"/>
-                <w:sz w:val="14"/>
-                <w:szCs w:val="14"/>
-                <w:color w:val="333333"/>
-              </w:rPr>
-              <w:t xml:space="preserve">0,32</w:t>
-            </w:r>
-          </w:p>
-        </w:tc>
-      </w:tr>
-      <w:tr>
-        <w:trPr>
-          <w:trHeight w:val="608" w:hRule="auto"/>
-        </w:trPr>
-        <w:tc>
-          <w:tcPr>
-            <w:tcBorders>
-              <w:bottom w:val="none" w:sz="0" w:space="0" w:color="000000"/>
-              <w:top w:val="none" w:sz="0" w:space="0" w:color="000000"/>
-              <w:left w:val="none" w:sz="0" w:space="0" w:color="000000"/>
-              <w:right w:val="none" w:sz="0" w:space="0" w:color="000000"/>
-            </w:tcBorders>
-            <w:shd w:val="clear" w:color="auto" w:fill="F0FAFF"/>
-            <w:tcMar>
-              <w:top w:w="0" w:type="dxa"/>
-              <w:bottom w:w="0" w:type="dxa"/>
-              <w:left w:w="0" w:type="dxa"/>
-              <w:right w:w="0" w:type="dxa"/>
-            </w:tcMar>
-            <w:vAlign w:val="top"/>
-          </w:tcPr>
-          <w:p>
-            <w:pPr>
-              <w:pStyle w:val="Normal"/>
-              <w:jc w:val="left"/>
-              <w:pBdr>
-                <w:bottom w:val="none" w:sz="0" w:space="0" w:color="000000"/>
-                <w:top w:val="none" w:sz="0" w:space="0" w:color="000000"/>
-                <w:left w:val="none" w:sz="0" w:space="0" w:color="000000"/>
-                <w:right w:val="none" w:sz="0" w:space="0" w:color="000000"/>
-              </w:pBdr>
-              <w:spacing w:after="60" w:before="60" w:line="240"/>
-              <w:ind w:left="300" w:right="100" w:firstLine="0" w:firstLineChars="0"/>
-              <w:rPr>
-                <w:rFonts w:ascii="Aptos" w:hAnsi="Aptos" w:eastAsia="Aptos" w:cs="Aptos"/>
-                <w:i w:val="false"/>
-                <w:b w:val="false"/>
-                <w:u w:val="none"/>
-                <w:strike w:val="false"/>
-                <w:sz w:val="18"/>
-                <w:szCs w:val="18"/>
-                <w:color w:val="333333"/>
-              </w:rPr>
-            </w:pPr>
-            <w:r>
-              <w:rPr>
-                <w:rFonts w:ascii="Aptos" w:hAnsi="Aptos" w:eastAsia="Aptos" w:cs="Aptos"/>
-                <w:i w:val="false"/>
-                <w:b w:val="false"/>
-                <w:u w:val="none"/>
-                <w:strike w:val="false"/>
-                <w:sz w:val="18"/>
-                <w:szCs w:val="18"/>
-                <w:color w:val="333333"/>
-              </w:rPr>
-              <w:t xml:space="preserve">Non</w:t>
-            </w:r>
-          </w:p>
-        </w:tc>
-        <w:tc>
-          <w:tcPr>
-            <w:tcBorders>
-              <w:bottom w:val="none" w:sz="0" w:space="0" w:color="000000"/>
-              <w:top w:val="none" w:sz="0" w:space="0" w:color="000000"/>
-              <w:left w:val="none" w:sz="0" w:space="0" w:color="000000"/>
-              <w:right w:val="none" w:sz="0" w:space="0" w:color="000000"/>
-            </w:tcBorders>
-            <w:shd w:val="clear" w:color="auto" w:fill="F0FAFF"/>
-            <w:tcMar>
-              <w:top w:w="0" w:type="dxa"/>
-              <w:bottom w:w="0" w:type="dxa"/>
-              <w:left w:w="0" w:type="dxa"/>
-              <w:right w:w="0" w:type="dxa"/>
-            </w:tcMar>
-            <w:vAlign w:val="top"/>
-          </w:tcPr>
-          <w:p>
-            <w:pPr>
-              <w:pStyle w:val="Normal"/>
-              <w:jc w:val="center"/>
-              <w:pBdr>
-                <w:bottom w:val="none" w:sz="0" w:space="0" w:color="000000"/>
-                <w:top w:val="none" w:sz="0" w:space="0" w:color="000000"/>
-                <w:left w:val="none" w:sz="0" w:space="0" w:color="000000"/>
-                <w:right w:val="none" w:sz="0" w:space="0" w:color="000000"/>
-              </w:pBdr>
-              <w:spacing w:after="60" w:before="60" w:line="240"/>
-              <w:ind w:left="100" w:right="100" w:firstLine="0" w:firstLineChars="0"/>
-              <w:rPr>
-                <w:rFonts w:ascii="Aptos" w:hAnsi="Aptos" w:eastAsia="Aptos" w:cs="Aptos"/>
-                <w:i w:val="false"/>
-                <w:b w:val="false"/>
-                <w:u w:val="none"/>
-                <w:strike w:val="false"/>
-                <w:sz w:val="14"/>
-                <w:szCs w:val="14"/>
-                <w:color w:val="333333"/>
-              </w:rPr>
-            </w:pPr>
-            <w:r>
-              <w:rPr>
-                <w:rFonts w:ascii="Aptos" w:hAnsi="Aptos" w:eastAsia="Aptos" w:cs="Aptos"/>
-                <w:i w:val="false"/>
-                <w:b w:val="false"/>
-                <w:u w:val="none"/>
-                <w:strike w:val="false"/>
-                <w:sz w:val="14"/>
-                <w:szCs w:val="14"/>
-                <w:color w:val="333333"/>
-              </w:rPr>
-              <w:t xml:space="preserve"/>
-            </w:r>
-          </w:p>
-        </w:tc>
-        <w:tc>
-          <w:tcPr>
-            <w:tcBorders>
-              <w:bottom w:val="none" w:sz="0" w:space="0" w:color="000000"/>
-              <w:top w:val="none" w:sz="0" w:space="0" w:color="000000"/>
-              <w:left w:val="none" w:sz="0" w:space="0" w:color="000000"/>
-              <w:right w:val="none" w:sz="0" w:space="0" w:color="000000"/>
-            </w:tcBorders>
-            <w:shd w:val="clear" w:color="auto" w:fill="F0FAFF"/>
-            <w:tcMar>
-              <w:top w:w="0" w:type="dxa"/>
-              <w:bottom w:w="0" w:type="dxa"/>
-              <w:left w:w="0" w:type="dxa"/>
-              <w:right w:w="0" w:type="dxa"/>
-            </w:tcMar>
-            <w:vAlign w:val="top"/>
-          </w:tcPr>
-          <w:p>
-            <w:pPr>
-              <w:pStyle w:val="Normal"/>
-              <w:jc w:val="center"/>
-              <w:pBdr>
-                <w:bottom w:val="none" w:sz="0" w:space="0" w:color="000000"/>
-                <w:top w:val="none" w:sz="0" w:space="0" w:color="000000"/>
-                <w:left w:val="none" w:sz="0" w:space="0" w:color="000000"/>
-                <w:right w:val="none" w:sz="0" w:space="0" w:color="000000"/>
-              </w:pBdr>
-              <w:spacing w:after="60" w:before="60" w:line="240"/>
-              <w:ind w:left="100" w:right="100" w:firstLine="0" w:firstLineChars="0"/>
-              <w:rPr>
-                <w:rFonts w:ascii="Aptos" w:hAnsi="Aptos" w:eastAsia="Aptos" w:cs="Aptos"/>
-                <w:i w:val="false"/>
-                <w:b w:val="false"/>
-                <w:u w:val="none"/>
-                <w:strike w:val="false"/>
-                <w:sz w:val="16"/>
-                <w:szCs w:val="16"/>
-                <w:color w:val="333333"/>
-              </w:rPr>
-            </w:pPr>
-            <w:r>
-              <w:rPr>
-                <w:rFonts w:ascii="Aptos" w:hAnsi="Aptos" w:eastAsia="Aptos" w:cs="Aptos"/>
-                <w:i w:val="false"/>
-                <w:b w:val="false"/>
-                <w:u w:val="none"/>
-                <w:strike w:val="false"/>
-                <w:sz w:val="16"/>
-                <w:szCs w:val="16"/>
-                <w:color w:val="333333"/>
-              </w:rPr>
-              <w:t xml:space="preserve">1 (2,9)</w:t>
-            </w:r>
-          </w:p>
-        </w:tc>
-        <w:tc>
-          <w:tcPr>
-            <w:tcBorders>
-              <w:bottom w:val="none" w:sz="0" w:space="0" w:color="000000"/>
-              <w:top w:val="none" w:sz="0" w:space="0" w:color="000000"/>
-              <w:left w:val="none" w:sz="0" w:space="0" w:color="000000"/>
-              <w:right w:val="none" w:sz="0" w:space="0" w:color="000000"/>
-            </w:tcBorders>
-            <w:shd w:val="clear" w:color="auto" w:fill="F0FAFF"/>
-            <w:tcMar>
-              <w:top w:w="0" w:type="dxa"/>
-              <w:bottom w:w="0" w:type="dxa"/>
-              <w:left w:w="0" w:type="dxa"/>
-              <w:right w:w="0" w:type="dxa"/>
-            </w:tcMar>
-            <w:vAlign w:val="top"/>
-          </w:tcPr>
-          <w:p>
-            <w:pPr>
-              <w:pStyle w:val="Normal"/>
-              <w:jc w:val="center"/>
-              <w:pBdr>
-                <w:bottom w:val="none" w:sz="0" w:space="0" w:color="000000"/>
-                <w:top w:val="none" w:sz="0" w:space="0" w:color="000000"/>
-                <w:left w:val="none" w:sz="0" w:space="0" w:color="000000"/>
-                <w:right w:val="none" w:sz="0" w:space="0" w:color="000000"/>
-              </w:pBdr>
-              <w:spacing w:after="60" w:before="60" w:line="240"/>
-              <w:ind w:left="100" w:right="100" w:firstLine="0" w:firstLineChars="0"/>
-              <w:rPr>
-                <w:rFonts w:ascii="Aptos" w:hAnsi="Aptos" w:eastAsia="Aptos" w:cs="Aptos"/>
-                <w:i w:val="false"/>
-                <w:b w:val="false"/>
-                <w:u w:val="none"/>
-                <w:strike w:val="false"/>
-                <w:sz w:val="16"/>
-                <w:szCs w:val="16"/>
-                <w:color w:val="333333"/>
-              </w:rPr>
-            </w:pPr>
-            <w:r>
-              <w:rPr>
-                <w:rFonts w:ascii="Aptos" w:hAnsi="Aptos" w:eastAsia="Aptos" w:cs="Aptos"/>
-                <w:i w:val="false"/>
-                <w:b w:val="false"/>
-                <w:u w:val="none"/>
-                <w:strike w:val="false"/>
-                <w:sz w:val="16"/>
-                <w:szCs w:val="16"/>
-                <w:color w:val="333333"/>
-              </w:rPr>
-              <w:t xml:space="preserve">1 (3,2)</w:t>
-            </w:r>
-          </w:p>
-        </w:tc>
-        <w:tc>
-          <w:tcPr>
-            <w:tcBorders>
-              <w:bottom w:val="none" w:sz="0" w:space="0" w:color="000000"/>
-              <w:top w:val="none" w:sz="0" w:space="0" w:color="000000"/>
-              <w:left w:val="none" w:sz="0" w:space="0" w:color="000000"/>
-              <w:right w:val="none" w:sz="0" w:space="0" w:color="000000"/>
-            </w:tcBorders>
-            <w:shd w:val="clear" w:color="auto" w:fill="F0FAFF"/>
-            <w:tcMar>
-              <w:top w:w="0" w:type="dxa"/>
-              <w:bottom w:w="0" w:type="dxa"/>
-              <w:left w:w="0" w:type="dxa"/>
-              <w:right w:w="0" w:type="dxa"/>
-            </w:tcMar>
-            <w:vAlign w:val="top"/>
-          </w:tcPr>
-          <w:p>
-            <w:pPr>
-              <w:pStyle w:val="Normal"/>
-              <w:jc w:val="center"/>
-              <w:pBdr>
-                <w:bottom w:val="none" w:sz="0" w:space="0" w:color="000000"/>
-                <w:top w:val="none" w:sz="0" w:space="0" w:color="000000"/>
-                <w:left w:val="none" w:sz="0" w:space="0" w:color="000000"/>
-                <w:right w:val="none" w:sz="0" w:space="0" w:color="000000"/>
-              </w:pBdr>
-              <w:spacing w:after="60" w:before="60" w:line="240"/>
-              <w:ind w:left="100" w:right="100" w:firstLine="0" w:firstLineChars="0"/>
-              <w:rPr>
-                <w:rFonts w:ascii="Aptos" w:hAnsi="Aptos" w:eastAsia="Aptos" w:cs="Aptos"/>
-                <w:i w:val="false"/>
-                <w:b w:val="false"/>
-                <w:u w:val="none"/>
-                <w:strike w:val="false"/>
-                <w:sz w:val="16"/>
-                <w:szCs w:val="16"/>
-                <w:color w:val="333333"/>
-              </w:rPr>
-            </w:pPr>
-            <w:r>
-              <w:rPr>
-                <w:rFonts w:ascii="Aptos" w:hAnsi="Aptos" w:eastAsia="Aptos" w:cs="Aptos"/>
-                <w:i w:val="false"/>
-                <w:b w:val="false"/>
-                <w:u w:val="none"/>
-                <w:strike w:val="false"/>
-                <w:sz w:val="16"/>
-                <w:szCs w:val="16"/>
-                <w:color w:val="333333"/>
-              </w:rPr>
-              <w:t xml:space="preserve">0</w:t>
-            </w:r>
-          </w:p>
-        </w:tc>
-        <w:tc>
-          <w:tcPr>
-            <w:tcBorders>
-              <w:bottom w:val="none" w:sz="0" w:space="0" w:color="000000"/>
-              <w:top w:val="none" w:sz="0" w:space="0" w:color="000000"/>
-              <w:left w:val="none" w:sz="0" w:space="0" w:color="000000"/>
-              <w:right w:val="none" w:sz="0" w:space="0" w:color="000000"/>
-            </w:tcBorders>
-            <w:shd w:val="clear" w:color="auto" w:fill="F0FAFF"/>
-            <w:tcMar>
-              <w:top w:w="0" w:type="dxa"/>
-              <w:bottom w:w="0" w:type="dxa"/>
-              <w:left w:w="0" w:type="dxa"/>
-              <w:right w:w="0" w:type="dxa"/>
-            </w:tcMar>
-            <w:vAlign w:val="top"/>
-          </w:tcPr>
-          <w:p>
-            <w:pPr>
-              <w:pStyle w:val="Normal"/>
-              <w:jc w:val="center"/>
-              <w:pBdr>
-                <w:bottom w:val="none" w:sz="0" w:space="0" w:color="000000"/>
-                <w:top w:val="none" w:sz="0" w:space="0" w:color="000000"/>
-                <w:left w:val="none" w:sz="0" w:space="0" w:color="000000"/>
-                <w:right w:val="none" w:sz="0" w:space="0" w:color="000000"/>
-              </w:pBdr>
-              <w:spacing w:after="60" w:before="60" w:line="240"/>
-              <w:ind w:left="100" w:right="100" w:firstLine="0" w:firstLineChars="0"/>
-              <w:rPr>
-                <w:rFonts w:ascii="Aptos" w:hAnsi="Aptos" w:eastAsia="Aptos" w:cs="Aptos"/>
-                <w:i w:val="false"/>
-                <w:b w:val="false"/>
-                <w:u w:val="none"/>
-                <w:strike w:val="false"/>
-                <w:sz w:val="14"/>
-                <w:szCs w:val="14"/>
-                <w:color w:val="333333"/>
-              </w:rPr>
-            </w:pPr>
-            <w:r>
-              <w:rPr>
-                <w:rFonts w:ascii="Aptos" w:hAnsi="Aptos" w:eastAsia="Aptos" w:cs="Aptos"/>
-                <w:i w:val="false"/>
-                <w:b w:val="false"/>
-                <w:u w:val="none"/>
-                <w:strike w:val="false"/>
-                <w:sz w:val="14"/>
-                <w:szCs w:val="14"/>
-                <w:color w:val="333333"/>
-              </w:rPr>
-              <w:t xml:space="preserve"/>
-            </w:r>
-          </w:p>
-        </w:tc>
-      </w:tr>
-      <w:tr>
-        <w:trPr>
-          <w:trHeight w:val="608" w:hRule="auto"/>
-        </w:trPr>
-        <w:tc>
-          <w:tcPr>
-            <w:tcBorders>
-              <w:bottom w:val="none" w:sz="0" w:space="0" w:color="000000"/>
-              <w:top w:val="none" w:sz="0" w:space="0" w:color="000000"/>
-              <w:left w:val="none" w:sz="0" w:space="0" w:color="000000"/>
-              <w:right w:val="none" w:sz="0" w:space="0" w:color="000000"/>
-            </w:tcBorders>
-            <w:shd w:val="clear" w:color="auto" w:fill="FFFFFF"/>
-            <w:tcMar>
-              <w:top w:w="0" w:type="dxa"/>
-              <w:bottom w:w="0" w:type="dxa"/>
-              <w:left w:w="0" w:type="dxa"/>
-              <w:right w:w="0" w:type="dxa"/>
-            </w:tcMar>
-            <w:vAlign w:val="top"/>
-          </w:tcPr>
-          <w:p>
-            <w:pPr>
-              <w:pStyle w:val="Normal"/>
-              <w:jc w:val="left"/>
-              <w:pBdr>
-                <w:bottom w:val="none" w:sz="0" w:space="0" w:color="000000"/>
-                <w:top w:val="none" w:sz="0" w:space="0" w:color="000000"/>
-                <w:left w:val="none" w:sz="0" w:space="0" w:color="000000"/>
-                <w:right w:val="none" w:sz="0" w:space="0" w:color="000000"/>
-              </w:pBdr>
-              <w:spacing w:after="60" w:before="60" w:line="240"/>
-              <w:ind w:left="300" w:right="100" w:firstLine="0" w:firstLineChars="0"/>
-              <w:rPr>
-                <w:rFonts w:ascii="Aptos" w:hAnsi="Aptos" w:eastAsia="Aptos" w:cs="Aptos"/>
-                <w:i w:val="false"/>
-                <w:b w:val="false"/>
-                <w:u w:val="none"/>
-                <w:strike w:val="false"/>
-                <w:sz w:val="18"/>
-                <w:szCs w:val="18"/>
-                <w:color w:val="333333"/>
-              </w:rPr>
-            </w:pPr>
-            <w:r>
-              <w:rPr>
-                <w:rFonts w:ascii="Aptos" w:hAnsi="Aptos" w:eastAsia="Aptos" w:cs="Aptos"/>
-                <w:i w:val="false"/>
-                <w:b w:val="false"/>
-                <w:u w:val="none"/>
-                <w:strike w:val="false"/>
-                <w:sz w:val="18"/>
-                <w:szCs w:val="18"/>
-                <w:color w:val="333333"/>
-              </w:rPr>
-              <w:t xml:space="preserve">&lt;=20%</w:t>
-            </w:r>
-          </w:p>
-        </w:tc>
-        <w:tc>
-          <w:tcPr>
-            <w:tcBorders>
-              <w:bottom w:val="none" w:sz="0" w:space="0" w:color="000000"/>
-              <w:top w:val="none" w:sz="0" w:space="0" w:color="000000"/>
-              <w:left w:val="none" w:sz="0" w:space="0" w:color="000000"/>
-              <w:right w:val="none" w:sz="0" w:space="0" w:color="000000"/>
-            </w:tcBorders>
-            <w:shd w:val="clear" w:color="auto" w:fill="FFFFFF"/>
-            <w:tcMar>
-              <w:top w:w="0" w:type="dxa"/>
-              <w:bottom w:w="0" w:type="dxa"/>
-              <w:left w:w="0" w:type="dxa"/>
-              <w:right w:w="0" w:type="dxa"/>
-            </w:tcMar>
-            <w:vAlign w:val="top"/>
-          </w:tcPr>
-          <w:p>
-            <w:pPr>
-              <w:pStyle w:val="Normal"/>
-              <w:jc w:val="center"/>
-              <w:pBdr>
-                <w:bottom w:val="none" w:sz="0" w:space="0" w:color="000000"/>
-                <w:top w:val="none" w:sz="0" w:space="0" w:color="000000"/>
-                <w:left w:val="none" w:sz="0" w:space="0" w:color="000000"/>
-                <w:right w:val="none" w:sz="0" w:space="0" w:color="000000"/>
-              </w:pBdr>
-              <w:spacing w:after="60" w:before="60" w:line="240"/>
-              <w:ind w:left="100" w:right="100" w:firstLine="0" w:firstLineChars="0"/>
-              <w:rPr>
-                <w:rFonts w:ascii="Aptos" w:hAnsi="Aptos" w:eastAsia="Aptos" w:cs="Aptos"/>
-                <w:i w:val="false"/>
-                <w:b w:val="false"/>
-                <w:u w:val="none"/>
-                <w:strike w:val="false"/>
-                <w:sz w:val="14"/>
-                <w:szCs w:val="14"/>
-                <w:color w:val="333333"/>
-              </w:rPr>
-            </w:pPr>
-            <w:r>
-              <w:rPr>
-                <w:rFonts w:ascii="Aptos" w:hAnsi="Aptos" w:eastAsia="Aptos" w:cs="Aptos"/>
-                <w:i w:val="false"/>
-                <w:b w:val="false"/>
-                <w:u w:val="none"/>
-                <w:strike w:val="false"/>
-                <w:sz w:val="14"/>
-                <w:szCs w:val="14"/>
-                <w:color w:val="333333"/>
-              </w:rPr>
-              <w:t xml:space="preserve"/>
-            </w:r>
-          </w:p>
-        </w:tc>
-        <w:tc>
-          <w:tcPr>
-            <w:tcBorders>
-              <w:bottom w:val="none" w:sz="0" w:space="0" w:color="000000"/>
-              <w:top w:val="none" w:sz="0" w:space="0" w:color="000000"/>
-              <w:left w:val="none" w:sz="0" w:space="0" w:color="000000"/>
-              <w:right w:val="none" w:sz="0" w:space="0" w:color="000000"/>
-            </w:tcBorders>
-            <w:shd w:val="clear" w:color="auto" w:fill="FFFFFF"/>
-            <w:tcMar>
-              <w:top w:w="0" w:type="dxa"/>
-              <w:bottom w:w="0" w:type="dxa"/>
-              <w:left w:w="0" w:type="dxa"/>
-              <w:right w:w="0" w:type="dxa"/>
-            </w:tcMar>
-            <w:vAlign w:val="top"/>
-          </w:tcPr>
-          <w:p>
-            <w:pPr>
-              <w:pStyle w:val="Normal"/>
-              <w:jc w:val="center"/>
-              <w:pBdr>
-                <w:bottom w:val="none" w:sz="0" w:space="0" w:color="000000"/>
-                <w:top w:val="none" w:sz="0" w:space="0" w:color="000000"/>
-                <w:left w:val="none" w:sz="0" w:space="0" w:color="000000"/>
-                <w:right w:val="none" w:sz="0" w:space="0" w:color="000000"/>
-              </w:pBdr>
-              <w:spacing w:after="60" w:before="60" w:line="240"/>
-              <w:ind w:left="100" w:right="100" w:firstLine="0" w:firstLineChars="0"/>
-              <w:rPr>
-                <w:rFonts w:ascii="Aptos" w:hAnsi="Aptos" w:eastAsia="Aptos" w:cs="Aptos"/>
-                <w:i w:val="false"/>
-                <w:b w:val="false"/>
-                <w:u w:val="none"/>
-                <w:strike w:val="false"/>
-                <w:sz w:val="16"/>
-                <w:szCs w:val="16"/>
-                <w:color w:val="333333"/>
-              </w:rPr>
-            </w:pPr>
-            <w:r>
-              <w:rPr>
-                <w:rFonts w:ascii="Aptos" w:hAnsi="Aptos" w:eastAsia="Aptos" w:cs="Aptos"/>
-                <w:i w:val="false"/>
-                <w:b w:val="false"/>
-                <w:u w:val="none"/>
-                <w:strike w:val="false"/>
-                <w:sz w:val="16"/>
-                <w:szCs w:val="16"/>
-                <w:color w:val="333333"/>
-              </w:rPr>
-              <w:t xml:space="preserve">8 (22,9)</w:t>
-            </w:r>
-          </w:p>
-        </w:tc>
-        <w:tc>
-          <w:tcPr>
-            <w:tcBorders>
-              <w:bottom w:val="none" w:sz="0" w:space="0" w:color="000000"/>
-              <w:top w:val="none" w:sz="0" w:space="0" w:color="000000"/>
-              <w:left w:val="none" w:sz="0" w:space="0" w:color="000000"/>
-              <w:right w:val="none" w:sz="0" w:space="0" w:color="000000"/>
-            </w:tcBorders>
-            <w:shd w:val="clear" w:color="auto" w:fill="FFFFFF"/>
-            <w:tcMar>
-              <w:top w:w="0" w:type="dxa"/>
-              <w:bottom w:w="0" w:type="dxa"/>
-              <w:left w:w="0" w:type="dxa"/>
-              <w:right w:w="0" w:type="dxa"/>
-            </w:tcMar>
-            <w:vAlign w:val="top"/>
-          </w:tcPr>
-          <w:p>
-            <w:pPr>
-              <w:pStyle w:val="Normal"/>
-              <w:jc w:val="center"/>
-              <w:pBdr>
-                <w:bottom w:val="none" w:sz="0" w:space="0" w:color="000000"/>
-                <w:top w:val="none" w:sz="0" w:space="0" w:color="000000"/>
-                <w:left w:val="none" w:sz="0" w:space="0" w:color="000000"/>
-                <w:right w:val="none" w:sz="0" w:space="0" w:color="000000"/>
-              </w:pBdr>
-              <w:spacing w:after="60" w:before="60" w:line="240"/>
-              <w:ind w:left="100" w:right="100" w:firstLine="0" w:firstLineChars="0"/>
-              <w:rPr>
-                <w:rFonts w:ascii="Aptos" w:hAnsi="Aptos" w:eastAsia="Aptos" w:cs="Aptos"/>
-                <w:i w:val="false"/>
-                <w:b w:val="false"/>
-                <w:u w:val="none"/>
-                <w:strike w:val="false"/>
-                <w:sz w:val="16"/>
-                <w:szCs w:val="16"/>
-                <w:color w:val="333333"/>
-              </w:rPr>
-            </w:pPr>
-            <w:r>
-              <w:rPr>
-                <w:rFonts w:ascii="Aptos" w:hAnsi="Aptos" w:eastAsia="Aptos" w:cs="Aptos"/>
-                <w:i w:val="false"/>
-                <w:b w:val="false"/>
-                <w:u w:val="none"/>
-                <w:strike w:val="false"/>
-                <w:sz w:val="16"/>
-                <w:szCs w:val="16"/>
-                <w:color w:val="333333"/>
-              </w:rPr>
-              <w:t xml:space="preserve">6 (19,4)</w:t>
-            </w:r>
-          </w:p>
-        </w:tc>
-        <w:tc>
-          <w:tcPr>
-            <w:tcBorders>
-              <w:bottom w:val="none" w:sz="0" w:space="0" w:color="000000"/>
-              <w:top w:val="none" w:sz="0" w:space="0" w:color="000000"/>
-              <w:left w:val="none" w:sz="0" w:space="0" w:color="000000"/>
-              <w:right w:val="none" w:sz="0" w:space="0" w:color="000000"/>
-            </w:tcBorders>
-            <w:shd w:val="clear" w:color="auto" w:fill="FFFFFF"/>
-            <w:tcMar>
-              <w:top w:w="0" w:type="dxa"/>
-              <w:bottom w:w="0" w:type="dxa"/>
-              <w:left w:w="0" w:type="dxa"/>
-              <w:right w:w="0" w:type="dxa"/>
-            </w:tcMar>
-            <w:vAlign w:val="top"/>
-          </w:tcPr>
-          <w:p>
-            <w:pPr>
-              <w:pStyle w:val="Normal"/>
-              <w:jc w:val="center"/>
-              <w:pBdr>
-                <w:bottom w:val="none" w:sz="0" w:space="0" w:color="000000"/>
-                <w:top w:val="none" w:sz="0" w:space="0" w:color="000000"/>
-                <w:left w:val="none" w:sz="0" w:space="0" w:color="000000"/>
-                <w:right w:val="none" w:sz="0" w:space="0" w:color="000000"/>
-              </w:pBdr>
-              <w:spacing w:after="60" w:before="60" w:line="240"/>
-              <w:ind w:left="100" w:right="100" w:firstLine="0" w:firstLineChars="0"/>
-              <w:rPr>
-                <w:rFonts w:ascii="Aptos" w:hAnsi="Aptos" w:eastAsia="Aptos" w:cs="Aptos"/>
-                <w:i w:val="false"/>
-                <w:b w:val="false"/>
-                <w:u w:val="none"/>
-                <w:strike w:val="false"/>
-                <w:sz w:val="16"/>
-                <w:szCs w:val="16"/>
-                <w:color w:val="333333"/>
-              </w:rPr>
-            </w:pPr>
-            <w:r>
-              <w:rPr>
-                <w:rFonts w:ascii="Aptos" w:hAnsi="Aptos" w:eastAsia="Aptos" w:cs="Aptos"/>
-                <w:i w:val="false"/>
-                <w:b w:val="false"/>
-                <w:u w:val="none"/>
-                <w:strike w:val="false"/>
-                <w:sz w:val="16"/>
-                <w:szCs w:val="16"/>
-                <w:color w:val="333333"/>
-              </w:rPr>
-              <w:t xml:space="preserve">2 (50,0)</w:t>
-            </w:r>
-          </w:p>
-        </w:tc>
-        <w:tc>
-          <w:tcPr>
-            <w:tcBorders>
-              <w:bottom w:val="none" w:sz="0" w:space="0" w:color="000000"/>
-              <w:top w:val="none" w:sz="0" w:space="0" w:color="000000"/>
-              <w:left w:val="none" w:sz="0" w:space="0" w:color="000000"/>
-              <w:right w:val="none" w:sz="0" w:space="0" w:color="000000"/>
-            </w:tcBorders>
-            <w:shd w:val="clear" w:color="auto" w:fill="FFFFFF"/>
-            <w:tcMar>
-              <w:top w:w="0" w:type="dxa"/>
-              <w:bottom w:w="0" w:type="dxa"/>
-              <w:left w:w="0" w:type="dxa"/>
-              <w:right w:w="0" w:type="dxa"/>
-            </w:tcMar>
-            <w:vAlign w:val="top"/>
-          </w:tcPr>
-          <w:p>
-            <w:pPr>
-              <w:pStyle w:val="Normal"/>
-              <w:jc w:val="center"/>
-              <w:pBdr>
-                <w:bottom w:val="none" w:sz="0" w:space="0" w:color="000000"/>
-                <w:top w:val="none" w:sz="0" w:space="0" w:color="000000"/>
-                <w:left w:val="none" w:sz="0" w:space="0" w:color="000000"/>
-                <w:right w:val="none" w:sz="0" w:space="0" w:color="000000"/>
-              </w:pBdr>
-              <w:spacing w:after="60" w:before="60" w:line="240"/>
-              <w:ind w:left="100" w:right="100" w:firstLine="0" w:firstLineChars="0"/>
-              <w:rPr>
-                <w:rFonts w:ascii="Aptos" w:hAnsi="Aptos" w:eastAsia="Aptos" w:cs="Aptos"/>
-                <w:i w:val="false"/>
-                <w:b w:val="false"/>
-                <w:u w:val="none"/>
-                <w:strike w:val="false"/>
-                <w:sz w:val="14"/>
-                <w:szCs w:val="14"/>
-                <w:color w:val="333333"/>
-              </w:rPr>
-            </w:pPr>
-            <w:r>
-              <w:rPr>
-                <w:rFonts w:ascii="Aptos" w:hAnsi="Aptos" w:eastAsia="Aptos" w:cs="Aptos"/>
-                <w:i w:val="false"/>
-                <w:b w:val="false"/>
-                <w:u w:val="none"/>
-                <w:strike w:val="false"/>
-                <w:sz w:val="14"/>
-                <w:szCs w:val="14"/>
-                <w:color w:val="333333"/>
-              </w:rPr>
-              <w:t xml:space="preserve"/>
-            </w:r>
-          </w:p>
-        </w:tc>
-      </w:tr>
-      <w:tr>
-        <w:trPr>
-          <w:trHeight w:val="623" w:hRule="auto"/>
-        </w:trPr>
-        <w:tc>
-          <w:tcPr>
-            <w:tcBorders>
-              <w:bottom w:val="single" w:sz="8" w:space="0" w:color="333333"/>
-              <w:top w:val="none" w:sz="0" w:space="0" w:color="000000"/>
-              <w:left w:val="none" w:sz="0" w:space="0" w:color="000000"/>
-              <w:right w:val="none" w:sz="0" w:space="0" w:color="000000"/>
-            </w:tcBorders>
-            <w:shd w:val="clear" w:color="auto" w:fill="F0FAFF"/>
-            <w:tcMar>
-              <w:top w:w="0" w:type="dxa"/>
-              <w:bottom w:w="0" w:type="dxa"/>
-              <w:left w:w="0" w:type="dxa"/>
-              <w:right w:w="0" w:type="dxa"/>
-            </w:tcMar>
-            <w:vAlign w:val="top"/>
-          </w:tcPr>
-          <w:p>
-            <w:pPr>
-              <w:pStyle w:val="Normal"/>
-              <w:jc w:val="left"/>
-              <w:pBdr>
-                <w:bottom w:val="none" w:sz="0" w:space="0" w:color="000000"/>
-                <w:top w:val="none" w:sz="0" w:space="0" w:color="000000"/>
-                <w:left w:val="none" w:sz="0" w:space="0" w:color="000000"/>
-                <w:right w:val="none" w:sz="0" w:space="0" w:color="000000"/>
-              </w:pBdr>
-              <w:spacing w:after="60" w:before="60" w:line="240"/>
-              <w:ind w:left="300" w:right="100" w:firstLine="0" w:firstLineChars="0"/>
-              <w:rPr>
-                <w:rFonts w:ascii="Aptos" w:hAnsi="Aptos" w:eastAsia="Aptos" w:cs="Aptos"/>
-                <w:i w:val="false"/>
-                <w:b w:val="false"/>
-                <w:u w:val="none"/>
-                <w:strike w:val="false"/>
-                <w:sz w:val="18"/>
-                <w:szCs w:val="18"/>
-                <w:color w:val="333333"/>
-              </w:rPr>
-            </w:pPr>
-            <w:r>
-              <w:rPr>
-                <w:rFonts w:ascii="Aptos" w:hAnsi="Aptos" w:eastAsia="Aptos" w:cs="Aptos"/>
-                <w:i w:val="false"/>
-                <w:b w:val="false"/>
-                <w:u w:val="none"/>
-                <w:strike w:val="false"/>
-                <w:sz w:val="18"/>
-                <w:szCs w:val="18"/>
-                <w:color w:val="333333"/>
-              </w:rPr>
-              <w:t xml:space="preserve">&gt;20%</w:t>
-            </w:r>
-          </w:p>
-        </w:tc>
-        <w:tc>
-          <w:tcPr>
-            <w:tcBorders>
-              <w:bottom w:val="single" w:sz="8" w:space="0" w:color="333333"/>
-              <w:top w:val="none" w:sz="0" w:space="0" w:color="000000"/>
-              <w:left w:val="none" w:sz="0" w:space="0" w:color="000000"/>
-              <w:right w:val="none" w:sz="0" w:space="0" w:color="000000"/>
-            </w:tcBorders>
-            <w:shd w:val="clear" w:color="auto" w:fill="F0FAFF"/>
-            <w:tcMar>
-              <w:top w:w="0" w:type="dxa"/>
-              <w:bottom w:w="0" w:type="dxa"/>
-              <w:left w:w="0" w:type="dxa"/>
-              <w:right w:w="0" w:type="dxa"/>
-            </w:tcMar>
-            <w:vAlign w:val="top"/>
-          </w:tcPr>
-          <w:p>
-            <w:pPr>
-              <w:pStyle w:val="Normal"/>
-              <w:jc w:val="center"/>
-              <w:pBdr>
-                <w:bottom w:val="none" w:sz="0" w:space="0" w:color="000000"/>
-                <w:top w:val="none" w:sz="0" w:space="0" w:color="000000"/>
-                <w:left w:val="none" w:sz="0" w:space="0" w:color="000000"/>
-                <w:right w:val="none" w:sz="0" w:space="0" w:color="000000"/>
-              </w:pBdr>
-              <w:spacing w:after="60" w:before="60" w:line="240"/>
-              <w:ind w:left="100" w:right="100" w:firstLine="0" w:firstLineChars="0"/>
-              <w:rPr>
-                <w:rFonts w:ascii="Aptos" w:hAnsi="Aptos" w:eastAsia="Aptos" w:cs="Aptos"/>
-                <w:i w:val="false"/>
-                <w:b w:val="false"/>
-                <w:u w:val="none"/>
-                <w:strike w:val="false"/>
-                <w:sz w:val="14"/>
-                <w:szCs w:val="14"/>
-                <w:color w:val="333333"/>
-              </w:rPr>
-            </w:pPr>
-            <w:r>
-              <w:rPr>
-                <w:rFonts w:ascii="Aptos" w:hAnsi="Aptos" w:eastAsia="Aptos" w:cs="Aptos"/>
-                <w:i w:val="false"/>
-                <w:b w:val="false"/>
-                <w:u w:val="none"/>
-                <w:strike w:val="false"/>
-                <w:sz w:val="14"/>
-                <w:szCs w:val="14"/>
-                <w:color w:val="333333"/>
-              </w:rPr>
-              <w:t xml:space="preserve"/>
-            </w:r>
-          </w:p>
-        </w:tc>
-        <w:tc>
-          <w:tcPr>
-            <w:tcBorders>
-              <w:bottom w:val="single" w:sz="8" w:space="0" w:color="333333"/>
-              <w:top w:val="none" w:sz="0" w:space="0" w:color="000000"/>
-              <w:left w:val="none" w:sz="0" w:space="0" w:color="000000"/>
-              <w:right w:val="none" w:sz="0" w:space="0" w:color="000000"/>
-            </w:tcBorders>
-            <w:shd w:val="clear" w:color="auto" w:fill="F0FAFF"/>
-            <w:tcMar>
-              <w:top w:w="0" w:type="dxa"/>
-              <w:bottom w:w="0" w:type="dxa"/>
-              <w:left w:w="0" w:type="dxa"/>
-              <w:right w:w="0" w:type="dxa"/>
-            </w:tcMar>
-            <w:vAlign w:val="top"/>
-          </w:tcPr>
-          <w:p>
-            <w:pPr>
-              <w:pStyle w:val="Normal"/>
-              <w:jc w:val="center"/>
-              <w:pBdr>
-                <w:bottom w:val="none" w:sz="0" w:space="0" w:color="000000"/>
-                <w:top w:val="none" w:sz="0" w:space="0" w:color="000000"/>
-                <w:left w:val="none" w:sz="0" w:space="0" w:color="000000"/>
-                <w:right w:val="none" w:sz="0" w:space="0" w:color="000000"/>
-              </w:pBdr>
-              <w:spacing w:after="60" w:before="60" w:line="240"/>
-              <w:ind w:left="100" w:right="100" w:firstLine="0" w:firstLineChars="0"/>
-              <w:rPr>
-                <w:rFonts w:ascii="Aptos" w:hAnsi="Aptos" w:eastAsia="Aptos" w:cs="Aptos"/>
-                <w:i w:val="false"/>
-                <w:b w:val="false"/>
-                <w:u w:val="none"/>
-                <w:strike w:val="false"/>
-                <w:sz w:val="16"/>
-                <w:szCs w:val="16"/>
-                <w:color w:val="333333"/>
-              </w:rPr>
-            </w:pPr>
-            <w:r>
-              <w:rPr>
-                <w:rFonts w:ascii="Aptos" w:hAnsi="Aptos" w:eastAsia="Aptos" w:cs="Aptos"/>
-                <w:i w:val="false"/>
-                <w:b w:val="false"/>
-                <w:u w:val="none"/>
-                <w:strike w:val="false"/>
-                <w:sz w:val="16"/>
-                <w:szCs w:val="16"/>
-                <w:color w:val="333333"/>
-              </w:rPr>
-              <w:t xml:space="preserve">26 (74,3)</w:t>
-            </w:r>
-          </w:p>
-        </w:tc>
-        <w:tc>
-          <w:tcPr>
-            <w:tcBorders>
-              <w:bottom w:val="single" w:sz="8" w:space="0" w:color="333333"/>
-              <w:top w:val="none" w:sz="0" w:space="0" w:color="000000"/>
-              <w:left w:val="none" w:sz="0" w:space="0" w:color="000000"/>
-              <w:right w:val="none" w:sz="0" w:space="0" w:color="000000"/>
-            </w:tcBorders>
-            <w:shd w:val="clear" w:color="auto" w:fill="F0FAFF"/>
-            <w:tcMar>
-              <w:top w:w="0" w:type="dxa"/>
-              <w:bottom w:w="0" w:type="dxa"/>
-              <w:left w:w="0" w:type="dxa"/>
-              <w:right w:w="0" w:type="dxa"/>
-            </w:tcMar>
-            <w:vAlign w:val="top"/>
-          </w:tcPr>
-          <w:p>
-            <w:pPr>
-              <w:pStyle w:val="Normal"/>
-              <w:jc w:val="center"/>
-              <w:pBdr>
-                <w:bottom w:val="none" w:sz="0" w:space="0" w:color="000000"/>
-                <w:top w:val="none" w:sz="0" w:space="0" w:color="000000"/>
-                <w:left w:val="none" w:sz="0" w:space="0" w:color="000000"/>
-                <w:right w:val="none" w:sz="0" w:space="0" w:color="000000"/>
-              </w:pBdr>
-              <w:spacing w:after="60" w:before="60" w:line="240"/>
-              <w:ind w:left="100" w:right="100" w:firstLine="0" w:firstLineChars="0"/>
-              <w:rPr>
-                <w:rFonts w:ascii="Aptos" w:hAnsi="Aptos" w:eastAsia="Aptos" w:cs="Aptos"/>
-                <w:i w:val="false"/>
-                <w:b w:val="false"/>
-                <w:u w:val="none"/>
-                <w:strike w:val="false"/>
-                <w:sz w:val="16"/>
-                <w:szCs w:val="16"/>
-                <w:color w:val="333333"/>
-              </w:rPr>
-            </w:pPr>
-            <w:r>
-              <w:rPr>
-                <w:rFonts w:ascii="Aptos" w:hAnsi="Aptos" w:eastAsia="Aptos" w:cs="Aptos"/>
-                <w:i w:val="false"/>
-                <w:b w:val="false"/>
-                <w:u w:val="none"/>
-                <w:strike w:val="false"/>
-                <w:sz w:val="16"/>
-                <w:szCs w:val="16"/>
-                <w:color w:val="333333"/>
-              </w:rPr>
-              <w:t xml:space="preserve">24 (77,4)</w:t>
-            </w:r>
-          </w:p>
-        </w:tc>
-        <w:tc>
-          <w:tcPr>
-            <w:tcBorders>
-              <w:bottom w:val="single" w:sz="8" w:space="0" w:color="333333"/>
-              <w:top w:val="none" w:sz="0" w:space="0" w:color="000000"/>
-              <w:left w:val="none" w:sz="0" w:space="0" w:color="000000"/>
-              <w:right w:val="none" w:sz="0" w:space="0" w:color="000000"/>
-            </w:tcBorders>
-            <w:shd w:val="clear" w:color="auto" w:fill="F0FAFF"/>
-            <w:tcMar>
-              <w:top w:w="0" w:type="dxa"/>
-              <w:bottom w:w="0" w:type="dxa"/>
-              <w:left w:w="0" w:type="dxa"/>
-              <w:right w:w="0" w:type="dxa"/>
-            </w:tcMar>
-            <w:vAlign w:val="top"/>
-          </w:tcPr>
-          <w:p>
-            <w:pPr>
-              <w:pStyle w:val="Normal"/>
-              <w:jc w:val="center"/>
-              <w:pBdr>
-                <w:bottom w:val="none" w:sz="0" w:space="0" w:color="000000"/>
-                <w:top w:val="none" w:sz="0" w:space="0" w:color="000000"/>
-                <w:left w:val="none" w:sz="0" w:space="0" w:color="000000"/>
-                <w:right w:val="none" w:sz="0" w:space="0" w:color="000000"/>
-              </w:pBdr>
-              <w:spacing w:after="60" w:before="60" w:line="240"/>
-              <w:ind w:left="100" w:right="100" w:firstLine="0" w:firstLineChars="0"/>
-              <w:rPr>
-                <w:rFonts w:ascii="Aptos" w:hAnsi="Aptos" w:eastAsia="Aptos" w:cs="Aptos"/>
-                <w:i w:val="false"/>
-                <w:b w:val="false"/>
-                <w:u w:val="none"/>
-                <w:strike w:val="false"/>
-                <w:sz w:val="16"/>
-                <w:szCs w:val="16"/>
-                <w:color w:val="333333"/>
-              </w:rPr>
-            </w:pPr>
-            <w:r>
-              <w:rPr>
-                <w:rFonts w:ascii="Aptos" w:hAnsi="Aptos" w:eastAsia="Aptos" w:cs="Aptos"/>
-                <w:i w:val="false"/>
-                <w:b w:val="false"/>
-                <w:u w:val="none"/>
-                <w:strike w:val="false"/>
-                <w:sz w:val="16"/>
-                <w:szCs w:val="16"/>
-                <w:color w:val="333333"/>
-              </w:rPr>
-              <w:t xml:space="preserve">2 (50,0)</w:t>
             </w:r>
           </w:p>
         </w:tc>
@@ -7817,231 +3755,6 @@
                 <w:color w:val="333333"/>
               </w:rPr>
               <w:t xml:space="preserve">Adaptation maximale parmi les trois molécules, à la dernière cure.</w:t>
-            </w:r>
-          </w:p>
-        </w:tc>
-      </w:tr>
-      <w:tr>
-        <w:trPr>
-          <w:trHeight w:val="360" w:hRule="auto"/>
-        </w:trPr>
-        <w:tc>
-          <w:tcPr>
-            <w:gridSpan w:val="6"/>
-            <w:tcBorders>
-              <w:bottom w:val="none" w:sz="0" w:space="0" w:color="000000"/>
-              <w:top w:val="none" w:sz="0" w:space="0" w:color="000000"/>
-              <w:left w:val="none" w:sz="0" w:space="0" w:color="000000"/>
-              <w:right w:val="none" w:sz="0" w:space="0" w:color="000000"/>
-            </w:tcBorders>
-            <w:shd w:val="clear" w:color="auto" w:fill="FFFFFF"/>
-            <w:tcMar>
-              <w:top w:w="0" w:type="dxa"/>
-              <w:bottom w:w="0" w:type="dxa"/>
-              <w:left w:w="0" w:type="dxa"/>
-              <w:right w:w="0" w:type="dxa"/>
-            </w:tcMar>
-            <w:vAlign w:val="center"/>
-          </w:tcPr>
-          <w:p>
-            <w:pPr>
-              <w:pStyle w:val="Normal"/>
-              <w:jc w:val="both"/>
-              <w:pBdr>
-                <w:bottom w:val="none" w:sz="0" w:space="0" w:color="000000"/>
-                <w:top w:val="none" w:sz="0" w:space="0" w:color="000000"/>
-                <w:left w:val="none" w:sz="0" w:space="0" w:color="000000"/>
-                <w:right w:val="none" w:sz="0" w:space="0" w:color="000000"/>
-              </w:pBdr>
-              <w:spacing w:after="60" w:before="60" w:line="240"/>
-              <w:ind w:left="100" w:right="100" w:firstLine="0" w:firstLineChars="0"/>
-              <w:rPr>
-                <w:rFonts w:ascii="Aptos" w:hAnsi="Aptos" w:eastAsia="Aptos" w:cs="Aptos"/>
-                <w:i w:val="false"/>
-                <w:b w:val="false"/>
-                <w:u w:val="none"/>
-                <w:strike w:val="false"/>
-                <w:sz w:val="14"/>
-                <w:szCs w:val="14"/>
-                <w:color w:val="333333"/>
-              </w:rPr>
-            </w:pPr>
-            <w:r>
-              <w:rPr>
-                <w:rFonts w:ascii="Aptos" w:hAnsi="Aptos" w:eastAsia="Aptos" w:cs="Aptos"/>
-                <w:i w:val="false"/>
-                <w:b w:val="false"/>
-                <w:u w:val="none"/>
-                <w:strike w:val="false"/>
-                <w:vertAlign w:val="superscript"/>
-                <w:sz w:val="14"/>
-                <w:szCs w:val="14"/>
-                <w:color w:val="333333"/>
-              </w:rPr>
-              <w:t xml:space="preserve">2</w:t>
-            </w:r>
-            <w:r>
-              <w:rPr>
-                <w:rFonts w:ascii="Aptos" w:hAnsi="Aptos" w:eastAsia="Aptos" w:cs="Aptos"/>
-                <w:i w:val="false"/>
-                <w:b w:val="false"/>
-                <w:u w:val="none"/>
-                <w:strike w:val="false"/>
-                <w:sz w:val="14"/>
-                <w:szCs w:val="14"/>
-                <w:color w:val="333333"/>
-              </w:rPr>
-              <w:t xml:space="preserve">Cure atteinte par 96 patients.</w:t>
-            </w:r>
-          </w:p>
-        </w:tc>
-      </w:tr>
-      <w:tr>
-        <w:trPr>
-          <w:trHeight w:val="360" w:hRule="auto"/>
-        </w:trPr>
-        <w:tc>
-          <w:tcPr>
-            <w:gridSpan w:val="6"/>
-            <w:tcBorders>
-              <w:bottom w:val="none" w:sz="0" w:space="0" w:color="000000"/>
-              <w:top w:val="none" w:sz="0" w:space="0" w:color="000000"/>
-              <w:left w:val="none" w:sz="0" w:space="0" w:color="000000"/>
-              <w:right w:val="none" w:sz="0" w:space="0" w:color="000000"/>
-            </w:tcBorders>
-            <w:shd w:val="clear" w:color="auto" w:fill="FFFFFF"/>
-            <w:tcMar>
-              <w:top w:w="0" w:type="dxa"/>
-              <w:bottom w:w="0" w:type="dxa"/>
-              <w:left w:w="0" w:type="dxa"/>
-              <w:right w:w="0" w:type="dxa"/>
-            </w:tcMar>
-            <w:vAlign w:val="center"/>
-          </w:tcPr>
-          <w:p>
-            <w:pPr>
-              <w:pStyle w:val="Normal"/>
-              <w:jc w:val="both"/>
-              <w:pBdr>
-                <w:bottom w:val="none" w:sz="0" w:space="0" w:color="000000"/>
-                <w:top w:val="none" w:sz="0" w:space="0" w:color="000000"/>
-                <w:left w:val="none" w:sz="0" w:space="0" w:color="000000"/>
-                <w:right w:val="none" w:sz="0" w:space="0" w:color="000000"/>
-              </w:pBdr>
-              <w:spacing w:after="60" w:before="60" w:line="240"/>
-              <w:ind w:left="100" w:right="100" w:firstLine="0" w:firstLineChars="0"/>
-              <w:rPr>
-                <w:rFonts w:ascii="Aptos" w:hAnsi="Aptos" w:eastAsia="Aptos" w:cs="Aptos"/>
-                <w:i w:val="false"/>
-                <w:b w:val="false"/>
-                <w:u w:val="none"/>
-                <w:strike w:val="false"/>
-                <w:sz w:val="14"/>
-                <w:szCs w:val="14"/>
-                <w:color w:val="333333"/>
-              </w:rPr>
-            </w:pPr>
-            <w:r>
-              <w:rPr>
-                <w:rFonts w:ascii="Aptos" w:hAnsi="Aptos" w:eastAsia="Aptos" w:cs="Aptos"/>
-                <w:i w:val="false"/>
-                <w:b w:val="false"/>
-                <w:u w:val="none"/>
-                <w:strike w:val="false"/>
-                <w:vertAlign w:val="superscript"/>
-                <w:sz w:val="14"/>
-                <w:szCs w:val="14"/>
-                <w:color w:val="333333"/>
-              </w:rPr>
-              <w:t xml:space="preserve">3</w:t>
-            </w:r>
-            <w:r>
-              <w:rPr>
-                <w:rFonts w:ascii="Aptos" w:hAnsi="Aptos" w:eastAsia="Aptos" w:cs="Aptos"/>
-                <w:i w:val="false"/>
-                <w:b w:val="false"/>
-                <w:u w:val="none"/>
-                <w:strike w:val="false"/>
-                <w:sz w:val="14"/>
-                <w:szCs w:val="14"/>
-                <w:color w:val="333333"/>
-              </w:rPr>
-              <w:t xml:space="preserve">Cure atteinte par 65 patients.</w:t>
-            </w:r>
-          </w:p>
-        </w:tc>
-      </w:tr>
-      <w:tr>
-        <w:trPr>
-          <w:trHeight w:val="360" w:hRule="auto"/>
-        </w:trPr>
-        <w:tc>
-          <w:tcPr>
-            <w:gridSpan w:val="6"/>
-            <w:tcBorders>
-              <w:bottom w:val="none" w:sz="0" w:space="0" w:color="000000"/>
-              <w:top w:val="none" w:sz="0" w:space="0" w:color="000000"/>
-              <w:left w:val="none" w:sz="0" w:space="0" w:color="000000"/>
-              <w:right w:val="none" w:sz="0" w:space="0" w:color="000000"/>
-            </w:tcBorders>
-            <w:shd w:val="clear" w:color="auto" w:fill="FFFFFF"/>
-            <w:tcMar>
-              <w:top w:w="0" w:type="dxa"/>
-              <w:bottom w:w="0" w:type="dxa"/>
-              <w:left w:w="0" w:type="dxa"/>
-              <w:right w:w="0" w:type="dxa"/>
-            </w:tcMar>
-            <w:vAlign w:val="center"/>
-          </w:tcPr>
-          <w:p>
-            <w:pPr>
-              <w:pStyle w:val="Normal"/>
-              <w:jc w:val="both"/>
-              <w:pBdr>
-                <w:bottom w:val="none" w:sz="0" w:space="0" w:color="000000"/>
-                <w:top w:val="none" w:sz="0" w:space="0" w:color="000000"/>
-                <w:left w:val="none" w:sz="0" w:space="0" w:color="000000"/>
-                <w:right w:val="none" w:sz="0" w:space="0" w:color="000000"/>
-              </w:pBdr>
-              <w:spacing w:after="60" w:before="60" w:line="240"/>
-              <w:ind w:left="100" w:right="100" w:firstLine="0" w:firstLineChars="0"/>
-              <w:rPr>
-                <w:rFonts w:ascii="Aptos" w:hAnsi="Aptos" w:eastAsia="Aptos" w:cs="Aptos"/>
-                <w:i w:val="false"/>
-                <w:b w:val="false"/>
-                <w:u w:val="none"/>
-                <w:strike w:val="false"/>
-                <w:sz w:val="14"/>
-                <w:szCs w:val="14"/>
-                <w:color w:val="333333"/>
-              </w:rPr>
-            </w:pPr>
-            <w:r>
-              <w:rPr>
-                <w:rFonts w:ascii="Aptos" w:hAnsi="Aptos" w:eastAsia="Aptos" w:cs="Aptos"/>
-                <w:i w:val="false"/>
-                <w:b w:val="false"/>
-                <w:u w:val="none"/>
-                <w:strike w:val="false"/>
-                <w:vertAlign w:val="superscript"/>
-                <w:sz w:val="14"/>
-                <w:szCs w:val="14"/>
-                <w:color w:val="333333"/>
-              </w:rPr>
-              <w:t xml:space="preserve">4</w:t>
-            </w:r>
-            <w:r>
-              <w:rPr>
-                <w:rFonts w:ascii="Aptos" w:hAnsi="Aptos" w:eastAsia="Aptos" w:cs="Aptos"/>
-                <w:i w:val="false"/>
-                <w:b w:val="false"/>
-                <w:u w:val="none"/>
-                <w:strike w:val="false"/>
-                <w:sz w:val="14"/>
-                <w:szCs w:val="14"/>
-                <w:color w:val="333333"/>
-              </w:rPr>
-              <w:t xml:space="preserve">Cure atteinte par 35 patients.</w:t>
             </w:r>
           </w:p>
         </w:tc>
